--- a/文件/競賽的相關東西/成功報名的競賽.docx
+++ b/文件/競賽的相關東西/成功報名的競賽.docx
@@ -73,11 +73,6 @@
       </w:r>
     </w:p>
     <w:p>
-      <w:pPr>
-        <w:rPr>
-          <w:rFonts w:hint="eastAsia"/>
-        </w:rPr>
-      </w:pPr>
       <w:r>
         <w:rPr>
           <w:rFonts w:hint="eastAsia"/>
@@ -127,25 +122,30 @@
           <w:rPr>
             <w:rStyle w:val="af2"/>
           </w:rPr>
-          <w:t>https://ievents.</w:t>
+          <w:t>https://ievents.iii.org.tw/EventS.aspx?t=0&amp;id=2937</w:t>
         </w:r>
+      </w:hyperlink>
+    </w:p>
+    <w:p>
+      <w:r>
+        <w:rPr>
+          <w:rFonts w:hint="eastAsia"/>
+        </w:rPr>
+        <w:t>我們的檔案：</w:t>
+      </w:r>
+      <w:hyperlink r:id="rId7" w:history="1">
         <w:r>
           <w:rPr>
             <w:rStyle w:val="af2"/>
           </w:rPr>
-          <w:t>i</w:t>
-        </w:r>
-        <w:r>
-          <w:rPr>
-            <w:rStyle w:val="af2"/>
-          </w:rPr>
-          <w:t>ii.org.tw/EventS.aspx?t=0&amp;id=2937</w:t>
+          <w:t>https://drive.google.com/drive/folders/1eFdcWarQ4E8lwIQniAxYZ5Rin2Mek0u7?usp=drive_link</w:t>
         </w:r>
       </w:hyperlink>
     </w:p>
     <w:p>
       <w:r>
         <w:rPr>
+          <w:noProof/>
           <w:color w:val="007BB8"/>
           <w:sz w:val="28"/>
           <w:szCs w:val="28"/>
@@ -166,7 +166,7 @@
                     <pic:cNvPicPr/>
                   </pic:nvPicPr>
                   <pic:blipFill>
-                    <a:blip r:embed="rId7"/>
+                    <a:blip r:embed="rId8"/>
                     <a:stretch>
                       <a:fillRect/>
                     </a:stretch>

--- a/文件/競賽的相關東西/成功報名的競賽.docx
+++ b/文件/競賽的相關東西/成功報名的競賽.docx
@@ -117,7 +117,7 @@
       </w:r>
     </w:p>
     <w:p>
-      <w:hyperlink r:id="rId6" w:history="1">
+      <w:hyperlink r:id="rId7" w:history="1">
         <w:r>
           <w:rPr>
             <w:rStyle w:val="af2"/>
@@ -133,7 +133,7 @@
         </w:rPr>
         <w:t>我們的檔案：</w:t>
       </w:r>
-      <w:hyperlink r:id="rId7" w:history="1">
+      <w:hyperlink r:id="rId8" w:history="1">
         <w:r>
           <w:rPr>
             <w:rStyle w:val="af2"/>
@@ -166,7 +166,7 @@
                     <pic:cNvPicPr/>
                   </pic:nvPicPr>
                   <pic:blipFill>
-                    <a:blip r:embed="rId8"/>
+                    <a:blip r:embed="rId9"/>
                     <a:stretch>
                       <a:fillRect/>
                     </a:stretch>
@@ -187,7 +187,470 @@
         </w:drawing>
       </w:r>
     </w:p>
-    <w:p/>
+    <w:p>
+      <w:pPr>
+        <w:widowControl/>
+      </w:pPr>
+      <w:r>
+        <w:br w:type="page"/>
+      </w:r>
+    </w:p>
+    <w:p>
+      <w:r>
+        <w:rPr>
+          <w:rFonts w:hint="eastAsia"/>
+        </w:rPr>
+        <w:lastRenderedPageBreak/>
+        <w:t>總統盃黑客松</w:t>
+      </w:r>
+    </w:p>
+    <w:p>
+      <w:r>
+        <w:rPr>
+          <w:rFonts w:hint="eastAsia"/>
+        </w:rPr>
+        <w:t>(</w:t>
+      </w:r>
+      <w:r>
+        <w:rPr>
+          <w:rFonts w:hint="eastAsia"/>
+        </w:rPr>
+        <w:t>聯絡人是填陳雨琦</w:t>
+      </w:r>
+      <w:r>
+        <w:rPr>
+          <w:rFonts w:hint="eastAsia"/>
+        </w:rPr>
+        <w:t>)</w:t>
+      </w:r>
+    </w:p>
+    <w:p>
+      <w:r>
+        <w:rPr>
+          <w:b/>
+          <w:bCs/>
+        </w:rPr>
+        <w:t>【競賽時程】</w:t>
+      </w:r>
+      <w:r>
+        <w:rPr>
+          <w:b/>
+          <w:bCs/>
+        </w:rPr>
+        <w:t>(</w:t>
+      </w:r>
+      <w:r>
+        <w:rPr>
+          <w:b/>
+          <w:bCs/>
+        </w:rPr>
+        <w:t>時程皆為暫定，請以</w:t>
+      </w:r>
+      <w:hyperlink r:id="rId10" w:tgtFrame="_blank" w:history="1">
+        <w:r>
+          <w:rPr>
+            <w:rStyle w:val="af2"/>
+          </w:rPr>
+          <w:t>【總統盃黑客松】</w:t>
+        </w:r>
+      </w:hyperlink>
+      <w:r>
+        <w:rPr>
+          <w:b/>
+          <w:bCs/>
+        </w:rPr>
+        <w:t>競賽官網公告為主</w:t>
+      </w:r>
+      <w:r>
+        <w:rPr>
+          <w:b/>
+          <w:bCs/>
+        </w:rPr>
+        <w:t>)</w:t>
+      </w:r>
+    </w:p>
+    <w:p>
+      <w:pPr>
+        <w:numPr>
+          <w:ilvl w:val="0"/>
+          <w:numId w:val="1"/>
+        </w:numPr>
+      </w:pPr>
+      <w:r>
+        <w:t>提案徵件時間：</w:t>
+      </w:r>
+      <w:r>
+        <w:t>114</w:t>
+      </w:r>
+      <w:r>
+        <w:t>年</w:t>
+      </w:r>
+      <w:r>
+        <w:t>8</w:t>
+      </w:r>
+      <w:r>
+        <w:t>月</w:t>
+      </w:r>
+      <w:r>
+        <w:t>1</w:t>
+      </w:r>
+      <w:r>
+        <w:t>日</w:t>
+      </w:r>
+      <w:r>
+        <w:t>~114</w:t>
+      </w:r>
+      <w:r>
+        <w:t>年</w:t>
+      </w:r>
+      <w:r>
+        <w:t>9</w:t>
+      </w:r>
+      <w:r>
+        <w:t>月</w:t>
+      </w:r>
+      <w:r>
+        <w:t>1</w:t>
+      </w:r>
+      <w:r>
+        <w:t>日</w:t>
+      </w:r>
+    </w:p>
+    <w:p>
+      <w:pPr>
+        <w:numPr>
+          <w:ilvl w:val="0"/>
+          <w:numId w:val="1"/>
+        </w:numPr>
+      </w:pPr>
+      <w:r>
+        <w:t>宣傳徵件及應用講座說明會實體：</w:t>
+      </w:r>
+      <w:r>
+        <w:t>7/21(</w:t>
+      </w:r>
+      <w:r>
+        <w:t>一</w:t>
+      </w:r>
+      <w:r>
+        <w:t>)</w:t>
+      </w:r>
+      <w:r>
+        <w:t>、</w:t>
+      </w:r>
+      <w:r>
+        <w:t>8/11(</w:t>
+      </w:r>
+      <w:r>
+        <w:t>一</w:t>
+      </w:r>
+      <w:r>
+        <w:t>)</w:t>
+      </w:r>
+      <w:r>
+        <w:t>、</w:t>
+      </w:r>
+      <w:r>
+        <w:t>8/12(</w:t>
+      </w:r>
+      <w:r>
+        <w:t>二</w:t>
+      </w:r>
+      <w:r>
+        <w:t>)</w:t>
+      </w:r>
+      <w:r>
+        <w:t>、</w:t>
+      </w:r>
+      <w:r>
+        <w:t>8/14(</w:t>
+      </w:r>
+      <w:r>
+        <w:t>四</w:t>
+      </w:r>
+      <w:r>
+        <w:t>)</w:t>
+      </w:r>
+    </w:p>
+    <w:p>
+      <w:pPr>
+        <w:numPr>
+          <w:ilvl w:val="0"/>
+          <w:numId w:val="1"/>
+        </w:numPr>
+      </w:pPr>
+      <w:r>
+        <w:t>線上提案民眾票選</w:t>
+      </w:r>
+      <w:r>
+        <w:t>(</w:t>
+      </w:r>
+      <w:r>
+        <w:t>任何人皆可參與</w:t>
+      </w:r>
+      <w:r>
+        <w:t>)</w:t>
+      </w:r>
+      <w:r>
+        <w:t>：</w:t>
+      </w:r>
+      <w:r>
+        <w:t>9/2(</w:t>
+      </w:r>
+      <w:r>
+        <w:t>二</w:t>
+      </w:r>
+      <w:r>
+        <w:t>)~ 9/11(</w:t>
+      </w:r>
+      <w:r>
+        <w:t>四</w:t>
+      </w:r>
+      <w:r>
+        <w:t xml:space="preserve">); </w:t>
+      </w:r>
+      <w:r>
+        <w:t>為期</w:t>
+      </w:r>
+      <w:r>
+        <w:t>10</w:t>
+      </w:r>
+      <w:r>
+        <w:t>天</w:t>
+      </w:r>
+    </w:p>
+    <w:p>
+      <w:pPr>
+        <w:numPr>
+          <w:ilvl w:val="0"/>
+          <w:numId w:val="1"/>
+        </w:numPr>
+      </w:pPr>
+      <w:r>
+        <w:t>9/24</w:t>
+      </w:r>
+      <w:r>
+        <w:t>初審會議結束後，將公布入選</w:t>
+      </w:r>
+      <w:r>
+        <w:t>20</w:t>
+      </w:r>
+      <w:r>
+        <w:t>組團隊</w:t>
+      </w:r>
+    </w:p>
+    <w:p>
+      <w:r>
+        <w:rPr>
+          <w:b/>
+          <w:bCs/>
+        </w:rPr>
+        <w:t>【競賽入選</w:t>
+      </w:r>
+      <w:r>
+        <w:rPr>
+          <w:b/>
+          <w:bCs/>
+        </w:rPr>
+        <w:t>20</w:t>
+      </w:r>
+      <w:r>
+        <w:rPr>
+          <w:b/>
+          <w:bCs/>
+        </w:rPr>
+        <w:t>組團隊需配合參與活動】</w:t>
+      </w:r>
+    </w:p>
+    <w:p>
+      <w:pPr>
+        <w:numPr>
+          <w:ilvl w:val="0"/>
+          <w:numId w:val="2"/>
+        </w:numPr>
+      </w:pPr>
+      <w:r>
+        <w:t> 9/29(</w:t>
+      </w:r>
+      <w:r>
+        <w:t>一</w:t>
+      </w:r>
+      <w:r>
+        <w:t>)~ 10/28(</w:t>
+      </w:r>
+      <w:r>
+        <w:t>二</w:t>
+      </w:r>
+      <w:r>
+        <w:t xml:space="preserve">); </w:t>
+      </w:r>
+      <w:r>
+        <w:t>為期</w:t>
+      </w:r>
+      <w:r>
+        <w:t>30</w:t>
+      </w:r>
+      <w:r>
+        <w:t>天－</w:t>
+      </w:r>
+      <w:r>
+        <w:t xml:space="preserve"> </w:t>
+      </w:r>
+      <w:r>
+        <w:t>公民許願池</w:t>
+      </w:r>
+    </w:p>
+    <w:p>
+      <w:pPr>
+        <w:numPr>
+          <w:ilvl w:val="0"/>
+          <w:numId w:val="2"/>
+        </w:numPr>
+      </w:pPr>
+      <w:r>
+        <w:t>10/29(</w:t>
+      </w:r>
+      <w:r>
+        <w:t>三</w:t>
+      </w:r>
+      <w:r>
+        <w:t>)</w:t>
+      </w:r>
+      <w:r>
+        <w:t>－</w:t>
+      </w:r>
+      <w:r>
+        <w:t xml:space="preserve"> </w:t>
+      </w:r>
+      <w:r>
+        <w:t>團隊工作坊</w:t>
+      </w:r>
+      <w:r>
+        <w:t> </w:t>
+      </w:r>
+    </w:p>
+    <w:p>
+      <w:pPr>
+        <w:numPr>
+          <w:ilvl w:val="0"/>
+          <w:numId w:val="2"/>
+        </w:numPr>
+      </w:pPr>
+      <w:r>
+        <w:t>11/19(</w:t>
+      </w:r>
+      <w:r>
+        <w:t>三</w:t>
+      </w:r>
+      <w:r>
+        <w:t>)</w:t>
+      </w:r>
+      <w:r>
+        <w:t>－</w:t>
+      </w:r>
+      <w:r>
+        <w:t xml:space="preserve"> </w:t>
+      </w:r>
+      <w:r>
+        <w:t>決審會議</w:t>
+      </w:r>
+      <w:r>
+        <w:t>/</w:t>
+      </w:r>
+      <w:r>
+        <w:t>實體</w:t>
+      </w:r>
+      <w:r>
+        <w:t>(</w:t>
+      </w:r>
+      <w:r>
+        <w:t>選出並公布</w:t>
+      </w:r>
+      <w:r>
+        <w:t>5</w:t>
+      </w:r>
+      <w:r>
+        <w:t>組卓越團隊及大會特別獎</w:t>
+      </w:r>
+      <w:r>
+        <w:t>)</w:t>
+      </w:r>
+    </w:p>
+    <w:p>
+      <w:pPr>
+        <w:numPr>
+          <w:ilvl w:val="0"/>
+          <w:numId w:val="2"/>
+        </w:numPr>
+      </w:pPr>
+      <w:r>
+        <w:t>12/14(</w:t>
+      </w:r>
+      <w:r>
+        <w:t>日</w:t>
+      </w:r>
+      <w:r>
+        <w:t>)</w:t>
+      </w:r>
+      <w:r>
+        <w:t>－</w:t>
+      </w:r>
+      <w:r>
+        <w:t xml:space="preserve"> 5</w:t>
+      </w:r>
+      <w:r>
+        <w:t>組卓越團隊前進總統府接受頒獎</w:t>
+      </w:r>
+    </w:p>
+    <w:p>
+      <w:pPr>
+        <w:rPr>
+          <w:rFonts w:hint="eastAsia"/>
+        </w:rPr>
+      </w:pPr>
+    </w:p>
+    <w:p>
+      <w:r>
+        <w:rPr>
+          <w:noProof/>
+        </w:rPr>
+        <w:drawing>
+          <wp:inline distT="0" distB="0" distL="0" distR="0" wp14:anchorId="1A3EDEE7" wp14:editId="7F7FE897">
+            <wp:extent cx="5274310" cy="2966720"/>
+            <wp:effectExtent l="0" t="0" r="2540" b="5080"/>
+            <wp:docPr id="2053336153" name="圖片 1" descr="一張含有 文字, 螢幕擷取畫面, 軟體, 電腦圖示 的圖片&#10;&#10;AI 產生的內容可能不正確。"/>
+            <wp:cNvGraphicFramePr>
+              <a:graphicFrameLocks xmlns:a="http://schemas.openxmlformats.org/drawingml/2006/main" noChangeAspect="1"/>
+            </wp:cNvGraphicFramePr>
+            <a:graphic xmlns:a="http://schemas.openxmlformats.org/drawingml/2006/main">
+              <a:graphicData uri="http://schemas.openxmlformats.org/drawingml/2006/picture">
+                <pic:pic xmlns:pic="http://schemas.openxmlformats.org/drawingml/2006/picture">
+                  <pic:nvPicPr>
+                    <pic:cNvPr id="2053336153" name="圖片 1" descr="一張含有 文字, 螢幕擷取畫面, 軟體, 電腦圖示 的圖片&#10;&#10;AI 產生的內容可能不正確。"/>
+                    <pic:cNvPicPr/>
+                  </pic:nvPicPr>
+                  <pic:blipFill>
+                    <a:blip r:embed="rId11"/>
+                    <a:stretch>
+                      <a:fillRect/>
+                    </a:stretch>
+                  </pic:blipFill>
+                  <pic:spPr>
+                    <a:xfrm>
+                      <a:off x="0" y="0"/>
+                      <a:ext cx="5274310" cy="2966720"/>
+                    </a:xfrm>
+                    <a:prstGeom prst="rect">
+                      <a:avLst/>
+                    </a:prstGeom>
+                  </pic:spPr>
+                </pic:pic>
+              </a:graphicData>
+            </a:graphic>
+          </wp:inline>
+        </w:drawing>
+      </w:r>
+    </w:p>
     <w:sectPr>
       <w:pgSz w:w="11906" w:h="16838"/>
       <w:pgMar w:top="1440" w:right="1800" w:bottom="1440" w:left="1800" w:header="851" w:footer="992" w:gutter="0"/>
@@ -246,6 +709,315 @@
     </w:p>
   </w:footnote>
 </w:footnotes>
+</file>
+
+<file path=word/numbering.xml><?xml version="1.0" encoding="utf-8"?>
+<w:numbering xmlns:wpc="http://schemas.microsoft.com/office/word/2010/wordprocessingCanvas" xmlns:cx="http://schemas.microsoft.com/office/drawing/2014/chartex" xmlns:cx1="http://schemas.microsoft.com/office/drawing/2015/9/8/chartex" xmlns:cx2="http://schemas.microsoft.com/office/drawing/2015/10/21/chartex" xmlns:cx3="http://schemas.microsoft.com/office/drawing/2016/5/9/chartex" xmlns:cx4="http://schemas.microsoft.com/office/drawing/2016/5/10/chartex" xmlns:cx5="http://schemas.microsoft.com/office/drawing/2016/5/11/chartex" xmlns:cx6="http://schemas.microsoft.com/office/drawing/2016/5/12/chartex" xmlns:cx7="http://schemas.microsoft.com/office/drawing/2016/5/13/chartex" xmlns:cx8="http://schemas.microsoft.com/office/drawing/2016/5/14/chartex" xmlns:mc="http://schemas.openxmlformats.org/markup-compatibility/2006" xmlns:aink="http://schemas.microsoft.com/office/drawing/2016/ink" xmlns:am3d="http://schemas.microsoft.com/office/drawing/2017/model3d" xmlns:o="urn:schemas-microsoft-com:office:office" xmlns:oel="http://schemas.microsoft.com/office/2019/extlst" xmlns:r="http://schemas.openxmlformats.org/officeDocument/2006/relationships" xmlns:m="http://schemas.openxmlformats.org/officeDocument/2006/math" xmlns:v="urn:schemas-microsoft-com:vml" xmlns:wp14="http://schemas.microsoft.com/office/word/2010/wordprocessingDrawing" xmlns:wp="http://schemas.openxmlformats.org/drawingml/2006/wordprocessingDrawing" xmlns:w10="urn:schemas-microsoft-com:office:word" xmlns:w="http://schemas.openxmlformats.org/wordprocessingml/2006/main" xmlns:w14="http://schemas.microsoft.com/office/word/2010/wordml" xmlns:w15="http://schemas.microsoft.com/office/word/2012/wordml" xmlns:w16cex="http://schemas.microsoft.com/office/word/2018/wordml/cex" xmlns:w16cid="http://schemas.microsoft.com/office/word/2016/wordml/cid" xmlns:w16="http://schemas.microsoft.com/office/word/2018/wordml" xmlns:w16du="http://schemas.microsoft.com/office/word/2023/wordml/word16du" xmlns:w16sdtdh="http://schemas.microsoft.com/office/word/2020/wordml/sdtdatahash" xmlns:w16sdtfl="http://schemas.microsoft.com/office/word/2024/wordml/sdtformatlock" xmlns:w16se="http://schemas.microsoft.com/office/word/2015/wordml/symex" xmlns:wpg="http://schemas.microsoft.com/office/word/2010/wordprocessingGroup" xmlns:wpi="http://schemas.microsoft.com/office/word/2010/wordprocessingInk" xmlns:wne="http://schemas.microsoft.com/office/word/2006/wordml" xmlns:wps="http://schemas.microsoft.com/office/word/2010/wordprocessingShape" mc:Ignorable="w14 w15 w16se w16cid w16 w16cex w16sdtdh w16sdtfl w16du wp14">
+  <w:abstractNum w:abstractNumId="0" w15:restartNumberingAfterBreak="0">
+    <w:nsid w:val="0ACB2FD3"/>
+    <w:multiLevelType w:val="multilevel"/>
+    <w:tmpl w:val="C226B8A4"/>
+    <w:lvl w:ilvl="0">
+      <w:start w:val="1"/>
+      <w:numFmt w:val="bullet"/>
+      <w:lvlText w:val=""/>
+      <w:lvlJc w:val="left"/>
+      <w:pPr>
+        <w:tabs>
+          <w:tab w:val="num" w:pos="720"/>
+        </w:tabs>
+        <w:ind w:left="720" w:hanging="360"/>
+      </w:pPr>
+      <w:rPr>
+        <w:rFonts w:ascii="Symbol" w:hAnsi="Symbol" w:hint="default"/>
+        <w:sz w:val="20"/>
+      </w:rPr>
+    </w:lvl>
+    <w:lvl w:ilvl="1" w:tentative="1">
+      <w:start w:val="1"/>
+      <w:numFmt w:val="bullet"/>
+      <w:lvlText w:val=""/>
+      <w:lvlJc w:val="left"/>
+      <w:pPr>
+        <w:tabs>
+          <w:tab w:val="num" w:pos="1440"/>
+        </w:tabs>
+        <w:ind w:left="1440" w:hanging="360"/>
+      </w:pPr>
+      <w:rPr>
+        <w:rFonts w:ascii="Symbol" w:hAnsi="Symbol" w:hint="default"/>
+        <w:sz w:val="20"/>
+      </w:rPr>
+    </w:lvl>
+    <w:lvl w:ilvl="2" w:tentative="1">
+      <w:start w:val="1"/>
+      <w:numFmt w:val="bullet"/>
+      <w:lvlText w:val=""/>
+      <w:lvlJc w:val="left"/>
+      <w:pPr>
+        <w:tabs>
+          <w:tab w:val="num" w:pos="2160"/>
+        </w:tabs>
+        <w:ind w:left="2160" w:hanging="360"/>
+      </w:pPr>
+      <w:rPr>
+        <w:rFonts w:ascii="Symbol" w:hAnsi="Symbol" w:hint="default"/>
+        <w:sz w:val="20"/>
+      </w:rPr>
+    </w:lvl>
+    <w:lvl w:ilvl="3" w:tentative="1">
+      <w:start w:val="1"/>
+      <w:numFmt w:val="bullet"/>
+      <w:lvlText w:val=""/>
+      <w:lvlJc w:val="left"/>
+      <w:pPr>
+        <w:tabs>
+          <w:tab w:val="num" w:pos="2880"/>
+        </w:tabs>
+        <w:ind w:left="2880" w:hanging="360"/>
+      </w:pPr>
+      <w:rPr>
+        <w:rFonts w:ascii="Symbol" w:hAnsi="Symbol" w:hint="default"/>
+        <w:sz w:val="20"/>
+      </w:rPr>
+    </w:lvl>
+    <w:lvl w:ilvl="4" w:tentative="1">
+      <w:start w:val="1"/>
+      <w:numFmt w:val="bullet"/>
+      <w:lvlText w:val=""/>
+      <w:lvlJc w:val="left"/>
+      <w:pPr>
+        <w:tabs>
+          <w:tab w:val="num" w:pos="3600"/>
+        </w:tabs>
+        <w:ind w:left="3600" w:hanging="360"/>
+      </w:pPr>
+      <w:rPr>
+        <w:rFonts w:ascii="Symbol" w:hAnsi="Symbol" w:hint="default"/>
+        <w:sz w:val="20"/>
+      </w:rPr>
+    </w:lvl>
+    <w:lvl w:ilvl="5" w:tentative="1">
+      <w:start w:val="1"/>
+      <w:numFmt w:val="bullet"/>
+      <w:lvlText w:val=""/>
+      <w:lvlJc w:val="left"/>
+      <w:pPr>
+        <w:tabs>
+          <w:tab w:val="num" w:pos="4320"/>
+        </w:tabs>
+        <w:ind w:left="4320" w:hanging="360"/>
+      </w:pPr>
+      <w:rPr>
+        <w:rFonts w:ascii="Symbol" w:hAnsi="Symbol" w:hint="default"/>
+        <w:sz w:val="20"/>
+      </w:rPr>
+    </w:lvl>
+    <w:lvl w:ilvl="6" w:tentative="1">
+      <w:start w:val="1"/>
+      <w:numFmt w:val="bullet"/>
+      <w:lvlText w:val=""/>
+      <w:lvlJc w:val="left"/>
+      <w:pPr>
+        <w:tabs>
+          <w:tab w:val="num" w:pos="5040"/>
+        </w:tabs>
+        <w:ind w:left="5040" w:hanging="360"/>
+      </w:pPr>
+      <w:rPr>
+        <w:rFonts w:ascii="Symbol" w:hAnsi="Symbol" w:hint="default"/>
+        <w:sz w:val="20"/>
+      </w:rPr>
+    </w:lvl>
+    <w:lvl w:ilvl="7" w:tentative="1">
+      <w:start w:val="1"/>
+      <w:numFmt w:val="bullet"/>
+      <w:lvlText w:val=""/>
+      <w:lvlJc w:val="left"/>
+      <w:pPr>
+        <w:tabs>
+          <w:tab w:val="num" w:pos="5760"/>
+        </w:tabs>
+        <w:ind w:left="5760" w:hanging="360"/>
+      </w:pPr>
+      <w:rPr>
+        <w:rFonts w:ascii="Symbol" w:hAnsi="Symbol" w:hint="default"/>
+        <w:sz w:val="20"/>
+      </w:rPr>
+    </w:lvl>
+    <w:lvl w:ilvl="8" w:tentative="1">
+      <w:start w:val="1"/>
+      <w:numFmt w:val="bullet"/>
+      <w:lvlText w:val=""/>
+      <w:lvlJc w:val="left"/>
+      <w:pPr>
+        <w:tabs>
+          <w:tab w:val="num" w:pos="6480"/>
+        </w:tabs>
+        <w:ind w:left="6480" w:hanging="360"/>
+      </w:pPr>
+      <w:rPr>
+        <w:rFonts w:ascii="Symbol" w:hAnsi="Symbol" w:hint="default"/>
+        <w:sz w:val="20"/>
+      </w:rPr>
+    </w:lvl>
+  </w:abstractNum>
+  <w:abstractNum w:abstractNumId="1" w15:restartNumberingAfterBreak="0">
+    <w:nsid w:val="314E3CF0"/>
+    <w:multiLevelType w:val="multilevel"/>
+    <w:tmpl w:val="0F188444"/>
+    <w:lvl w:ilvl="0">
+      <w:start w:val="1"/>
+      <w:numFmt w:val="bullet"/>
+      <w:lvlText w:val=""/>
+      <w:lvlJc w:val="left"/>
+      <w:pPr>
+        <w:tabs>
+          <w:tab w:val="num" w:pos="720"/>
+        </w:tabs>
+        <w:ind w:left="720" w:hanging="360"/>
+      </w:pPr>
+      <w:rPr>
+        <w:rFonts w:ascii="Symbol" w:hAnsi="Symbol" w:hint="default"/>
+        <w:sz w:val="20"/>
+      </w:rPr>
+    </w:lvl>
+    <w:lvl w:ilvl="1" w:tentative="1">
+      <w:start w:val="1"/>
+      <w:numFmt w:val="bullet"/>
+      <w:lvlText w:val=""/>
+      <w:lvlJc w:val="left"/>
+      <w:pPr>
+        <w:tabs>
+          <w:tab w:val="num" w:pos="1440"/>
+        </w:tabs>
+        <w:ind w:left="1440" w:hanging="360"/>
+      </w:pPr>
+      <w:rPr>
+        <w:rFonts w:ascii="Symbol" w:hAnsi="Symbol" w:hint="default"/>
+        <w:sz w:val="20"/>
+      </w:rPr>
+    </w:lvl>
+    <w:lvl w:ilvl="2" w:tentative="1">
+      <w:start w:val="1"/>
+      <w:numFmt w:val="bullet"/>
+      <w:lvlText w:val=""/>
+      <w:lvlJc w:val="left"/>
+      <w:pPr>
+        <w:tabs>
+          <w:tab w:val="num" w:pos="2160"/>
+        </w:tabs>
+        <w:ind w:left="2160" w:hanging="360"/>
+      </w:pPr>
+      <w:rPr>
+        <w:rFonts w:ascii="Symbol" w:hAnsi="Symbol" w:hint="default"/>
+        <w:sz w:val="20"/>
+      </w:rPr>
+    </w:lvl>
+    <w:lvl w:ilvl="3" w:tentative="1">
+      <w:start w:val="1"/>
+      <w:numFmt w:val="bullet"/>
+      <w:lvlText w:val=""/>
+      <w:lvlJc w:val="left"/>
+      <w:pPr>
+        <w:tabs>
+          <w:tab w:val="num" w:pos="2880"/>
+        </w:tabs>
+        <w:ind w:left="2880" w:hanging="360"/>
+      </w:pPr>
+      <w:rPr>
+        <w:rFonts w:ascii="Symbol" w:hAnsi="Symbol" w:hint="default"/>
+        <w:sz w:val="20"/>
+      </w:rPr>
+    </w:lvl>
+    <w:lvl w:ilvl="4" w:tentative="1">
+      <w:start w:val="1"/>
+      <w:numFmt w:val="bullet"/>
+      <w:lvlText w:val=""/>
+      <w:lvlJc w:val="left"/>
+      <w:pPr>
+        <w:tabs>
+          <w:tab w:val="num" w:pos="3600"/>
+        </w:tabs>
+        <w:ind w:left="3600" w:hanging="360"/>
+      </w:pPr>
+      <w:rPr>
+        <w:rFonts w:ascii="Symbol" w:hAnsi="Symbol" w:hint="default"/>
+        <w:sz w:val="20"/>
+      </w:rPr>
+    </w:lvl>
+    <w:lvl w:ilvl="5" w:tentative="1">
+      <w:start w:val="1"/>
+      <w:numFmt w:val="bullet"/>
+      <w:lvlText w:val=""/>
+      <w:lvlJc w:val="left"/>
+      <w:pPr>
+        <w:tabs>
+          <w:tab w:val="num" w:pos="4320"/>
+        </w:tabs>
+        <w:ind w:left="4320" w:hanging="360"/>
+      </w:pPr>
+      <w:rPr>
+        <w:rFonts w:ascii="Symbol" w:hAnsi="Symbol" w:hint="default"/>
+        <w:sz w:val="20"/>
+      </w:rPr>
+    </w:lvl>
+    <w:lvl w:ilvl="6" w:tentative="1">
+      <w:start w:val="1"/>
+      <w:numFmt w:val="bullet"/>
+      <w:lvlText w:val=""/>
+      <w:lvlJc w:val="left"/>
+      <w:pPr>
+        <w:tabs>
+          <w:tab w:val="num" w:pos="5040"/>
+        </w:tabs>
+        <w:ind w:left="5040" w:hanging="360"/>
+      </w:pPr>
+      <w:rPr>
+        <w:rFonts w:ascii="Symbol" w:hAnsi="Symbol" w:hint="default"/>
+        <w:sz w:val="20"/>
+      </w:rPr>
+    </w:lvl>
+    <w:lvl w:ilvl="7" w:tentative="1">
+      <w:start w:val="1"/>
+      <w:numFmt w:val="bullet"/>
+      <w:lvlText w:val=""/>
+      <w:lvlJc w:val="left"/>
+      <w:pPr>
+        <w:tabs>
+          <w:tab w:val="num" w:pos="5760"/>
+        </w:tabs>
+        <w:ind w:left="5760" w:hanging="360"/>
+      </w:pPr>
+      <w:rPr>
+        <w:rFonts w:ascii="Symbol" w:hAnsi="Symbol" w:hint="default"/>
+        <w:sz w:val="20"/>
+      </w:rPr>
+    </w:lvl>
+    <w:lvl w:ilvl="8" w:tentative="1">
+      <w:start w:val="1"/>
+      <w:numFmt w:val="bullet"/>
+      <w:lvlText w:val=""/>
+      <w:lvlJc w:val="left"/>
+      <w:pPr>
+        <w:tabs>
+          <w:tab w:val="num" w:pos="6480"/>
+        </w:tabs>
+        <w:ind w:left="6480" w:hanging="360"/>
+      </w:pPr>
+      <w:rPr>
+        <w:rFonts w:ascii="Symbol" w:hAnsi="Symbol" w:hint="default"/>
+        <w:sz w:val="20"/>
+      </w:rPr>
+    </w:lvl>
+  </w:abstractNum>
+  <w:num w:numId="1" w16cid:durableId="1143082434">
+    <w:abstractNumId w:val="1"/>
+  </w:num>
+  <w:num w:numId="2" w16cid:durableId="316348634">
+    <w:abstractNumId w:val="0"/>
+  </w:num>
+</w:numbering>
 </file>
 
 <file path=word/styles.xml><?xml version="1.0" encoding="utf-8"?>

--- a/文件/競賽的相關東西/成功報名的競賽.docx
+++ b/文件/競賽的相關東西/成功報名的競賽.docx
@@ -187,6 +187,73 @@
         </w:drawing>
       </w:r>
     </w:p>
+    <w:p/>
+    <w:p>
+      <w:pPr>
+        <w:rPr>
+          <w:rFonts w:hint="eastAsia"/>
+        </w:rPr>
+      </w:pPr>
+      <w:r>
+        <w:rPr>
+          <w:rFonts w:hint="eastAsia"/>
+        </w:rPr>
+        <w:t>AIGO</w:t>
+      </w:r>
+      <w:r>
+        <w:rPr>
+          <w:rFonts w:hint="eastAsia"/>
+        </w:rPr>
+        <w:t>的結果：</w:t>
+      </w:r>
+    </w:p>
+    <w:p>
+      <w:pPr>
+        <w:rPr>
+          <w:rFonts w:hint="eastAsia"/>
+        </w:rPr>
+      </w:pPr>
+      <w:r>
+        <w:rPr>
+          <w:noProof/>
+        </w:rPr>
+        <w:drawing>
+          <wp:inline distT="0" distB="0" distL="0" distR="0" wp14:anchorId="72EA82D1" wp14:editId="0449C1BC">
+            <wp:extent cx="5274310" cy="2026920"/>
+            <wp:effectExtent l="0" t="0" r="2540" b="0"/>
+            <wp:docPr id="2096727131" name="圖片 1" descr="一張含有 文字, 字型, 螢幕擷取畫面, 代數 的圖片&#10;&#10;AI 產生的內容可能不正確。"/>
+            <wp:cNvGraphicFramePr>
+              <a:graphicFrameLocks xmlns:a="http://schemas.openxmlformats.org/drawingml/2006/main" noChangeAspect="1"/>
+            </wp:cNvGraphicFramePr>
+            <a:graphic xmlns:a="http://schemas.openxmlformats.org/drawingml/2006/main">
+              <a:graphicData uri="http://schemas.openxmlformats.org/drawingml/2006/picture">
+                <pic:pic xmlns:pic="http://schemas.openxmlformats.org/drawingml/2006/picture">
+                  <pic:nvPicPr>
+                    <pic:cNvPr id="2096727131" name="圖片 1" descr="一張含有 文字, 字型, 螢幕擷取畫面, 代數 的圖片&#10;&#10;AI 產生的內容可能不正確。"/>
+                    <pic:cNvPicPr/>
+                  </pic:nvPicPr>
+                  <pic:blipFill>
+                    <a:blip r:embed="rId10"/>
+                    <a:stretch>
+                      <a:fillRect/>
+                    </a:stretch>
+                  </pic:blipFill>
+                  <pic:spPr>
+                    <a:xfrm>
+                      <a:off x="0" y="0"/>
+                      <a:ext cx="5274310" cy="2026920"/>
+                    </a:xfrm>
+                    <a:prstGeom prst="rect">
+                      <a:avLst/>
+                    </a:prstGeom>
+                  </pic:spPr>
+                </pic:pic>
+              </a:graphicData>
+            </a:graphic>
+          </wp:inline>
+        </w:drawing>
+      </w:r>
+    </w:p>
     <w:p>
       <w:pPr>
         <w:widowControl/>
@@ -246,7 +313,7 @@
         </w:rPr>
         <w:t>時程皆為暫定，請以</w:t>
       </w:r>
-      <w:hyperlink r:id="rId10" w:tgtFrame="_blank" w:history="1">
+      <w:hyperlink r:id="rId11" w:tgtFrame="_blank" w:history="1">
         <w:r>
           <w:rPr>
             <w:rStyle w:val="af2"/>
@@ -602,13 +669,7 @@
         <w:t>組卓越團隊前進總統府接受頒獎</w:t>
       </w:r>
     </w:p>
-    <w:p>
-      <w:pPr>
-        <w:rPr>
-          <w:rFonts w:hint="eastAsia"/>
-        </w:rPr>
-      </w:pPr>
-    </w:p>
+    <w:p/>
     <w:p>
       <w:r>
         <w:rPr>
@@ -630,7 +691,7 @@
                     <pic:cNvPicPr/>
                   </pic:nvPicPr>
                   <pic:blipFill>
-                    <a:blip r:embed="rId11"/>
+                    <a:blip r:embed="rId12"/>
                     <a:stretch>
                       <a:fillRect/>
                     </a:stretch>
@@ -1625,6 +1686,7 @@
   <w:style w:type="character" w:default="1" w:styleId="a0">
     <w:name w:val="Default Paragraph Font"/>
     <w:uiPriority w:val="1"/>
+    <w:semiHidden/>
     <w:unhideWhenUsed/>
   </w:style>
   <w:style w:type="table" w:default="1" w:styleId="a1">

--- a/文件/競賽的相關東西/成功報名的競賽.docx
+++ b/文件/競賽的相關東西/成功報名的競賽.docx
@@ -189,11 +189,6 @@
     </w:p>
     <w:p/>
     <w:p>
-      <w:pPr>
-        <w:rPr>
-          <w:rFonts w:hint="eastAsia"/>
-        </w:rPr>
-      </w:pPr>
       <w:r>
         <w:rPr>
           <w:rFonts w:hint="eastAsia"/>
@@ -208,11 +203,6 @@
       </w:r>
     </w:p>
     <w:p>
-      <w:pPr>
-        <w:rPr>
-          <w:rFonts w:hint="eastAsia"/>
-        </w:rPr>
-      </w:pPr>
       <w:r>
         <w:rPr>
           <w:noProof/>
@@ -700,6 +690,77 @@
                     <a:xfrm>
                       <a:off x="0" y="0"/>
                       <a:ext cx="5274310" cy="2966720"/>
+                    </a:xfrm>
+                    <a:prstGeom prst="rect">
+                      <a:avLst/>
+                    </a:prstGeom>
+                  </pic:spPr>
+                </pic:pic>
+              </a:graphicData>
+            </a:graphic>
+          </wp:inline>
+        </w:drawing>
+      </w:r>
+    </w:p>
+    <w:p>
+      <w:r>
+        <w:t>‘</w:t>
+      </w:r>
+    </w:p>
+    <w:p/>
+    <w:p>
+      <w:r>
+        <w:rPr>
+          <w:rFonts w:hint="eastAsia"/>
+        </w:rPr>
+        <w:lastRenderedPageBreak/>
+        <w:t>崑山科技大學</w:t>
+      </w:r>
+      <w:r>
+        <w:rPr>
+          <w:rFonts w:hint="eastAsia"/>
+        </w:rPr>
+        <w:t>2025</w:t>
+      </w:r>
+      <w:r>
+        <w:rPr>
+          <w:rFonts w:hint="eastAsia"/>
+        </w:rPr>
+        <w:t>智慧生活創業競賽</w:t>
+      </w:r>
+    </w:p>
+    <w:p>
+      <w:pPr>
+        <w:rPr>
+          <w:rFonts w:hint="eastAsia"/>
+        </w:rPr>
+      </w:pPr>
+      <w:r>
+        <w:drawing>
+          <wp:inline distT="0" distB="0" distL="0" distR="0" wp14:anchorId="53E829BD" wp14:editId="6789408C">
+            <wp:extent cx="5274310" cy="1976755"/>
+            <wp:effectExtent l="0" t="0" r="2540" b="4445"/>
+            <wp:docPr id="809004460" name="圖片 1" descr="一張含有 文字, 螢幕擷取畫面, 字型, 代數 的圖片&#10;&#10;AI 產生的內容可能不正確。"/>
+            <wp:cNvGraphicFramePr>
+              <a:graphicFrameLocks xmlns:a="http://schemas.openxmlformats.org/drawingml/2006/main" noChangeAspect="1"/>
+            </wp:cNvGraphicFramePr>
+            <a:graphic xmlns:a="http://schemas.openxmlformats.org/drawingml/2006/main">
+              <a:graphicData uri="http://schemas.openxmlformats.org/drawingml/2006/picture">
+                <pic:pic xmlns:pic="http://schemas.openxmlformats.org/drawingml/2006/picture">
+                  <pic:nvPicPr>
+                    <pic:cNvPr id="809004460" name="圖片 1" descr="一張含有 文字, 螢幕擷取畫面, 字型, 代數 的圖片&#10;&#10;AI 產生的內容可能不正確。"/>
+                    <pic:cNvPicPr/>
+                  </pic:nvPicPr>
+                  <pic:blipFill>
+                    <a:blip r:embed="rId13"/>
+                    <a:stretch>
+                      <a:fillRect/>
+                    </a:stretch>
+                  </pic:blipFill>
+                  <pic:spPr>
+                    <a:xfrm>
+                      <a:off x="0" y="0"/>
+                      <a:ext cx="5274310" cy="1976755"/>
                     </a:xfrm>
                     <a:prstGeom prst="rect">
                       <a:avLst/>

--- a/文件/競賽的相關東西/成功報名的競賽.docx
+++ b/文件/競賽的相關東西/成功報名的競賽.docx
@@ -714,6 +714,39 @@
           <w:rFonts w:hint="eastAsia"/>
         </w:rPr>
         <w:lastRenderedPageBreak/>
+        <w:t>萬潤</w:t>
+      </w:r>
+    </w:p>
+    <w:p>
+      <w:hyperlink r:id="rId13" w:history="1">
+        <w:r>
+          <w:rPr>
+            <w:rStyle w:val="af2"/>
+          </w:rPr>
+          <w:t>https://web.ksu.edu.tw/DTCE000/page/61242</w:t>
+        </w:r>
+      </w:hyperlink>
+    </w:p>
+    <w:p>
+      <w:pPr>
+        <w:rPr>
+          <w:rFonts w:hint="eastAsia"/>
+        </w:rPr>
+      </w:pPr>
+      <w:r>
+        <w:rPr>
+          <w:rFonts w:hint="eastAsia"/>
+        </w:rPr>
+        <w:t>決賽</w:t>
+      </w:r>
+    </w:p>
+    <w:p/>
+    <w:p/>
+    <w:p>
+      <w:r>
+        <w:rPr>
+          <w:rFonts w:hint="eastAsia"/>
+        </w:rPr>
         <w:t>崑山科技大學</w:t>
       </w:r>
       <w:r>
@@ -730,12 +763,10 @@
       </w:r>
     </w:p>
     <w:p>
-      <w:pPr>
-        <w:rPr>
-          <w:rFonts w:hint="eastAsia"/>
-        </w:rPr>
-      </w:pPr>
-      <w:r>
+      <w:r>
+        <w:rPr>
+          <w:noProof/>
+        </w:rPr>
         <w:drawing>
           <wp:inline distT="0" distB="0" distL="0" distR="0" wp14:anchorId="53E829BD" wp14:editId="6789408C">
             <wp:extent cx="5274310" cy="1976755"/>
@@ -752,7 +783,7 @@
                     <pic:cNvPicPr/>
                   </pic:nvPicPr>
                   <pic:blipFill>
-                    <a:blip r:embed="rId13"/>
+                    <a:blip r:embed="rId14"/>
                     <a:stretch>
                       <a:fillRect/>
                     </a:stretch>

--- a/文件/競賽的相關東西/成功報名的競賽.docx
+++ b/文件/競賽的相關東西/成功報名的競賽.docx
@@ -424,6 +424,58 @@
         <w:t>決賽</w:t>
       </w:r>
     </w:p>
+    <w:p>
+      <w:pPr>
+        <w:rPr>
+          <w:rFonts w:hint="eastAsia"/>
+        </w:rPr>
+      </w:pPr>
+      <w:r>
+        <w:drawing>
+          <wp:inline distT="0" distB="0" distL="114300" distR="114300">
+            <wp:extent cx="5267325" cy="2962910"/>
+            <wp:effectExtent l="0" t="0" r="5715" b="8890"/>
+            <wp:docPr id="3" name="圖片 1"/>
+            <wp:cNvGraphicFramePr>
+              <a:graphicFrameLocks xmlns:a="http://schemas.openxmlformats.org/drawingml/2006/main" noChangeAspect="1"/>
+            </wp:cNvGraphicFramePr>
+            <a:graphic xmlns:a="http://schemas.openxmlformats.org/drawingml/2006/main">
+              <a:graphicData uri="http://schemas.openxmlformats.org/drawingml/2006/picture">
+                <pic:pic xmlns:pic="http://schemas.openxmlformats.org/drawingml/2006/picture">
+                  <pic:nvPicPr>
+                    <pic:cNvPr id="3" name="圖片 1"/>
+                    <pic:cNvPicPr>
+                      <a:picLocks noChangeAspect="1"/>
+                    </pic:cNvPicPr>
+                  </pic:nvPicPr>
+                  <pic:blipFill>
+                    <a:blip r:embed="rId7"/>
+                    <a:stretch>
+                      <a:fillRect/>
+                    </a:stretch>
+                  </pic:blipFill>
+                  <pic:spPr>
+                    <a:xfrm>
+                      <a:off x="0" y="0"/>
+                      <a:ext cx="5267325" cy="2962910"/>
+                    </a:xfrm>
+                    <a:prstGeom prst="rect">
+                      <a:avLst/>
+                    </a:prstGeom>
+                    <a:noFill/>
+                    <a:ln w="9525">
+                      <a:noFill/>
+                    </a:ln>
+                  </pic:spPr>
+                </pic:pic>
+              </a:graphicData>
+            </a:graphic>
+          </wp:inline>
+        </w:drawing>
+      </w:r>
+      <w:bookmarkStart w:id="0" w:name="_GoBack"/>
+      <w:bookmarkEnd w:id="0"/>
+    </w:p>
     <w:p/>
     <w:p/>
     <w:p>
@@ -454,7 +506,7 @@
                     </pic:cNvPicPr>
                   </pic:nvPicPr>
                   <pic:blipFill>
-                    <a:blip r:embed="rId7"/>
+                    <a:blip r:embed="rId8"/>
                     <a:stretch>
                       <a:fillRect/>
                     </a:stretch>
@@ -502,7 +554,6 @@
           <w:spacing w:val="12"/>
           <w:sz w:val="26"/>
           <w:szCs w:val="26"/>
-          <w:bdr w:val="none" w:color="auto" w:sz="0" w:space="0"/>
           <w:shd w:val="clear" w:fill="FFFFFF"/>
           <w:vertAlign w:val="baseline"/>
           <w:lang w:val="en-US" w:eastAsia="zh-TW"/>
@@ -518,7 +569,6 @@
           <w:spacing w:val="12"/>
           <w:sz w:val="26"/>
           <w:szCs w:val="26"/>
-          <w:bdr w:val="none" w:color="auto" w:sz="0" w:space="0"/>
           <w:shd w:val="clear" w:fill="FFFFFF"/>
           <w:vertAlign w:val="baseline"/>
         </w:rPr>
@@ -534,7 +584,6 @@
           <w:spacing w:val="12"/>
           <w:sz w:val="26"/>
           <w:szCs w:val="26"/>
-          <w:bdr w:val="none" w:color="auto" w:sz="0" w:space="0"/>
           <w:shd w:val="clear" w:fill="FFFFFF"/>
           <w:vertAlign w:val="baseline"/>
           <w:lang w:val="en-US" w:eastAsia="zh-TW"/>
@@ -567,58 +616,6 @@
                 <pic:pic xmlns:pic="http://schemas.openxmlformats.org/drawingml/2006/picture">
                   <pic:nvPicPr>
                     <pic:cNvPr id="1" name="圖片 1" descr="messageImage_1758196662437"/>
-                    <pic:cNvPicPr>
-                      <a:picLocks noChangeAspect="1"/>
-                    </pic:cNvPicPr>
-                  </pic:nvPicPr>
-                  <pic:blipFill>
-                    <a:blip r:embed="rId8"/>
-                    <a:stretch>
-                      <a:fillRect/>
-                    </a:stretch>
-                  </pic:blipFill>
-                  <pic:spPr>
-                    <a:xfrm>
-                      <a:off x="0" y="0"/>
-                      <a:ext cx="5267960" cy="2962910"/>
-                    </a:xfrm>
-                    <a:prstGeom prst="rect">
-                      <a:avLst/>
-                    </a:prstGeom>
-                  </pic:spPr>
-                </pic:pic>
-              </a:graphicData>
-            </a:graphic>
-          </wp:inline>
-        </w:drawing>
-      </w:r>
-    </w:p>
-    <w:p>
-      <w:pPr>
-        <w:rPr>
-          <w:rFonts w:hint="eastAsia" w:eastAsiaTheme="minorEastAsia"/>
-          <w:lang w:eastAsia="zh-TW"/>
-        </w:rPr>
-      </w:pPr>
-      <w:bookmarkStart w:id="0" w:name="_GoBack"/>
-      <w:r>
-        <w:rPr>
-          <w:rFonts w:hint="eastAsia" w:eastAsiaTheme="minorEastAsia"/>
-          <w:lang w:eastAsia="zh-TW"/>
-        </w:rPr>
-        <w:drawing>
-          <wp:inline distT="0" distB="0" distL="114300" distR="114300">
-            <wp:extent cx="5267960" cy="2962910"/>
-            <wp:effectExtent l="0" t="0" r="5080" b="8890"/>
-            <wp:docPr id="2" name="圖片 2" descr="messageImage_1758196686225"/>
-            <wp:cNvGraphicFramePr>
-              <a:graphicFrameLocks xmlns:a="http://schemas.openxmlformats.org/drawingml/2006/main" noChangeAspect="1"/>
-            </wp:cNvGraphicFramePr>
-            <a:graphic xmlns:a="http://schemas.openxmlformats.org/drawingml/2006/main">
-              <a:graphicData uri="http://schemas.openxmlformats.org/drawingml/2006/picture">
-                <pic:pic xmlns:pic="http://schemas.openxmlformats.org/drawingml/2006/picture">
-                  <pic:nvPicPr>
-                    <pic:cNvPr id="2" name="圖片 2" descr="messageImage_1758196686225"/>
                     <pic:cNvPicPr>
                       <a:picLocks noChangeAspect="1"/>
                     </pic:cNvPicPr>
@@ -644,7 +641,57 @@
           </wp:inline>
         </w:drawing>
       </w:r>
-      <w:bookmarkEnd w:id="0"/>
+    </w:p>
+    <w:p>
+      <w:pPr>
+        <w:rPr>
+          <w:rFonts w:hint="eastAsia" w:eastAsiaTheme="minorEastAsia"/>
+          <w:lang w:eastAsia="zh-TW"/>
+        </w:rPr>
+      </w:pPr>
+      <w:r>
+        <w:rPr>
+          <w:rFonts w:hint="eastAsia" w:eastAsiaTheme="minorEastAsia"/>
+          <w:lang w:eastAsia="zh-TW"/>
+        </w:rPr>
+        <w:drawing>
+          <wp:inline distT="0" distB="0" distL="114300" distR="114300">
+            <wp:extent cx="5267960" cy="2962910"/>
+            <wp:effectExtent l="0" t="0" r="5080" b="8890"/>
+            <wp:docPr id="2" name="圖片 2" descr="messageImage_1758196686225"/>
+            <wp:cNvGraphicFramePr>
+              <a:graphicFrameLocks xmlns:a="http://schemas.openxmlformats.org/drawingml/2006/main" noChangeAspect="1"/>
+            </wp:cNvGraphicFramePr>
+            <a:graphic xmlns:a="http://schemas.openxmlformats.org/drawingml/2006/main">
+              <a:graphicData uri="http://schemas.openxmlformats.org/drawingml/2006/picture">
+                <pic:pic xmlns:pic="http://schemas.openxmlformats.org/drawingml/2006/picture">
+                  <pic:nvPicPr>
+                    <pic:cNvPr id="2" name="圖片 2" descr="messageImage_1758196686225"/>
+                    <pic:cNvPicPr>
+                      <a:picLocks noChangeAspect="1"/>
+                    </pic:cNvPicPr>
+                  </pic:nvPicPr>
+                  <pic:blipFill>
+                    <a:blip r:embed="rId10"/>
+                    <a:stretch>
+                      <a:fillRect/>
+                    </a:stretch>
+                  </pic:blipFill>
+                  <pic:spPr>
+                    <a:xfrm>
+                      <a:off x="0" y="0"/>
+                      <a:ext cx="5267960" cy="2962910"/>
+                    </a:xfrm>
+                    <a:prstGeom prst="rect">
+                      <a:avLst/>
+                    </a:prstGeom>
+                  </pic:spPr>
+                </pic:pic>
+              </a:graphicData>
+            </a:graphic>
+          </wp:inline>
+        </w:drawing>
+      </w:r>
     </w:p>
     <w:p/>
     <w:sectPr>
@@ -978,14 +1025,14 @@
   <w:latentStyles w:count="260" w:defQFormat="0" w:defUnhideWhenUsed="1" w:defSemiHidden="1" w:defUIPriority="99" w:defLockedState="0">
     <w:lsdException w:qFormat="1" w:unhideWhenUsed="0" w:uiPriority="0" w:semiHidden="0" w:name="Normal"/>
     <w:lsdException w:qFormat="1" w:unhideWhenUsed="0" w:uiPriority="9" w:semiHidden="0" w:name="heading 1"/>
-    <w:lsdException w:qFormat="1" w:uiPriority="9" w:name="heading 2"/>
-    <w:lsdException w:qFormat="1" w:uiPriority="9" w:name="heading 3"/>
-    <w:lsdException w:qFormat="1" w:uiPriority="9" w:name="heading 4"/>
-    <w:lsdException w:qFormat="1" w:uiPriority="9" w:name="heading 5"/>
-    <w:lsdException w:qFormat="1" w:uiPriority="9" w:name="heading 6"/>
-    <w:lsdException w:qFormat="1" w:uiPriority="9" w:name="heading 7"/>
-    <w:lsdException w:qFormat="1" w:uiPriority="9" w:name="heading 8"/>
-    <w:lsdException w:qFormat="1" w:uiPriority="9" w:name="heading 9"/>
+    <w:lsdException w:qFormat="1" w:uiPriority="9" w:semiHidden="0" w:name="heading 2"/>
+    <w:lsdException w:qFormat="1" w:uiPriority="9" w:semiHidden="0" w:name="heading 3"/>
+    <w:lsdException w:qFormat="1" w:uiPriority="9" w:semiHidden="0" w:name="heading 4"/>
+    <w:lsdException w:qFormat="1" w:uiPriority="9" w:semiHidden="0" w:name="heading 5"/>
+    <w:lsdException w:qFormat="1" w:uiPriority="9" w:semiHidden="0" w:name="heading 6"/>
+    <w:lsdException w:qFormat="1" w:uiPriority="9" w:semiHidden="0" w:name="heading 7"/>
+    <w:lsdException w:qFormat="1" w:uiPriority="9" w:semiHidden="0" w:name="heading 8"/>
+    <w:lsdException w:qFormat="1" w:uiPriority="9" w:semiHidden="0" w:name="heading 9"/>
     <w:lsdException w:uiPriority="99" w:name="index 1"/>
     <w:lsdException w:uiPriority="99" w:name="index 2"/>
     <w:lsdException w:uiPriority="99" w:name="index 3"/>
@@ -1007,8 +1054,8 @@
     <w:lsdException w:uiPriority="99" w:name="Normal Indent"/>
     <w:lsdException w:uiPriority="99" w:name="footnote text"/>
     <w:lsdException w:uiPriority="99" w:name="annotation text"/>
-    <w:lsdException w:uiPriority="99" w:semiHidden="0" w:name="header"/>
-    <w:lsdException w:uiPriority="99" w:semiHidden="0" w:name="footer"/>
+    <w:lsdException w:qFormat="1" w:uiPriority="99" w:semiHidden="0" w:name="header"/>
+    <w:lsdException w:qFormat="1" w:uiPriority="99" w:semiHidden="0" w:name="footer"/>
     <w:lsdException w:uiPriority="99" w:name="index heading"/>
     <w:lsdException w:qFormat="1" w:uiPriority="35" w:name="caption"/>
     <w:lsdException w:uiPriority="99" w:name="table of figures"/>
@@ -1041,7 +1088,7 @@
     <w:lsdException w:qFormat="1" w:unhideWhenUsed="0" w:uiPriority="10" w:semiHidden="0" w:name="Title"/>
     <w:lsdException w:uiPriority="99" w:name="Closing"/>
     <w:lsdException w:uiPriority="99" w:name="Signature"/>
-    <w:lsdException w:uiPriority="1" w:name="Default Paragraph Font"/>
+    <w:lsdException w:qFormat="1" w:uiPriority="1" w:semiHidden="0" w:name="Default Paragraph Font"/>
     <w:lsdException w:uiPriority="99" w:name="Body Text"/>
     <w:lsdException w:uiPriority="99" w:name="Body Text Indent"/>
     <w:lsdException w:uiPriority="99" w:name="List Continue"/>
@@ -1062,7 +1109,7 @@
     <w:lsdException w:uiPriority="99" w:name="Body Text Indent 3"/>
     <w:lsdException w:uiPriority="99" w:name="Block Text"/>
     <w:lsdException w:qFormat="1" w:uiPriority="99" w:semiHidden="0" w:name="Hyperlink"/>
-    <w:lsdException w:uiPriority="99" w:name="FollowedHyperlink"/>
+    <w:lsdException w:qFormat="1" w:uiPriority="99" w:semiHidden="0" w:name="FollowedHyperlink"/>
     <w:lsdException w:qFormat="1" w:unhideWhenUsed="0" w:uiPriority="22" w:semiHidden="0" w:name="Strong"/>
     <w:lsdException w:qFormat="1" w:unhideWhenUsed="0" w:uiPriority="20" w:semiHidden="0" w:name="Emphasis"/>
     <w:lsdException w:uiPriority="99" w:name="Document Map"/>
@@ -1079,7 +1126,7 @@
     <w:lsdException w:uiPriority="99" w:name="HTML Sample"/>
     <w:lsdException w:uiPriority="99" w:name="HTML Typewriter"/>
     <w:lsdException w:uiPriority="99" w:name="HTML Variable"/>
-    <w:lsdException w:uiPriority="99" w:name="Normal Table"/>
+    <w:lsdException w:qFormat="1" w:uiPriority="99" w:semiHidden="0" w:name="Normal Table"/>
     <w:lsdException w:uiPriority="99" w:name="annotation subject"/>
     <w:lsdException w:uiPriority="99" w:name="Table Simple 1"/>
     <w:lsdException w:uiPriority="99" w:name="Table Simple 2"/>
@@ -1458,11 +1505,13 @@
   <w:style w:type="character" w:default="1" w:styleId="15">
     <w:name w:val="Default Paragraph Font"/>
     <w:unhideWhenUsed/>
+    <w:qFormat/>
     <w:uiPriority w:val="1"/>
   </w:style>
   <w:style w:type="table" w:default="1" w:styleId="18">
     <w:name w:val="Normal Table"/>
     <w:unhideWhenUsed/>
+    <w:qFormat/>
     <w:uiPriority w:val="99"/>
     <w:tblPr>
       <w:tblLayout w:type="fixed"/>
@@ -1479,6 +1528,7 @@
     <w:basedOn w:val="1"/>
     <w:link w:val="37"/>
     <w:unhideWhenUsed/>
+    <w:qFormat/>
     <w:uiPriority w:val="99"/>
     <w:pPr>
       <w:tabs>
@@ -1543,6 +1593,7 @@
     <w:basedOn w:val="1"/>
     <w:link w:val="38"/>
     <w:unhideWhenUsed/>
+    <w:qFormat/>
     <w:uiPriority w:val="99"/>
     <w:pPr>
       <w:tabs>
@@ -1576,6 +1627,7 @@
     <w:name w:val="FollowedHyperlink"/>
     <w:basedOn w:val="15"/>
     <w:unhideWhenUsed/>
+    <w:qFormat/>
     <w:uiPriority w:val="99"/>
     <w:rPr>
       <w:color w:val="96607D" w:themeColor="followedHyperlink"/>
@@ -1591,6 +1643,7 @@
     <w:name w:val="標題 1 字元"/>
     <w:basedOn w:val="15"/>
     <w:link w:val="2"/>
+    <w:qFormat/>
     <w:uiPriority w:val="9"/>
     <w:rPr>
       <w:rFonts w:asciiTheme="majorHAnsi" w:hAnsiTheme="majorHAnsi" w:eastAsiaTheme="majorEastAsia" w:cstheme="majorBidi"/>
@@ -1604,6 +1657,7 @@
     <w:basedOn w:val="15"/>
     <w:link w:val="3"/>
     <w:semiHidden/>
+    <w:qFormat/>
     <w:uiPriority w:val="9"/>
     <w:rPr>
       <w:rFonts w:asciiTheme="majorHAnsi" w:hAnsiTheme="majorHAnsi" w:eastAsiaTheme="majorEastAsia" w:cstheme="majorBidi"/>
@@ -1617,6 +1671,7 @@
     <w:basedOn w:val="15"/>
     <w:link w:val="4"/>
     <w:semiHidden/>
+    <w:qFormat/>
     <w:uiPriority w:val="9"/>
     <w:rPr>
       <w:rFonts w:eastAsiaTheme="majorEastAsia" w:cstheme="majorBidi"/>
@@ -1630,6 +1685,7 @@
     <w:basedOn w:val="15"/>
     <w:link w:val="5"/>
     <w:semiHidden/>
+    <w:qFormat/>
     <w:uiPriority w:val="9"/>
     <w:rPr>
       <w:rFonts w:eastAsiaTheme="majorEastAsia" w:cstheme="majorBidi"/>
@@ -1643,6 +1699,7 @@
     <w:basedOn w:val="15"/>
     <w:link w:val="6"/>
     <w:semiHidden/>
+    <w:qFormat/>
     <w:uiPriority w:val="9"/>
     <w:rPr>
       <w:rFonts w:eastAsiaTheme="majorEastAsia" w:cstheme="majorBidi"/>
@@ -1654,6 +1711,7 @@
     <w:basedOn w:val="15"/>
     <w:link w:val="7"/>
     <w:semiHidden/>
+    <w:qFormat/>
     <w:uiPriority w:val="9"/>
     <w:rPr>
       <w:rFonts w:eastAsiaTheme="majorEastAsia" w:cstheme="majorBidi"/>
@@ -1673,6 +1731,7 @@
     <w:basedOn w:val="15"/>
     <w:link w:val="8"/>
     <w:semiHidden/>
+    <w:qFormat/>
     <w:uiPriority w:val="9"/>
     <w:rPr>
       <w:rFonts w:eastAsiaTheme="majorEastAsia" w:cstheme="majorBidi"/>
@@ -1712,6 +1771,7 @@
     <w:basedOn w:val="15"/>
     <w:link w:val="10"/>
     <w:semiHidden/>
+    <w:qFormat/>
     <w:uiPriority w:val="9"/>
     <w:rPr>
       <w:rFonts w:eastAsiaTheme="majorEastAsia" w:cstheme="majorBidi"/>
@@ -1730,6 +1790,7 @@
     <w:name w:val="標題 字元"/>
     <w:basedOn w:val="15"/>
     <w:link w:val="13"/>
+    <w:qFormat/>
     <w:uiPriority w:val="10"/>
     <w:rPr>
       <w:rFonts w:asciiTheme="majorHAnsi" w:hAnsiTheme="majorHAnsi" w:eastAsiaTheme="majorEastAsia" w:cstheme="majorBidi"/>
@@ -1743,6 +1804,7 @@
     <w:name w:val="副標題 字元"/>
     <w:basedOn w:val="15"/>
     <w:link w:val="12"/>
+    <w:qFormat/>
     <w:uiPriority w:val="11"/>
     <w:rPr>
       <w:rFonts w:asciiTheme="majorHAnsi" w:hAnsiTheme="majorHAnsi" w:eastAsiaTheme="majorEastAsia" w:cstheme="majorBidi"/>
@@ -1789,6 +1851,7 @@
     <w:name w:val="引文 字元"/>
     <w:basedOn w:val="15"/>
     <w:link w:val="30"/>
+    <w:qFormat/>
     <w:uiPriority w:val="29"/>
     <w:rPr>
       <w:i/>
@@ -1851,6 +1914,7 @@
     <w:name w:val="鮮明引文 字元"/>
     <w:basedOn w:val="15"/>
     <w:link w:val="34"/>
+    <w:qFormat/>
     <w:uiPriority w:val="30"/>
     <w:rPr>
       <w:i/>
@@ -1897,6 +1961,7 @@
     <w:name w:val="Unresolved Mention"/>
     <w:basedOn w:val="15"/>
     <w:unhideWhenUsed/>
+    <w:qFormat/>
     <w:uiPriority w:val="99"/>
     <w:rPr>
       <w:color w:val="605E5C"/>

--- a/文件/競賽的相關東西/成功報名的競賽.docx
+++ b/文件/競賽的相關東西/成功報名的競賽.docx
@@ -1,53 +1,130 @@
 
 <file path=word/document.xml><?xml version="1.0" encoding="utf-8"?>
-<w:document xmlns:wpc="http://schemas.microsoft.com/office/word/2010/wordprocessingCanvas" xmlns:mc="http://schemas.openxmlformats.org/markup-compatibility/2006" xmlns:o="urn:schemas-microsoft-com:office:office" xmlns:r="http://schemas.openxmlformats.org/officeDocument/2006/relationships" xmlns:m="http://schemas.openxmlformats.org/officeDocument/2006/math" xmlns:v="urn:schemas-microsoft-com:vml" xmlns:wp14="http://schemas.microsoft.com/office/word/2010/wordprocessingDrawing" xmlns:wp="http://schemas.openxmlformats.org/drawingml/2006/wordprocessingDrawing" xmlns:w="http://schemas.openxmlformats.org/wordprocessingml/2006/main" xmlns:w14="http://schemas.microsoft.com/office/word/2010/wordml" xmlns:w10="urn:schemas-microsoft-com:office:word" xmlns:w15="http://schemas.microsoft.com/office/word/2012/wordml" xmlns:wpg="http://schemas.microsoft.com/office/word/2010/wordprocessingGroup" xmlns:wpi="http://schemas.microsoft.com/office/word/2010/wordprocessingInk" xmlns:wne="http://schemas.microsoft.com/office/word/2006/wordml" xmlns:wps="http://schemas.microsoft.com/office/word/2010/wordprocessingShape" xmlns:wpsCustomData="http://www.wps.cn/officeDocument/2013/wpsCustomData" mc:Ignorable="w14 w15 wp14">
+<w:document xmlns:wpc="http://schemas.microsoft.com/office/word/2010/wordprocessingCanvas" xmlns:cx="http://schemas.microsoft.com/office/drawing/2014/chartex" xmlns:cx1="http://schemas.microsoft.com/office/drawing/2015/9/8/chartex" xmlns:cx2="http://schemas.microsoft.com/office/drawing/2015/10/21/chartex" xmlns:cx3="http://schemas.microsoft.com/office/drawing/2016/5/9/chartex" xmlns:cx4="http://schemas.microsoft.com/office/drawing/2016/5/10/chartex" xmlns:cx5="http://schemas.microsoft.com/office/drawing/2016/5/11/chartex" xmlns:cx6="http://schemas.microsoft.com/office/drawing/2016/5/12/chartex" xmlns:cx7="http://schemas.microsoft.com/office/drawing/2016/5/13/chartex" xmlns:cx8="http://schemas.microsoft.com/office/drawing/2016/5/14/chartex" xmlns:mc="http://schemas.openxmlformats.org/markup-compatibility/2006" xmlns:aink="http://schemas.microsoft.com/office/drawing/2016/ink" xmlns:am3d="http://schemas.microsoft.com/office/drawing/2017/model3d" xmlns:o="urn:schemas-microsoft-com:office:office" xmlns:oel="http://schemas.microsoft.com/office/2019/extlst" xmlns:r="http://schemas.openxmlformats.org/officeDocument/2006/relationships" xmlns:m="http://schemas.openxmlformats.org/officeDocument/2006/math" xmlns:v="urn:schemas-microsoft-com:vml" xmlns:wp14="http://schemas.microsoft.com/office/word/2010/wordprocessingDrawing" xmlns:wp="http://schemas.openxmlformats.org/drawingml/2006/wordprocessingDrawing" xmlns:w10="urn:schemas-microsoft-com:office:word" xmlns:w="http://schemas.openxmlformats.org/wordprocessingml/2006/main" xmlns:w14="http://schemas.microsoft.com/office/word/2010/wordml" xmlns:w15="http://schemas.microsoft.com/office/word/2012/wordml" xmlns:w16cex="http://schemas.microsoft.com/office/word/2018/wordml/cex" xmlns:w16cid="http://schemas.microsoft.com/office/word/2016/wordml/cid" xmlns:w16="http://schemas.microsoft.com/office/word/2018/wordml" xmlns:w16du="http://schemas.microsoft.com/office/word/2023/wordml/word16du" xmlns:w16sdtdh="http://schemas.microsoft.com/office/word/2020/wordml/sdtdatahash" xmlns:w16sdtfl="http://schemas.microsoft.com/office/word/2024/wordml/sdtformatlock" xmlns:w16se="http://schemas.microsoft.com/office/word/2015/wordml/symex" xmlns:wpg="http://schemas.microsoft.com/office/word/2010/wordprocessingGroup" xmlns:wpi="http://schemas.microsoft.com/office/word/2010/wordprocessingInk" xmlns:wne="http://schemas.microsoft.com/office/word/2006/wordml" xmlns:wps="http://schemas.microsoft.com/office/word/2010/wordprocessingShape" mc:Ignorable="w14 w15 w16se w16cid w16 w16cex w16sdtdh w16sdtfl w16du wp14">
   <w:body>
     <w:p>
       <w:r>
         <w:rPr>
           <w:rFonts w:hint="eastAsia"/>
         </w:rPr>
-        <w:t>114年AIGO淬煉實戰盃競賽徵件活動正式啟動！</w:t>
-      </w:r>
-    </w:p>
-    <w:p>
-      <w:r>
-        <w:rPr>
-          <w:rFonts w:hint="eastAsia"/>
-        </w:rPr>
-        <w:t>(初選階段：9/1（一）至  9/5（五）)</w:t>
-      </w:r>
-    </w:p>
-    <w:p>
-      <w:r>
-        <w:rPr>
-          <w:rFonts w:hint="eastAsia"/>
-        </w:rPr>
-        <w:t>(決選階段：10/27（一）至  11/7（五）)</w:t>
-      </w:r>
-    </w:p>
-    <w:p>
-      <w:r>
-        <w:fldChar w:fldCharType="begin"/>
-      </w:r>
-      <w:r>
-        <w:instrText xml:space="preserve"> HYPERLINK "https://ievents.iii.org.tw/EventS.aspx?t=0&amp;id=2937" </w:instrText>
-      </w:r>
-      <w:r>
-        <w:fldChar w:fldCharType="separate"/>
-      </w:r>
-      <w:r>
-        <w:rPr>
-          <w:rStyle w:val="16"/>
-        </w:rPr>
-        <w:t>https://ievents.iii.org.tw/EventS.aspx?t=0&amp;id=2937</w:t>
-      </w:r>
-      <w:r>
-        <w:rPr>
-          <w:rStyle w:val="16"/>
-        </w:rPr>
-        <w:fldChar w:fldCharType="end"/>
-      </w:r>
+        <w:t>114</w:t>
+      </w:r>
+      <w:r>
+        <w:rPr>
+          <w:rFonts w:hint="eastAsia"/>
+        </w:rPr>
+        <w:t>年</w:t>
+      </w:r>
+      <w:r>
+        <w:rPr>
+          <w:rFonts w:hint="eastAsia"/>
+        </w:rPr>
+        <w:t>AIGO</w:t>
+      </w:r>
+      <w:r>
+        <w:rPr>
+          <w:rFonts w:hint="eastAsia"/>
+        </w:rPr>
+        <w:t>淬煉實戰盃競賽徵件活動正式啟動！</w:t>
+      </w:r>
+    </w:p>
+    <w:p>
+      <w:r>
+        <w:rPr>
+          <w:rFonts w:hint="eastAsia"/>
+        </w:rPr>
+        <w:t>(</w:t>
+      </w:r>
+      <w:r>
+        <w:rPr>
+          <w:rFonts w:hint="eastAsia"/>
+        </w:rPr>
+        <w:t>初選階段：</w:t>
+      </w:r>
+      <w:r>
+        <w:rPr>
+          <w:rFonts w:hint="eastAsia"/>
+        </w:rPr>
+        <w:t>9/1</w:t>
+      </w:r>
+      <w:r>
+        <w:rPr>
+          <w:rFonts w:hint="eastAsia"/>
+        </w:rPr>
+        <w:t>（一）至</w:t>
+      </w:r>
+      <w:r>
+        <w:rPr>
+          <w:rFonts w:hint="eastAsia"/>
+        </w:rPr>
+        <w:t xml:space="preserve">  9/5</w:t>
+      </w:r>
+      <w:r>
+        <w:rPr>
+          <w:rFonts w:hint="eastAsia"/>
+        </w:rPr>
+        <w:t>（五）</w:t>
+      </w:r>
+      <w:r>
+        <w:rPr>
+          <w:rFonts w:hint="eastAsia"/>
+        </w:rPr>
+        <w:t>)</w:t>
+      </w:r>
+    </w:p>
+    <w:p>
+      <w:r>
+        <w:rPr>
+          <w:rFonts w:hint="eastAsia"/>
+        </w:rPr>
+        <w:t>(</w:t>
+      </w:r>
+      <w:r>
+        <w:rPr>
+          <w:rFonts w:hint="eastAsia"/>
+        </w:rPr>
+        <w:t>決選階段：</w:t>
+      </w:r>
+      <w:r>
+        <w:rPr>
+          <w:rFonts w:hint="eastAsia"/>
+        </w:rPr>
+        <w:t>10/27</w:t>
+      </w:r>
+      <w:r>
+        <w:rPr>
+          <w:rFonts w:hint="eastAsia"/>
+        </w:rPr>
+        <w:t>（一）至</w:t>
+      </w:r>
+      <w:r>
+        <w:rPr>
+          <w:rFonts w:hint="eastAsia"/>
+        </w:rPr>
+        <w:t xml:space="preserve">  11/7</w:t>
+      </w:r>
+      <w:r>
+        <w:rPr>
+          <w:rFonts w:hint="eastAsia"/>
+        </w:rPr>
+        <w:t>（五）</w:t>
+      </w:r>
+      <w:r>
+        <w:rPr>
+          <w:rFonts w:hint="eastAsia"/>
+        </w:rPr>
+        <w:t>)</w:t>
+      </w:r>
+    </w:p>
+    <w:p>
+      <w:hyperlink r:id="rId6" w:history="1">
+        <w:r>
+          <w:rPr>
+            <w:rStyle w:val="ab"/>
+          </w:rPr>
+          <w:t>https://ievents.iii.org.tw/EventS.aspx?t=0&amp;id=2937</w:t>
+        </w:r>
+      </w:hyperlink>
     </w:p>
     <w:p>
       <w:r>
@@ -56,37 +133,25 @@
         </w:rPr>
         <w:t>我們的檔案：</w:t>
       </w:r>
-      <w:r>
-        <w:fldChar w:fldCharType="begin"/>
-      </w:r>
-      <w:r>
-        <w:instrText xml:space="preserve"> HYPERLINK "https://drive.google.com/drive/folders/1eFdcWarQ4E8lwIQniAxYZ5Rin2Mek0u7?usp=drive_link" </w:instrText>
-      </w:r>
-      <w:r>
-        <w:fldChar w:fldCharType="separate"/>
-      </w:r>
-      <w:r>
-        <w:rPr>
-          <w:rStyle w:val="16"/>
-        </w:rPr>
-        <w:t>https://drive.google.com/drive/folders/1eFdcWarQ4E8lwIQniAxYZ5Rin2Mek0u7?usp=drive_link</w:t>
-      </w:r>
-      <w:r>
-        <w:rPr>
-          <w:rStyle w:val="16"/>
-        </w:rPr>
-        <w:fldChar w:fldCharType="end"/>
-      </w:r>
-    </w:p>
-    <w:p>
-      <w:r>
-        <w:rPr>
+      <w:hyperlink r:id="rId7" w:history="1">
+        <w:r>
+          <w:rPr>
+            <w:rStyle w:val="ab"/>
+          </w:rPr>
+          <w:t>https://drive.google.com/drive/folders/1eFdcWarQ4E8lwIQniAxYZ5Rin2Mek0u7?usp=drive_link</w:t>
+        </w:r>
+      </w:hyperlink>
+    </w:p>
+    <w:p>
+      <w:r>
+        <w:rPr>
+          <w:noProof/>
           <w:color w:val="007BB8"/>
           <w:sz w:val="28"/>
           <w:szCs w:val="28"/>
         </w:rPr>
         <w:drawing>
-          <wp:inline distT="0" distB="0" distL="0" distR="0">
+          <wp:inline distT="0" distB="0" distL="0" distR="0" wp14:anchorId="2EB116E3" wp14:editId="5AC7BFAE">
             <wp:extent cx="5274310" cy="2965450"/>
             <wp:effectExtent l="0" t="0" r="2540" b="6350"/>
             <wp:docPr id="1839021146" name="圖片 1" descr="一張含有 文字, 螢幕擷取畫面, 軟體, 電腦圖示 的圖片&#10;&#10;AI 產生的內容可能不正確。"/>
@@ -103,7 +168,7 @@
                     </pic:cNvPicPr>
                   </pic:nvPicPr>
                   <pic:blipFill>
-                    <a:blip r:embed="rId4"/>
+                    <a:blip r:embed="rId8"/>
                     <a:stretch>
                       <a:fillRect/>
                     </a:stretch>
@@ -130,13 +195,22 @@
         <w:rPr>
           <w:rFonts w:hint="eastAsia"/>
         </w:rPr>
-        <w:t>AIGO的結果：</w:t>
-      </w:r>
-    </w:p>
-    <w:p>
-      <w:r>
+        <w:t>AIGO</w:t>
+      </w:r>
+      <w:r>
+        <w:rPr>
+          <w:rFonts w:hint="eastAsia"/>
+        </w:rPr>
+        <w:t>的結果：</w:t>
+      </w:r>
+    </w:p>
+    <w:p>
+      <w:r>
+        <w:rPr>
+          <w:noProof/>
+        </w:rPr>
         <w:drawing>
-          <wp:inline distT="0" distB="0" distL="0" distR="0">
+          <wp:inline distT="0" distB="0" distL="0" distR="0" wp14:anchorId="3C115F69" wp14:editId="018619E3">
             <wp:extent cx="5274310" cy="2026920"/>
             <wp:effectExtent l="0" t="0" r="2540" b="0"/>
             <wp:docPr id="2096727131" name="圖片 1" descr="一張含有 文字, 字型, 螢幕擷取畫面, 代數 的圖片&#10;&#10;AI 產生的內容可能不正確。"/>
@@ -153,7 +227,7 @@
                     </pic:cNvPicPr>
                   </pic:nvPicPr>
                   <pic:blipFill>
-                    <a:blip r:embed="rId5"/>
+                    <a:blip r:embed="rId9"/>
                     <a:stretch>
                       <a:fillRect/>
                     </a:stretch>
@@ -187,6 +261,7 @@
         <w:rPr>
           <w:rFonts w:hint="eastAsia"/>
         </w:rPr>
+        <w:lastRenderedPageBreak/>
         <w:t>總統盃黑客松</w:t>
       </w:r>
     </w:p>
@@ -195,7 +270,19 @@
         <w:rPr>
           <w:rFonts w:hint="eastAsia"/>
         </w:rPr>
-        <w:t>(聯絡人是填陳雨琦)</w:t>
+        <w:t>(</w:t>
+      </w:r>
+      <w:r>
+        <w:rPr>
+          <w:rFonts w:hint="eastAsia"/>
+        </w:rPr>
+        <w:t>聯絡人是填陳雨琦</w:t>
+      </w:r>
+      <w:r>
+        <w:rPr>
+          <w:rFonts w:hint="eastAsia"/>
+        </w:rPr>
+        <w:t>)</w:t>
       </w:r>
     </w:p>
     <w:p>
@@ -204,35 +291,43 @@
           <w:b/>
           <w:bCs/>
         </w:rPr>
-        <w:t>【競賽時程】(時程皆為暫定，請以</w:t>
-      </w:r>
-      <w:r>
-        <w:fldChar w:fldCharType="begin"/>
-      </w:r>
-      <w:r>
-        <w:instrText xml:space="preserve"> HYPERLINK "https://bhuntr.com/tw/external-link?url=https%3A%2F%2Fpresidential-hackathon.taiwan.gov.tw%2F" \t "_blank" </w:instrText>
-      </w:r>
-      <w:r>
-        <w:fldChar w:fldCharType="separate"/>
-      </w:r>
-      <w:r>
-        <w:rPr>
-          <w:rStyle w:val="16"/>
-        </w:rPr>
-        <w:t>【總統盃黑客松】</w:t>
-      </w:r>
-      <w:r>
-        <w:rPr>
-          <w:rStyle w:val="16"/>
-        </w:rPr>
-        <w:fldChar w:fldCharType="end"/>
+        <w:t>【競賽時程】</w:t>
       </w:r>
       <w:r>
         <w:rPr>
           <w:b/>
           <w:bCs/>
         </w:rPr>
-        <w:t>競賽官網公告為主)</w:t>
+        <w:t>(</w:t>
+      </w:r>
+      <w:r>
+        <w:rPr>
+          <w:b/>
+          <w:bCs/>
+        </w:rPr>
+        <w:t>時程皆為暫定，請以</w:t>
+      </w:r>
+      <w:hyperlink r:id="rId10" w:tgtFrame="_blank" w:history="1">
+        <w:r>
+          <w:rPr>
+            <w:rStyle w:val="ab"/>
+          </w:rPr>
+          <w:t>【總統盃黑客松】</w:t>
+        </w:r>
+      </w:hyperlink>
+      <w:r>
+        <w:rPr>
+          <w:b/>
+          <w:bCs/>
+        </w:rPr>
+        <w:t>競賽官網公告為主</w:t>
+      </w:r>
+      <w:r>
+        <w:rPr>
+          <w:b/>
+          <w:bCs/>
+        </w:rPr>
+        <w:t>)</w:t>
       </w:r>
     </w:p>
     <w:p>
@@ -243,7 +338,43 @@
         </w:numPr>
       </w:pPr>
       <w:r>
-        <w:t>提案徵件時間：114年8月1日~114年9月1日</w:t>
+        <w:t>提案徵件時間：</w:t>
+      </w:r>
+      <w:r>
+        <w:t>114</w:t>
+      </w:r>
+      <w:r>
+        <w:t>年</w:t>
+      </w:r>
+      <w:r>
+        <w:t>8</w:t>
+      </w:r>
+      <w:r>
+        <w:t>月</w:t>
+      </w:r>
+      <w:r>
+        <w:t>1</w:t>
+      </w:r>
+      <w:r>
+        <w:t>日</w:t>
+      </w:r>
+      <w:r>
+        <w:t>~114</w:t>
+      </w:r>
+      <w:r>
+        <w:t>年</w:t>
+      </w:r>
+      <w:r>
+        <w:t>9</w:t>
+      </w:r>
+      <w:r>
+        <w:t>月</w:t>
+      </w:r>
+      <w:r>
+        <w:t>1</w:t>
+      </w:r>
+      <w:r>
+        <w:t>日</w:t>
       </w:r>
     </w:p>
     <w:p>
@@ -254,7 +385,52 @@
         </w:numPr>
       </w:pPr>
       <w:r>
-        <w:t>宣傳徵件及應用講座說明會實體：7/21(一)、8/11(一)、8/12(二)、8/14(四)</w:t>
+        <w:t>宣傳徵件及應用講座說明會實體：</w:t>
+      </w:r>
+      <w:r>
+        <w:t>7/21(</w:t>
+      </w:r>
+      <w:r>
+        <w:t>一</w:t>
+      </w:r>
+      <w:r>
+        <w:t>)</w:t>
+      </w:r>
+      <w:r>
+        <w:t>、</w:t>
+      </w:r>
+      <w:r>
+        <w:t>8/11(</w:t>
+      </w:r>
+      <w:r>
+        <w:t>一</w:t>
+      </w:r>
+      <w:r>
+        <w:t>)</w:t>
+      </w:r>
+      <w:r>
+        <w:t>、</w:t>
+      </w:r>
+      <w:r>
+        <w:t>8/12(</w:t>
+      </w:r>
+      <w:r>
+        <w:t>二</w:t>
+      </w:r>
+      <w:r>
+        <w:t>)</w:t>
+      </w:r>
+      <w:r>
+        <w:t>、</w:t>
+      </w:r>
+      <w:r>
+        <w:t>8/14(</w:t>
+      </w:r>
+      <w:r>
+        <w:t>四</w:t>
+      </w:r>
+      <w:r>
+        <w:t>)</w:t>
       </w:r>
     </w:p>
     <w:p>
@@ -265,7 +441,43 @@
         </w:numPr>
       </w:pPr>
       <w:r>
-        <w:t>線上提案民眾票選(任何人皆可參與)：9/2(二)~ 9/11(四); 為期10天</w:t>
+        <w:t>線上提案民眾票選</w:t>
+      </w:r>
+      <w:r>
+        <w:t>(</w:t>
+      </w:r>
+      <w:r>
+        <w:t>任何人皆可參與</w:t>
+      </w:r>
+      <w:r>
+        <w:t>)</w:t>
+      </w:r>
+      <w:r>
+        <w:t>：</w:t>
+      </w:r>
+      <w:r>
+        <w:t>9/2(</w:t>
+      </w:r>
+      <w:r>
+        <w:t>二</w:t>
+      </w:r>
+      <w:r>
+        <w:t>)~ 9/11(</w:t>
+      </w:r>
+      <w:r>
+        <w:t>四</w:t>
+      </w:r>
+      <w:r>
+        <w:t xml:space="preserve">); </w:t>
+      </w:r>
+      <w:r>
+        <w:t>為期</w:t>
+      </w:r>
+      <w:r>
+        <w:t>10</w:t>
+      </w:r>
+      <w:r>
+        <w:t>天</w:t>
       </w:r>
     </w:p>
     <w:p>
@@ -274,69 +486,30 @@
           <w:ilvl w:val="0"/>
           <w:numId w:val="1"/>
         </w:numPr>
-      </w:pPr>
-      <w:r>
-        <w:t>9/24初審會議結束後，將公布入選20組團隊</w:t>
-      </w:r>
-    </w:p>
-    <w:p>
-      <w:r>
-        <w:rPr>
-          <w:b/>
-          <w:bCs/>
-        </w:rPr>
-        <w:t>【競賽入選20組團隊需配合參與活動】</w:t>
-      </w:r>
-    </w:p>
-    <w:p>
-      <w:pPr>
-        <w:numPr>
-          <w:ilvl w:val="0"/>
-          <w:numId w:val="2"/>
-        </w:numPr>
-      </w:pPr>
-      <w:r>
-        <w:t> 9/29(一)~ 10/28(二); 為期30天－ 公民許願池</w:t>
-      </w:r>
-    </w:p>
-    <w:p>
-      <w:pPr>
-        <w:numPr>
-          <w:ilvl w:val="0"/>
-          <w:numId w:val="2"/>
-        </w:numPr>
-      </w:pPr>
-      <w:r>
-        <w:t>10/29(三)－ 團隊工作坊 </w:t>
-      </w:r>
-    </w:p>
-    <w:p>
-      <w:pPr>
-        <w:numPr>
-          <w:ilvl w:val="0"/>
-          <w:numId w:val="2"/>
-        </w:numPr>
-      </w:pPr>
-      <w:r>
-        <w:t>11/19(三)－ 決審會議/實體(選出並公布5組卓越團隊及大會特別獎)</w:t>
-      </w:r>
-    </w:p>
-    <w:p>
-      <w:pPr>
-        <w:numPr>
-          <w:ilvl w:val="0"/>
-          <w:numId w:val="2"/>
-        </w:numPr>
-      </w:pPr>
-      <w:r>
-        <w:t>12/14(日)－ 5組卓越團隊前進總統府接受頒獎</w:t>
-      </w:r>
-    </w:p>
-    <w:p/>
-    <w:p>
-      <w:r>
+        <w:rPr>
+          <w:rFonts w:hint="eastAsia"/>
+        </w:rPr>
+      </w:pPr>
+      <w:r>
+        <w:t>9/24</w:t>
+      </w:r>
+      <w:r>
+        <w:t>初審會議結束後，將公布入選</w:t>
+      </w:r>
+      <w:r>
+        <w:t>20</w:t>
+      </w:r>
+      <w:r>
+        <w:t>組團隊</w:t>
+      </w:r>
+    </w:p>
+    <w:p>
+      <w:r>
+        <w:rPr>
+          <w:noProof/>
+        </w:rPr>
         <w:drawing>
-          <wp:inline distT="0" distB="0" distL="0" distR="0">
+          <wp:inline distT="0" distB="0" distL="0" distR="0" wp14:anchorId="109BCBAC" wp14:editId="43E12D6C">
             <wp:extent cx="5274310" cy="2966720"/>
             <wp:effectExtent l="0" t="0" r="2540" b="5080"/>
             <wp:docPr id="2053336153" name="圖片 1" descr="一張含有 文字, 螢幕擷取畫面, 軟體, 電腦圖示 的圖片&#10;&#10;AI 產生的內容可能不正確。"/>
@@ -353,7 +526,7 @@
                     </pic:cNvPicPr>
                   </pic:nvPicPr>
                   <pic:blipFill>
-                    <a:blip r:embed="rId6"/>
+                    <a:blip r:embed="rId11"/>
                     <a:stretch>
                       <a:fillRect/>
                     </a:stretch>
@@ -380,43 +553,38 @@
       </w:r>
     </w:p>
     <w:p/>
-    <w:p>
-      <w:r>
-        <w:rPr>
-          <w:rFonts w:hint="eastAsia"/>
-        </w:rPr>
+    <w:p/>
+    <w:p/>
+    <w:p/>
+    <w:p/>
+    <w:p/>
+    <w:p>
+      <w:pPr>
+        <w:rPr>
+          <w:rFonts w:hint="eastAsia"/>
+        </w:rPr>
+      </w:pPr>
+    </w:p>
+    <w:p>
+      <w:r>
+        <w:rPr>
+          <w:rFonts w:hint="eastAsia"/>
+        </w:rPr>
+        <w:lastRenderedPageBreak/>
         <w:t>萬潤</w:t>
       </w:r>
     </w:p>
     <w:p>
-      <w:r>
-        <w:fldChar w:fldCharType="begin"/>
-      </w:r>
-      <w:r>
-        <w:instrText xml:space="preserve"> HYPERLINK "https://web.ksu.edu.tw/DTCE000/page/61242" </w:instrText>
-      </w:r>
-      <w:r>
-        <w:fldChar w:fldCharType="separate"/>
-      </w:r>
-      <w:r>
-        <w:rPr>
-          <w:rStyle w:val="16"/>
-        </w:rPr>
-        <w:t>https://web.ksu.edu.tw/DTCE000/page/61242</w:t>
-      </w:r>
-      <w:r>
-        <w:rPr>
-          <w:rStyle w:val="16"/>
-        </w:rPr>
-        <w:fldChar w:fldCharType="end"/>
-      </w:r>
-    </w:p>
-    <w:p>
-      <w:pPr>
-        <w:rPr>
-          <w:rFonts w:hint="eastAsia"/>
-        </w:rPr>
-      </w:pPr>
+      <w:hyperlink r:id="rId12" w:history="1">
+        <w:r>
+          <w:rPr>
+            <w:rStyle w:val="ab"/>
+          </w:rPr>
+          <w:t>https://web.ksu.edu.tw/DTCE000/page/61242</w:t>
+        </w:r>
+      </w:hyperlink>
+    </w:p>
+    <w:p>
       <w:r>
         <w:rPr>
           <w:rFonts w:hint="eastAsia"/>
@@ -425,14 +593,12 @@
       </w:r>
     </w:p>
     <w:p>
-      <w:pPr>
-        <w:rPr>
-          <w:rFonts w:hint="eastAsia"/>
-        </w:rPr>
-      </w:pPr>
-      <w:r>
+      <w:r>
+        <w:rPr>
+          <w:noProof/>
+        </w:rPr>
         <w:drawing>
-          <wp:inline distT="0" distB="0" distL="114300" distR="114300">
+          <wp:inline distT="0" distB="0" distL="114300" distR="114300" wp14:anchorId="30986675" wp14:editId="619F6CF8">
             <wp:extent cx="5267325" cy="2962910"/>
             <wp:effectExtent l="0" t="0" r="5715" b="8890"/>
             <wp:docPr id="3" name="圖片 1"/>
@@ -449,7 +615,7 @@
                     </pic:cNvPicPr>
                   </pic:nvPicPr>
                   <pic:blipFill>
-                    <a:blip r:embed="rId7"/>
+                    <a:blip r:embed="rId13"/>
                     <a:stretch>
                       <a:fillRect/>
                     </a:stretch>
@@ -473,8 +639,6 @@
           </wp:inline>
         </w:drawing>
       </w:r>
-      <w:bookmarkStart w:id="0" w:name="_GoBack"/>
-      <w:bookmarkEnd w:id="0"/>
     </w:p>
     <w:p/>
     <w:p/>
@@ -483,13 +647,28 @@
         <w:rPr>
           <w:rFonts w:hint="eastAsia"/>
         </w:rPr>
-        <w:t>崑山科技大學2025智慧生活創業競賽</w:t>
-      </w:r>
-    </w:p>
-    <w:p>
-      <w:r>
+        <w:t>崑山科技大學</w:t>
+      </w:r>
+      <w:r>
+        <w:rPr>
+          <w:rFonts w:hint="eastAsia"/>
+        </w:rPr>
+        <w:t>2025</w:t>
+      </w:r>
+      <w:r>
+        <w:rPr>
+          <w:rFonts w:hint="eastAsia"/>
+        </w:rPr>
+        <w:t>智慧生活創業競賽</w:t>
+      </w:r>
+    </w:p>
+    <w:p>
+      <w:r>
+        <w:rPr>
+          <w:noProof/>
+        </w:rPr>
         <w:drawing>
-          <wp:inline distT="0" distB="0" distL="0" distR="0">
+          <wp:inline distT="0" distB="0" distL="0" distR="0" wp14:anchorId="3C245776" wp14:editId="593C1CE3">
             <wp:extent cx="5274310" cy="1976755"/>
             <wp:effectExtent l="0" t="0" r="2540" b="4445"/>
             <wp:docPr id="809004460" name="圖片 1" descr="一張含有 文字, 螢幕擷取畫面, 字型, 代數 的圖片&#10;&#10;AI 產生的內容可能不正確。"/>
@@ -506,7 +685,7 @@
                     </pic:cNvPicPr>
                   </pic:nvPicPr>
                   <pic:blipFill>
-                    <a:blip r:embed="rId8"/>
+                    <a:blip r:embed="rId14"/>
                     <a:stretch>
                       <a:fillRect/>
                     </a:stretch>
@@ -530,81 +709,45 @@
     <w:p/>
     <w:p>
       <w:pPr>
-        <w:pStyle w:val="2"/>
+        <w:pStyle w:val="1"/>
         <w:keepNext w:val="0"/>
         <w:keepLines w:val="0"/>
         <w:widowControl/>
-        <w:suppressLineNumbers w:val="0"/>
-        <w:pBdr>
-          <w:top w:val="none" w:color="auto" w:sz="0" w:space="0"/>
-          <w:left w:val="none" w:color="auto" w:sz="0" w:space="0"/>
-          <w:bottom w:val="none" w:color="auto" w:sz="0" w:space="0"/>
-          <w:right w:val="none" w:color="auto" w:sz="0" w:space="0"/>
-        </w:pBdr>
-        <w:shd w:val="clear" w:fill="FFFFFF"/>
-        <w:spacing w:before="0" w:beforeAutospacing="0" w:after="216" w:afterAutospacing="0" w:line="340" w:lineRule="atLeast"/>
-        <w:ind w:left="0" w:right="0" w:firstLine="0"/>
+        <w:shd w:val="clear" w:color="auto" w:fill="FFFFFF"/>
+        <w:spacing w:before="0" w:after="216" w:line="340" w:lineRule="atLeast"/>
         <w:textAlignment w:val="baseline"/>
         <w:rPr>
-          <w:rFonts w:hint="eastAsia" w:ascii="微軟正黑體" w:hAnsi="微軟正黑體" w:eastAsia="微軟正黑體" w:cs="微軟正黑體"/>
+          <w:rFonts w:ascii="微軟正黑體" w:eastAsia="微軟正黑體" w:hAnsi="微軟正黑體" w:cs="微軟正黑體"/>
           <w:b/>
-          <w:i w:val="0"/>
-          <w:caps w:val="0"/>
           <w:color w:val="777777"/>
           <w:spacing w:val="12"/>
           <w:sz w:val="26"/>
           <w:szCs w:val="26"/>
-          <w:shd w:val="clear" w:fill="FFFFFF"/>
-          <w:vertAlign w:val="baseline"/>
-          <w:lang w:val="en-US" w:eastAsia="zh-TW"/>
-        </w:rPr>
-      </w:pPr>
-      <w:r>
-        <w:rPr>
-          <w:rFonts w:hint="eastAsia" w:ascii="微軟正黑體" w:hAnsi="微軟正黑體" w:eastAsia="微軟正黑體" w:cs="微軟正黑體"/>
+          <w:shd w:val="clear" w:color="auto" w:fill="FFFFFF"/>
+        </w:rPr>
+      </w:pPr>
+      <w:r>
+        <w:rPr>
+          <w:rFonts w:ascii="微軟正黑體" w:eastAsia="微軟正黑體" w:hAnsi="微軟正黑體" w:cs="微軟正黑體" w:hint="eastAsia"/>
           <w:b/>
-          <w:i w:val="0"/>
-          <w:caps w:val="0"/>
           <w:color w:val="777777"/>
           <w:spacing w:val="12"/>
           <w:sz w:val="26"/>
           <w:szCs w:val="26"/>
-          <w:shd w:val="clear" w:fill="FFFFFF"/>
-          <w:vertAlign w:val="baseline"/>
-        </w:rPr>
-        <w:t>2025 年第一屆雙福三創盃競賽</w:t>
-      </w:r>
-      <w:r>
-        <w:rPr>
-          <w:rFonts w:hint="eastAsia" w:ascii="微軟正黑體" w:hAnsi="微軟正黑體" w:eastAsia="微軟正黑體" w:cs="微軟正黑體"/>
-          <w:b/>
-          <w:i w:val="0"/>
-          <w:caps w:val="0"/>
-          <w:color w:val="777777"/>
-          <w:spacing w:val="12"/>
-          <w:sz w:val="26"/>
-          <w:szCs w:val="26"/>
-          <w:shd w:val="clear" w:fill="FFFFFF"/>
-          <w:vertAlign w:val="baseline"/>
-          <w:lang w:val="en-US" w:eastAsia="zh-TW"/>
-        </w:rPr>
-        <w:t>:</w:t>
-      </w:r>
-    </w:p>
-    <w:p>
-      <w:pPr>
-        <w:rPr>
-          <w:rFonts w:hint="eastAsia" w:eastAsiaTheme="minorEastAsia"/>
-          <w:lang w:eastAsia="zh-TW"/>
-        </w:rPr>
-      </w:pPr>
-      <w:r>
-        <w:rPr>
-          <w:rFonts w:hint="eastAsia" w:eastAsiaTheme="minorEastAsia"/>
-          <w:lang w:eastAsia="zh-TW"/>
-        </w:rPr>
+          <w:shd w:val="clear" w:color="auto" w:fill="FFFFFF"/>
+        </w:rPr>
+        <w:t>2025 年第一屆雙福三創盃競賽:</w:t>
+      </w:r>
+    </w:p>
+    <w:p>
+      <w:r>
+        <w:rPr>
+          <w:rFonts w:hint="eastAsia"/>
+          <w:noProof/>
+        </w:rPr>
+        <w:lastRenderedPageBreak/>
         <w:drawing>
-          <wp:inline distT="0" distB="0" distL="114300" distR="114300">
+          <wp:inline distT="0" distB="0" distL="114300" distR="114300" wp14:anchorId="722D1431" wp14:editId="466C92F0">
             <wp:extent cx="5267960" cy="2962910"/>
             <wp:effectExtent l="0" t="0" r="5080" b="8890"/>
             <wp:docPr id="1" name="圖片 1" descr="messageImage_1758196662437"/>
@@ -621,7 +764,7 @@
                     </pic:cNvPicPr>
                   </pic:nvPicPr>
                   <pic:blipFill>
-                    <a:blip r:embed="rId9"/>
+                    <a:blip r:embed="rId15"/>
                     <a:stretch>
                       <a:fillRect/>
                     </a:stretch>
@@ -643,19 +786,13 @@
       </w:r>
     </w:p>
     <w:p>
-      <w:pPr>
-        <w:rPr>
-          <w:rFonts w:hint="eastAsia" w:eastAsiaTheme="minorEastAsia"/>
-          <w:lang w:eastAsia="zh-TW"/>
-        </w:rPr>
-      </w:pPr>
-      <w:r>
-        <w:rPr>
-          <w:rFonts w:hint="eastAsia" w:eastAsiaTheme="minorEastAsia"/>
-          <w:lang w:eastAsia="zh-TW"/>
+      <w:r>
+        <w:rPr>
+          <w:rFonts w:hint="eastAsia"/>
+          <w:noProof/>
         </w:rPr>
         <w:drawing>
-          <wp:inline distT="0" distB="0" distL="114300" distR="114300">
+          <wp:inline distT="0" distB="0" distL="114300" distR="114300" wp14:anchorId="4E4DD3D5" wp14:editId="1AC479A2">
             <wp:extent cx="5267960" cy="2962910"/>
             <wp:effectExtent l="0" t="0" r="5080" b="8890"/>
             <wp:docPr id="2" name="圖片 2" descr="messageImage_1758196686225"/>
@@ -672,7 +809,7 @@
                     </pic:cNvPicPr>
                   </pic:nvPicPr>
                   <pic:blipFill>
-                    <a:blip r:embed="rId10"/>
+                    <a:blip r:embed="rId16"/>
                     <a:stretch>
                       <a:fillRect/>
                     </a:stretch>
@@ -694,23 +831,77 @@
       </w:r>
     </w:p>
     <w:p/>
+    <w:p/>
+    <w:p/>
+    <w:p/>
+    <w:p/>
+    <w:p/>
+    <w:p/>
+    <w:p/>
+    <w:p>
+      <w:pPr>
+        <w:rPr>
+          <w:rFonts w:hint="eastAsia"/>
+        </w:rPr>
+      </w:pPr>
+      <w:r>
+        <w:t>innoserve</w:t>
+      </w:r>
+      <w:r>
+        <w:drawing>
+          <wp:inline distT="0" distB="0" distL="0" distR="0" wp14:anchorId="31946904" wp14:editId="273EDDA2">
+            <wp:extent cx="5274310" cy="2543810"/>
+            <wp:effectExtent l="0" t="0" r="2540" b="8890"/>
+            <wp:docPr id="1703514035" name="圖片 1" descr="一張含有 文字, 螢幕擷取畫面, 字型, 數字 的圖片&#10;&#10;AI 產生的內容可能不正確。"/>
+            <wp:cNvGraphicFramePr>
+              <a:graphicFrameLocks xmlns:a="http://schemas.openxmlformats.org/drawingml/2006/main" noChangeAspect="1"/>
+            </wp:cNvGraphicFramePr>
+            <a:graphic xmlns:a="http://schemas.openxmlformats.org/drawingml/2006/main">
+              <a:graphicData uri="http://schemas.openxmlformats.org/drawingml/2006/picture">
+                <pic:pic xmlns:pic="http://schemas.openxmlformats.org/drawingml/2006/picture">
+                  <pic:nvPicPr>
+                    <pic:cNvPr id="1703514035" name="圖片 1" descr="一張含有 文字, 螢幕擷取畫面, 字型, 數字 的圖片&#10;&#10;AI 產生的內容可能不正確。"/>
+                    <pic:cNvPicPr/>
+                  </pic:nvPicPr>
+                  <pic:blipFill>
+                    <a:blip r:embed="rId17"/>
+                    <a:stretch>
+                      <a:fillRect/>
+                    </a:stretch>
+                  </pic:blipFill>
+                  <pic:spPr>
+                    <a:xfrm>
+                      <a:off x="0" y="0"/>
+                      <a:ext cx="5274310" cy="2543810"/>
+                    </a:xfrm>
+                    <a:prstGeom prst="rect">
+                      <a:avLst/>
+                    </a:prstGeom>
+                  </pic:spPr>
+                </pic:pic>
+              </a:graphicData>
+            </a:graphic>
+          </wp:inline>
+        </w:drawing>
+      </w:r>
+    </w:p>
     <w:sectPr>
       <w:pgSz w:w="11906" w:h="16838"/>
       <w:pgMar w:top="1440" w:right="1800" w:bottom="1440" w:left="1800" w:header="851" w:footer="992" w:gutter="0"/>
-      <w:cols w:space="425" w:num="1"/>
-      <w:docGrid w:type="lines" w:linePitch="360" w:charSpace="0"/>
+      <w:cols w:space="425"/>
+      <w:docGrid w:type="lines" w:linePitch="360"/>
     </w:sectPr>
   </w:body>
 </w:document>
 </file>
 
 <file path=word/numbering.xml><?xml version="1.0" encoding="utf-8"?>
-<w:numbering xmlns:wpc="http://schemas.microsoft.com/office/word/2010/wordprocessingCanvas" xmlns:mc="http://schemas.openxmlformats.org/markup-compatibility/2006" xmlns:o="urn:schemas-microsoft-com:office:office" xmlns:r="http://schemas.openxmlformats.org/officeDocument/2006/relationships" xmlns:m="http://schemas.openxmlformats.org/officeDocument/2006/math" xmlns:v="urn:schemas-microsoft-com:vml" xmlns:wp14="http://schemas.microsoft.com/office/word/2010/wordprocessingDrawing" xmlns:wp="http://schemas.openxmlformats.org/drawingml/2006/wordprocessingDrawing" xmlns:w10="urn:schemas-microsoft-com:office:word" xmlns:w="http://schemas.openxmlformats.org/wordprocessingml/2006/main" xmlns:w14="http://schemas.microsoft.com/office/word/2010/wordml" xmlns:wpg="http://schemas.microsoft.com/office/word/2010/wordprocessingGroup" xmlns:wpi="http://schemas.microsoft.com/office/word/2010/wordprocessingInk" xmlns:wne="http://schemas.microsoft.com/office/word/2006/wordml" xmlns:wps="http://schemas.microsoft.com/office/word/2010/wordprocessingShape" mc:Ignorable="w14 wp14">
-  <w:abstractNum w:abstractNumId="0">
+<w:numbering xmlns:wpc="http://schemas.microsoft.com/office/word/2010/wordprocessingCanvas" xmlns:cx="http://schemas.microsoft.com/office/drawing/2014/chartex" xmlns:cx1="http://schemas.microsoft.com/office/drawing/2015/9/8/chartex" xmlns:cx2="http://schemas.microsoft.com/office/drawing/2015/10/21/chartex" xmlns:cx3="http://schemas.microsoft.com/office/drawing/2016/5/9/chartex" xmlns:cx4="http://schemas.microsoft.com/office/drawing/2016/5/10/chartex" xmlns:cx5="http://schemas.microsoft.com/office/drawing/2016/5/11/chartex" xmlns:cx6="http://schemas.microsoft.com/office/drawing/2016/5/12/chartex" xmlns:cx7="http://schemas.microsoft.com/office/drawing/2016/5/13/chartex" xmlns:cx8="http://schemas.microsoft.com/office/drawing/2016/5/14/chartex" xmlns:mc="http://schemas.openxmlformats.org/markup-compatibility/2006" xmlns:aink="http://schemas.microsoft.com/office/drawing/2016/ink" xmlns:am3d="http://schemas.microsoft.com/office/drawing/2017/model3d" xmlns:o="urn:schemas-microsoft-com:office:office" xmlns:oel="http://schemas.microsoft.com/office/2019/extlst" xmlns:r="http://schemas.openxmlformats.org/officeDocument/2006/relationships" xmlns:m="http://schemas.openxmlformats.org/officeDocument/2006/math" xmlns:v="urn:schemas-microsoft-com:vml" xmlns:wp14="http://schemas.microsoft.com/office/word/2010/wordprocessingDrawing" xmlns:wp="http://schemas.openxmlformats.org/drawingml/2006/wordprocessingDrawing" xmlns:w10="urn:schemas-microsoft-com:office:word" xmlns:w="http://schemas.openxmlformats.org/wordprocessingml/2006/main" xmlns:w14="http://schemas.microsoft.com/office/word/2010/wordml" xmlns:w15="http://schemas.microsoft.com/office/word/2012/wordml" xmlns:w16cex="http://schemas.microsoft.com/office/word/2018/wordml/cex" xmlns:w16cid="http://schemas.microsoft.com/office/word/2016/wordml/cid" xmlns:w16="http://schemas.microsoft.com/office/word/2018/wordml" xmlns:w16du="http://schemas.microsoft.com/office/word/2023/wordml/word16du" xmlns:w16sdtdh="http://schemas.microsoft.com/office/word/2020/wordml/sdtdatahash" xmlns:w16sdtfl="http://schemas.microsoft.com/office/word/2024/wordml/sdtformatlock" xmlns:w16se="http://schemas.microsoft.com/office/word/2015/wordml/symex" xmlns:wpg="http://schemas.microsoft.com/office/word/2010/wordprocessingGroup" xmlns:wpi="http://schemas.microsoft.com/office/word/2010/wordprocessingInk" xmlns:wne="http://schemas.microsoft.com/office/word/2006/wordml" xmlns:wps="http://schemas.microsoft.com/office/word/2010/wordprocessingShape" mc:Ignorable="w14 w15 w16se w16cid w16 w16cex w16sdtdh w16sdtfl w16du wp14">
+  <w:abstractNum w:abstractNumId="0" w15:restartNumberingAfterBreak="0">
     <w:nsid w:val="0ACB2FD3"/>
     <w:multiLevelType w:val="multilevel"/>
     <w:tmpl w:val="0ACB2FD3"/>
-    <w:lvl w:ilvl="0" w:tentative="0">
+    <w:lvl w:ilvl="0">
       <w:start w:val="1"/>
       <w:numFmt w:val="bullet"/>
       <w:lvlText w:val=""/>
@@ -722,11 +913,11 @@
         <w:ind w:left="720" w:hanging="360"/>
       </w:pPr>
       <w:rPr>
-        <w:rFonts w:hint="default" w:ascii="Symbol" w:hAnsi="Symbol"/>
+        <w:rFonts w:ascii="Symbol" w:hAnsi="Symbol" w:hint="default"/>
         <w:sz w:val="20"/>
       </w:rPr>
     </w:lvl>
-    <w:lvl w:ilvl="1" w:tentative="0">
+    <w:lvl w:ilvl="1">
       <w:start w:val="1"/>
       <w:numFmt w:val="bullet"/>
       <w:lvlText w:val=""/>
@@ -738,11 +929,11 @@
         <w:ind w:left="1440" w:hanging="360"/>
       </w:pPr>
       <w:rPr>
-        <w:rFonts w:hint="default" w:ascii="Symbol" w:hAnsi="Symbol"/>
+        <w:rFonts w:ascii="Symbol" w:hAnsi="Symbol" w:hint="default"/>
         <w:sz w:val="20"/>
       </w:rPr>
     </w:lvl>
-    <w:lvl w:ilvl="2" w:tentative="0">
+    <w:lvl w:ilvl="2">
       <w:start w:val="1"/>
       <w:numFmt w:val="bullet"/>
       <w:lvlText w:val=""/>
@@ -754,11 +945,11 @@
         <w:ind w:left="2160" w:hanging="360"/>
       </w:pPr>
       <w:rPr>
-        <w:rFonts w:hint="default" w:ascii="Symbol" w:hAnsi="Symbol"/>
+        <w:rFonts w:ascii="Symbol" w:hAnsi="Symbol" w:hint="default"/>
         <w:sz w:val="20"/>
       </w:rPr>
     </w:lvl>
-    <w:lvl w:ilvl="3" w:tentative="0">
+    <w:lvl w:ilvl="3">
       <w:start w:val="1"/>
       <w:numFmt w:val="bullet"/>
       <w:lvlText w:val=""/>
@@ -770,11 +961,11 @@
         <w:ind w:left="2880" w:hanging="360"/>
       </w:pPr>
       <w:rPr>
-        <w:rFonts w:hint="default" w:ascii="Symbol" w:hAnsi="Symbol"/>
+        <w:rFonts w:ascii="Symbol" w:hAnsi="Symbol" w:hint="default"/>
         <w:sz w:val="20"/>
       </w:rPr>
     </w:lvl>
-    <w:lvl w:ilvl="4" w:tentative="0">
+    <w:lvl w:ilvl="4">
       <w:start w:val="1"/>
       <w:numFmt w:val="bullet"/>
       <w:lvlText w:val=""/>
@@ -786,11 +977,11 @@
         <w:ind w:left="3600" w:hanging="360"/>
       </w:pPr>
       <w:rPr>
-        <w:rFonts w:hint="default" w:ascii="Symbol" w:hAnsi="Symbol"/>
+        <w:rFonts w:ascii="Symbol" w:hAnsi="Symbol" w:hint="default"/>
         <w:sz w:val="20"/>
       </w:rPr>
     </w:lvl>
-    <w:lvl w:ilvl="5" w:tentative="0">
+    <w:lvl w:ilvl="5">
       <w:start w:val="1"/>
       <w:numFmt w:val="bullet"/>
       <w:lvlText w:val=""/>
@@ -802,11 +993,11 @@
         <w:ind w:left="4320" w:hanging="360"/>
       </w:pPr>
       <w:rPr>
-        <w:rFonts w:hint="default" w:ascii="Symbol" w:hAnsi="Symbol"/>
+        <w:rFonts w:ascii="Symbol" w:hAnsi="Symbol" w:hint="default"/>
         <w:sz w:val="20"/>
       </w:rPr>
     </w:lvl>
-    <w:lvl w:ilvl="6" w:tentative="0">
+    <w:lvl w:ilvl="6">
       <w:start w:val="1"/>
       <w:numFmt w:val="bullet"/>
       <w:lvlText w:val=""/>
@@ -818,11 +1009,11 @@
         <w:ind w:left="5040" w:hanging="360"/>
       </w:pPr>
       <w:rPr>
-        <w:rFonts w:hint="default" w:ascii="Symbol" w:hAnsi="Symbol"/>
+        <w:rFonts w:ascii="Symbol" w:hAnsi="Symbol" w:hint="default"/>
         <w:sz w:val="20"/>
       </w:rPr>
     </w:lvl>
-    <w:lvl w:ilvl="7" w:tentative="0">
+    <w:lvl w:ilvl="7">
       <w:start w:val="1"/>
       <w:numFmt w:val="bullet"/>
       <w:lvlText w:val=""/>
@@ -834,11 +1025,11 @@
         <w:ind w:left="5760" w:hanging="360"/>
       </w:pPr>
       <w:rPr>
-        <w:rFonts w:hint="default" w:ascii="Symbol" w:hAnsi="Symbol"/>
+        <w:rFonts w:ascii="Symbol" w:hAnsi="Symbol" w:hint="default"/>
         <w:sz w:val="20"/>
       </w:rPr>
     </w:lvl>
-    <w:lvl w:ilvl="8" w:tentative="0">
+    <w:lvl w:ilvl="8">
       <w:start w:val="1"/>
       <w:numFmt w:val="bullet"/>
       <w:lvlText w:val=""/>
@@ -850,16 +1041,16 @@
         <w:ind w:left="6480" w:hanging="360"/>
       </w:pPr>
       <w:rPr>
-        <w:rFonts w:hint="default" w:ascii="Symbol" w:hAnsi="Symbol"/>
+        <w:rFonts w:ascii="Symbol" w:hAnsi="Symbol" w:hint="default"/>
         <w:sz w:val="20"/>
       </w:rPr>
     </w:lvl>
   </w:abstractNum>
-  <w:abstractNum w:abstractNumId="1">
+  <w:abstractNum w:abstractNumId="1" w15:restartNumberingAfterBreak="0">
     <w:nsid w:val="314E3CF0"/>
     <w:multiLevelType w:val="multilevel"/>
     <w:tmpl w:val="314E3CF0"/>
-    <w:lvl w:ilvl="0" w:tentative="0">
+    <w:lvl w:ilvl="0">
       <w:start w:val="1"/>
       <w:numFmt w:val="bullet"/>
       <w:lvlText w:val=""/>
@@ -871,11 +1062,11 @@
         <w:ind w:left="720" w:hanging="360"/>
       </w:pPr>
       <w:rPr>
-        <w:rFonts w:hint="default" w:ascii="Symbol" w:hAnsi="Symbol"/>
+        <w:rFonts w:ascii="Symbol" w:hAnsi="Symbol" w:hint="default"/>
         <w:sz w:val="20"/>
       </w:rPr>
     </w:lvl>
-    <w:lvl w:ilvl="1" w:tentative="0">
+    <w:lvl w:ilvl="1">
       <w:start w:val="1"/>
       <w:numFmt w:val="bullet"/>
       <w:lvlText w:val=""/>
@@ -887,11 +1078,11 @@
         <w:ind w:left="1440" w:hanging="360"/>
       </w:pPr>
       <w:rPr>
-        <w:rFonts w:hint="default" w:ascii="Symbol" w:hAnsi="Symbol"/>
+        <w:rFonts w:ascii="Symbol" w:hAnsi="Symbol" w:hint="default"/>
         <w:sz w:val="20"/>
       </w:rPr>
     </w:lvl>
-    <w:lvl w:ilvl="2" w:tentative="0">
+    <w:lvl w:ilvl="2">
       <w:start w:val="1"/>
       <w:numFmt w:val="bullet"/>
       <w:lvlText w:val=""/>
@@ -903,11 +1094,11 @@
         <w:ind w:left="2160" w:hanging="360"/>
       </w:pPr>
       <w:rPr>
-        <w:rFonts w:hint="default" w:ascii="Symbol" w:hAnsi="Symbol"/>
+        <w:rFonts w:ascii="Symbol" w:hAnsi="Symbol" w:hint="default"/>
         <w:sz w:val="20"/>
       </w:rPr>
     </w:lvl>
-    <w:lvl w:ilvl="3" w:tentative="0">
+    <w:lvl w:ilvl="3">
       <w:start w:val="1"/>
       <w:numFmt w:val="bullet"/>
       <w:lvlText w:val=""/>
@@ -919,11 +1110,11 @@
         <w:ind w:left="2880" w:hanging="360"/>
       </w:pPr>
       <w:rPr>
-        <w:rFonts w:hint="default" w:ascii="Symbol" w:hAnsi="Symbol"/>
+        <w:rFonts w:ascii="Symbol" w:hAnsi="Symbol" w:hint="default"/>
         <w:sz w:val="20"/>
       </w:rPr>
     </w:lvl>
-    <w:lvl w:ilvl="4" w:tentative="0">
+    <w:lvl w:ilvl="4">
       <w:start w:val="1"/>
       <w:numFmt w:val="bullet"/>
       <w:lvlText w:val=""/>
@@ -935,11 +1126,11 @@
         <w:ind w:left="3600" w:hanging="360"/>
       </w:pPr>
       <w:rPr>
-        <w:rFonts w:hint="default" w:ascii="Symbol" w:hAnsi="Symbol"/>
+        <w:rFonts w:ascii="Symbol" w:hAnsi="Symbol" w:hint="default"/>
         <w:sz w:val="20"/>
       </w:rPr>
     </w:lvl>
-    <w:lvl w:ilvl="5" w:tentative="0">
+    <w:lvl w:ilvl="5">
       <w:start w:val="1"/>
       <w:numFmt w:val="bullet"/>
       <w:lvlText w:val=""/>
@@ -951,11 +1142,11 @@
         <w:ind w:left="4320" w:hanging="360"/>
       </w:pPr>
       <w:rPr>
-        <w:rFonts w:hint="default" w:ascii="Symbol" w:hAnsi="Symbol"/>
+        <w:rFonts w:ascii="Symbol" w:hAnsi="Symbol" w:hint="default"/>
         <w:sz w:val="20"/>
       </w:rPr>
     </w:lvl>
-    <w:lvl w:ilvl="6" w:tentative="0">
+    <w:lvl w:ilvl="6">
       <w:start w:val="1"/>
       <w:numFmt w:val="bullet"/>
       <w:lvlText w:val=""/>
@@ -967,11 +1158,11 @@
         <w:ind w:left="5040" w:hanging="360"/>
       </w:pPr>
       <w:rPr>
-        <w:rFonts w:hint="default" w:ascii="Symbol" w:hAnsi="Symbol"/>
+        <w:rFonts w:ascii="Symbol" w:hAnsi="Symbol" w:hint="default"/>
         <w:sz w:val="20"/>
       </w:rPr>
     </w:lvl>
-    <w:lvl w:ilvl="7" w:tentative="0">
+    <w:lvl w:ilvl="7">
       <w:start w:val="1"/>
       <w:numFmt w:val="bullet"/>
       <w:lvlText w:val=""/>
@@ -983,11 +1174,11 @@
         <w:ind w:left="5760" w:hanging="360"/>
       </w:pPr>
       <w:rPr>
-        <w:rFonts w:hint="default" w:ascii="Symbol" w:hAnsi="Symbol"/>
+        <w:rFonts w:ascii="Symbol" w:hAnsi="Symbol" w:hint="default"/>
         <w:sz w:val="20"/>
       </w:rPr>
     </w:lvl>
-    <w:lvl w:ilvl="8" w:tentative="0">
+    <w:lvl w:ilvl="8">
       <w:start w:val="1"/>
       <w:numFmt w:val="bullet"/>
       <w:lvlText w:val=""/>
@@ -999,303 +1190,434 @@
         <w:ind w:left="6480" w:hanging="360"/>
       </w:pPr>
       <w:rPr>
-        <w:rFonts w:hint="default" w:ascii="Symbol" w:hAnsi="Symbol"/>
+        <w:rFonts w:ascii="Symbol" w:hAnsi="Symbol" w:hint="default"/>
         <w:sz w:val="20"/>
       </w:rPr>
     </w:lvl>
   </w:abstractNum>
-  <w:num w:numId="1">
+  <w:num w:numId="1" w16cid:durableId="964507393">
     <w:abstractNumId w:val="1"/>
   </w:num>
-  <w:num w:numId="2">
+  <w:num w:numId="2" w16cid:durableId="26109283">
     <w:abstractNumId w:val="0"/>
   </w:num>
 </w:numbering>
 </file>
 
 <file path=word/styles.xml><?xml version="1.0" encoding="utf-8"?>
-<w:styles xmlns:mc="http://schemas.openxmlformats.org/markup-compatibility/2006" xmlns:o="urn:schemas-microsoft-com:office:office" xmlns:r="http://schemas.openxmlformats.org/officeDocument/2006/relationships" xmlns:m="http://schemas.openxmlformats.org/officeDocument/2006/math" xmlns:v="urn:schemas-microsoft-com:vml" xmlns:w="http://schemas.openxmlformats.org/wordprocessingml/2006/main" xmlns:w14="http://schemas.microsoft.com/office/word/2010/wordml" xmlns:w10="urn:schemas-microsoft-com:office:word" xmlns:sl="http://schemas.openxmlformats.org/schemaLibrary/2006/main" mc:Ignorable="w14">
+<w:styles xmlns:mc="http://schemas.openxmlformats.org/markup-compatibility/2006" xmlns:r="http://schemas.openxmlformats.org/officeDocument/2006/relationships" xmlns:w="http://schemas.openxmlformats.org/wordprocessingml/2006/main" xmlns:w14="http://schemas.microsoft.com/office/word/2010/wordml" xmlns:w15="http://schemas.microsoft.com/office/word/2012/wordml" xmlns:w16cex="http://schemas.microsoft.com/office/word/2018/wordml/cex" xmlns:w16cid="http://schemas.microsoft.com/office/word/2016/wordml/cid" xmlns:w16="http://schemas.microsoft.com/office/word/2018/wordml" xmlns:w16du="http://schemas.microsoft.com/office/word/2023/wordml/word16du" xmlns:w16sdtdh="http://schemas.microsoft.com/office/word/2020/wordml/sdtdatahash" xmlns:w16sdtfl="http://schemas.microsoft.com/office/word/2024/wordml/sdtformatlock" xmlns:w16se="http://schemas.microsoft.com/office/word/2015/wordml/symex" mc:Ignorable="w14 w15 w16se w16cid w16 w16cex w16sdtdh w16sdtfl w16du">
   <w:docDefaults>
     <w:rPrDefault>
       <w:rPr>
-        <w:rFonts w:ascii="Times New Roman" w:hAnsi="Times New Roman" w:eastAsia="SimSun" w:cs="Times New Roman"/>
+        <w:rFonts w:ascii="Times New Roman" w:eastAsia="SimSun" w:hAnsi="Times New Roman" w:cs="Times New Roman"/>
+        <w:lang w:val="en-US" w:eastAsia="zh-TW" w:bidi="ar-SA"/>
       </w:rPr>
     </w:rPrDefault>
+    <w:pPrDefault>
+      <w:pPr>
+        <w:spacing w:after="160" w:line="278" w:lineRule="auto"/>
+      </w:pPr>
+    </w:pPrDefault>
   </w:docDefaults>
-  <w:latentStyles w:count="260" w:defQFormat="0" w:defUnhideWhenUsed="1" w:defSemiHidden="1" w:defUIPriority="99" w:defLockedState="0">
-    <w:lsdException w:qFormat="1" w:unhideWhenUsed="0" w:uiPriority="0" w:semiHidden="0" w:name="Normal"/>
-    <w:lsdException w:qFormat="1" w:unhideWhenUsed="0" w:uiPriority="9" w:semiHidden="0" w:name="heading 1"/>
-    <w:lsdException w:qFormat="1" w:uiPriority="9" w:semiHidden="0" w:name="heading 2"/>
-    <w:lsdException w:qFormat="1" w:uiPriority="9" w:semiHidden="0" w:name="heading 3"/>
-    <w:lsdException w:qFormat="1" w:uiPriority="9" w:semiHidden="0" w:name="heading 4"/>
-    <w:lsdException w:qFormat="1" w:uiPriority="9" w:semiHidden="0" w:name="heading 5"/>
-    <w:lsdException w:qFormat="1" w:uiPriority="9" w:semiHidden="0" w:name="heading 6"/>
-    <w:lsdException w:qFormat="1" w:uiPriority="9" w:semiHidden="0" w:name="heading 7"/>
-    <w:lsdException w:qFormat="1" w:uiPriority="9" w:semiHidden="0" w:name="heading 8"/>
-    <w:lsdException w:qFormat="1" w:uiPriority="9" w:semiHidden="0" w:name="heading 9"/>
-    <w:lsdException w:uiPriority="99" w:name="index 1"/>
-    <w:lsdException w:uiPriority="99" w:name="index 2"/>
-    <w:lsdException w:uiPriority="99" w:name="index 3"/>
-    <w:lsdException w:uiPriority="99" w:name="index 4"/>
-    <w:lsdException w:uiPriority="99" w:name="index 5"/>
-    <w:lsdException w:uiPriority="99" w:name="index 6"/>
-    <w:lsdException w:uiPriority="99" w:name="index 7"/>
-    <w:lsdException w:uiPriority="99" w:name="index 8"/>
-    <w:lsdException w:uiPriority="99" w:name="index 9"/>
-    <w:lsdException w:uiPriority="39" w:name="toc 1"/>
-    <w:lsdException w:uiPriority="39" w:name="toc 2"/>
-    <w:lsdException w:uiPriority="39" w:name="toc 3"/>
-    <w:lsdException w:uiPriority="39" w:name="toc 4"/>
-    <w:lsdException w:uiPriority="39" w:name="toc 5"/>
-    <w:lsdException w:uiPriority="39" w:name="toc 6"/>
-    <w:lsdException w:uiPriority="39" w:name="toc 7"/>
-    <w:lsdException w:uiPriority="39" w:name="toc 8"/>
-    <w:lsdException w:uiPriority="39" w:name="toc 9"/>
-    <w:lsdException w:uiPriority="99" w:name="Normal Indent"/>
-    <w:lsdException w:uiPriority="99" w:name="footnote text"/>
-    <w:lsdException w:uiPriority="99" w:name="annotation text"/>
-    <w:lsdException w:qFormat="1" w:uiPriority="99" w:semiHidden="0" w:name="header"/>
-    <w:lsdException w:qFormat="1" w:uiPriority="99" w:semiHidden="0" w:name="footer"/>
-    <w:lsdException w:uiPriority="99" w:name="index heading"/>
-    <w:lsdException w:qFormat="1" w:uiPriority="35" w:name="caption"/>
-    <w:lsdException w:uiPriority="99" w:name="table of figures"/>
-    <w:lsdException w:uiPriority="99" w:name="envelope address"/>
-    <w:lsdException w:uiPriority="99" w:name="envelope return"/>
-    <w:lsdException w:uiPriority="99" w:name="footnote reference"/>
-    <w:lsdException w:uiPriority="99" w:name="annotation reference"/>
-    <w:lsdException w:uiPriority="99" w:name="line number"/>
-    <w:lsdException w:uiPriority="99" w:name="page number"/>
-    <w:lsdException w:uiPriority="99" w:name="endnote reference"/>
-    <w:lsdException w:uiPriority="99" w:name="endnote text"/>
-    <w:lsdException w:uiPriority="99" w:name="table of authorities"/>
-    <w:lsdException w:uiPriority="99" w:name="macro"/>
-    <w:lsdException w:uiPriority="99" w:name="toa heading"/>
-    <w:lsdException w:uiPriority="99" w:name="List"/>
-    <w:lsdException w:uiPriority="99" w:name="List Bullet"/>
-    <w:lsdException w:uiPriority="99" w:name="List Number"/>
-    <w:lsdException w:uiPriority="99" w:name="List 2"/>
-    <w:lsdException w:uiPriority="99" w:name="List 3"/>
-    <w:lsdException w:uiPriority="99" w:name="List 4"/>
-    <w:lsdException w:uiPriority="99" w:name="List 5"/>
-    <w:lsdException w:uiPriority="99" w:name="List Bullet 2"/>
-    <w:lsdException w:uiPriority="99" w:name="List Bullet 3"/>
-    <w:lsdException w:uiPriority="99" w:name="List Bullet 4"/>
-    <w:lsdException w:uiPriority="99" w:name="List Bullet 5"/>
-    <w:lsdException w:uiPriority="99" w:name="List Number 2"/>
-    <w:lsdException w:uiPriority="99" w:name="List Number 3"/>
-    <w:lsdException w:uiPriority="99" w:name="List Number 4"/>
-    <w:lsdException w:uiPriority="99" w:name="List Number 5"/>
-    <w:lsdException w:qFormat="1" w:unhideWhenUsed="0" w:uiPriority="10" w:semiHidden="0" w:name="Title"/>
-    <w:lsdException w:uiPriority="99" w:name="Closing"/>
-    <w:lsdException w:uiPriority="99" w:name="Signature"/>
-    <w:lsdException w:qFormat="1" w:uiPriority="1" w:semiHidden="0" w:name="Default Paragraph Font"/>
-    <w:lsdException w:uiPriority="99" w:name="Body Text"/>
-    <w:lsdException w:uiPriority="99" w:name="Body Text Indent"/>
-    <w:lsdException w:uiPriority="99" w:name="List Continue"/>
-    <w:lsdException w:uiPriority="99" w:name="List Continue 2"/>
-    <w:lsdException w:uiPriority="99" w:name="List Continue 3"/>
-    <w:lsdException w:uiPriority="99" w:name="List Continue 4"/>
-    <w:lsdException w:uiPriority="99" w:name="List Continue 5"/>
-    <w:lsdException w:uiPriority="99" w:name="Message Header"/>
-    <w:lsdException w:qFormat="1" w:unhideWhenUsed="0" w:uiPriority="11" w:semiHidden="0" w:name="Subtitle"/>
-    <w:lsdException w:uiPriority="99" w:name="Salutation"/>
-    <w:lsdException w:uiPriority="99" w:name="Date"/>
-    <w:lsdException w:uiPriority="99" w:name="Body Text First Indent"/>
-    <w:lsdException w:uiPriority="99" w:name="Body Text First Indent 2"/>
-    <w:lsdException w:uiPriority="99" w:name="Note Heading"/>
-    <w:lsdException w:uiPriority="99" w:name="Body Text 2"/>
-    <w:lsdException w:uiPriority="99" w:name="Body Text 3"/>
-    <w:lsdException w:uiPriority="99" w:name="Body Text Indent 2"/>
-    <w:lsdException w:uiPriority="99" w:name="Body Text Indent 3"/>
-    <w:lsdException w:uiPriority="99" w:name="Block Text"/>
-    <w:lsdException w:qFormat="1" w:uiPriority="99" w:semiHidden="0" w:name="Hyperlink"/>
-    <w:lsdException w:qFormat="1" w:uiPriority="99" w:semiHidden="0" w:name="FollowedHyperlink"/>
-    <w:lsdException w:qFormat="1" w:unhideWhenUsed="0" w:uiPriority="22" w:semiHidden="0" w:name="Strong"/>
-    <w:lsdException w:qFormat="1" w:unhideWhenUsed="0" w:uiPriority="20" w:semiHidden="0" w:name="Emphasis"/>
-    <w:lsdException w:uiPriority="99" w:name="Document Map"/>
-    <w:lsdException w:uiPriority="99" w:name="Plain Text"/>
-    <w:lsdException w:uiPriority="99" w:name="E-mail Signature"/>
-    <w:lsdException w:uiPriority="99" w:name="Normal (Web)"/>
-    <w:lsdException w:uiPriority="99" w:name="HTML Acronym"/>
-    <w:lsdException w:uiPriority="99" w:name="HTML Address"/>
-    <w:lsdException w:uiPriority="99" w:name="HTML Cite"/>
-    <w:lsdException w:uiPriority="99" w:name="HTML Code"/>
-    <w:lsdException w:uiPriority="99" w:name="HTML Definition"/>
-    <w:lsdException w:uiPriority="99" w:name="HTML Keyboard"/>
-    <w:lsdException w:uiPriority="99" w:name="HTML Preformatted"/>
-    <w:lsdException w:uiPriority="99" w:name="HTML Sample"/>
-    <w:lsdException w:uiPriority="99" w:name="HTML Typewriter"/>
-    <w:lsdException w:uiPriority="99" w:name="HTML Variable"/>
-    <w:lsdException w:qFormat="1" w:uiPriority="99" w:semiHidden="0" w:name="Normal Table"/>
-    <w:lsdException w:uiPriority="99" w:name="annotation subject"/>
-    <w:lsdException w:uiPriority="99" w:name="Table Simple 1"/>
-    <w:lsdException w:uiPriority="99" w:name="Table Simple 2"/>
-    <w:lsdException w:uiPriority="99" w:name="Table Simple 3"/>
-    <w:lsdException w:uiPriority="99" w:name="Table Classic 1"/>
-    <w:lsdException w:uiPriority="99" w:name="Table Classic 2"/>
-    <w:lsdException w:uiPriority="99" w:name="Table Classic 3"/>
-    <w:lsdException w:uiPriority="99" w:name="Table Classic 4"/>
-    <w:lsdException w:uiPriority="99" w:name="Table Colorful 1"/>
-    <w:lsdException w:uiPriority="99" w:name="Table Colorful 2"/>
-    <w:lsdException w:uiPriority="99" w:name="Table Colorful 3"/>
-    <w:lsdException w:uiPriority="99" w:name="Table Columns 1"/>
-    <w:lsdException w:uiPriority="99" w:name="Table Columns 2"/>
-    <w:lsdException w:uiPriority="99" w:name="Table Columns 3"/>
-    <w:lsdException w:uiPriority="99" w:name="Table Columns 4"/>
-    <w:lsdException w:uiPriority="99" w:name="Table Columns 5"/>
-    <w:lsdException w:uiPriority="99" w:name="Table Grid 1"/>
-    <w:lsdException w:uiPriority="99" w:name="Table Grid 2"/>
-    <w:lsdException w:uiPriority="99" w:name="Table Grid 3"/>
-    <w:lsdException w:uiPriority="99" w:name="Table Grid 4"/>
-    <w:lsdException w:uiPriority="99" w:name="Table Grid 5"/>
-    <w:lsdException w:uiPriority="99" w:name="Table Grid 6"/>
-    <w:lsdException w:uiPriority="99" w:name="Table Grid 7"/>
-    <w:lsdException w:uiPriority="99" w:name="Table Grid 8"/>
-    <w:lsdException w:uiPriority="99" w:name="Table List 1"/>
-    <w:lsdException w:uiPriority="99" w:name="Table List 2"/>
-    <w:lsdException w:uiPriority="99" w:name="Table List 3"/>
-    <w:lsdException w:uiPriority="99" w:name="Table List 4"/>
-    <w:lsdException w:uiPriority="99" w:name="Table List 5"/>
-    <w:lsdException w:uiPriority="99" w:name="Table List 6"/>
-    <w:lsdException w:uiPriority="99" w:name="Table List 7"/>
-    <w:lsdException w:uiPriority="99" w:name="Table List 8"/>
-    <w:lsdException w:uiPriority="99" w:name="Table 3D effects 1"/>
-    <w:lsdException w:uiPriority="99" w:name="Table 3D effects 2"/>
-    <w:lsdException w:uiPriority="99" w:name="Table 3D effects 3"/>
-    <w:lsdException w:uiPriority="99" w:name="Table Contemporary"/>
-    <w:lsdException w:uiPriority="99" w:name="Table Elegant"/>
-    <w:lsdException w:uiPriority="99" w:name="Table Professional"/>
-    <w:lsdException w:uiPriority="99" w:name="Table Subtle 1"/>
-    <w:lsdException w:uiPriority="99" w:name="Table Subtle 2"/>
-    <w:lsdException w:uiPriority="99" w:name="Table Web 1"/>
-    <w:lsdException w:uiPriority="99" w:name="Table Web 2"/>
-    <w:lsdException w:uiPriority="99" w:name="Table Web 3"/>
-    <w:lsdException w:uiPriority="99" w:name="Balloon Text"/>
-    <w:lsdException w:unhideWhenUsed="0" w:uiPriority="39" w:semiHidden="0" w:name="Table Grid"/>
-    <w:lsdException w:uiPriority="99" w:name="Table Theme"/>
-    <w:lsdException w:unhideWhenUsed="0" w:uiPriority="60" w:semiHidden="0" w:name="Light Shading"/>
-    <w:lsdException w:unhideWhenUsed="0" w:uiPriority="61" w:semiHidden="0" w:name="Light List"/>
-    <w:lsdException w:unhideWhenUsed="0" w:uiPriority="62" w:semiHidden="0" w:name="Light Grid"/>
-    <w:lsdException w:unhideWhenUsed="0" w:uiPriority="63" w:semiHidden="0" w:name="Medium Shading 1"/>
-    <w:lsdException w:unhideWhenUsed="0" w:uiPriority="64" w:semiHidden="0" w:name="Medium Shading 2"/>
-    <w:lsdException w:unhideWhenUsed="0" w:uiPriority="65" w:semiHidden="0" w:name="Medium List 1"/>
-    <w:lsdException w:unhideWhenUsed="0" w:uiPriority="66" w:semiHidden="0" w:name="Medium List 2"/>
-    <w:lsdException w:unhideWhenUsed="0" w:uiPriority="67" w:semiHidden="0" w:name="Medium Grid 1"/>
-    <w:lsdException w:unhideWhenUsed="0" w:uiPriority="68" w:semiHidden="0" w:name="Medium Grid 2"/>
-    <w:lsdException w:unhideWhenUsed="0" w:uiPriority="69" w:semiHidden="0" w:name="Medium Grid 3"/>
-    <w:lsdException w:unhideWhenUsed="0" w:uiPriority="70" w:semiHidden="0" w:name="Dark List"/>
-    <w:lsdException w:unhideWhenUsed="0" w:uiPriority="71" w:semiHidden="0" w:name="Colorful Shading"/>
-    <w:lsdException w:unhideWhenUsed="0" w:uiPriority="72" w:semiHidden="0" w:name="Colorful List"/>
-    <w:lsdException w:unhideWhenUsed="0" w:uiPriority="73" w:semiHidden="0" w:name="Colorful Grid"/>
-    <w:lsdException w:unhideWhenUsed="0" w:uiPriority="60" w:semiHidden="0" w:name="Light Shading Accent 1"/>
-    <w:lsdException w:unhideWhenUsed="0" w:uiPriority="61" w:semiHidden="0" w:name="Light List Accent 1"/>
-    <w:lsdException w:unhideWhenUsed="0" w:uiPriority="62" w:semiHidden="0" w:name="Light Grid Accent 1"/>
-    <w:lsdException w:unhideWhenUsed="0" w:uiPriority="63" w:semiHidden="0" w:name="Medium Shading 1 Accent 1"/>
-    <w:lsdException w:unhideWhenUsed="0" w:uiPriority="64" w:semiHidden="0" w:name="Medium Shading 2 Accent 1"/>
-    <w:lsdException w:unhideWhenUsed="0" w:uiPriority="65" w:semiHidden="0" w:name="Medium List 1 Accent 1"/>
-    <w:lsdException w:unhideWhenUsed="0" w:uiPriority="66" w:semiHidden="0" w:name="Medium List 2 Accent 1"/>
-    <w:lsdException w:unhideWhenUsed="0" w:uiPriority="67" w:semiHidden="0" w:name="Medium Grid 1 Accent 1"/>
-    <w:lsdException w:unhideWhenUsed="0" w:uiPriority="68" w:semiHidden="0" w:name="Medium Grid 2 Accent 1"/>
-    <w:lsdException w:unhideWhenUsed="0" w:uiPriority="69" w:semiHidden="0" w:name="Medium Grid 3 Accent 1"/>
-    <w:lsdException w:unhideWhenUsed="0" w:uiPriority="70" w:semiHidden="0" w:name="Dark List Accent 1"/>
-    <w:lsdException w:unhideWhenUsed="0" w:uiPriority="71" w:semiHidden="0" w:name="Colorful Shading Accent 1"/>
-    <w:lsdException w:unhideWhenUsed="0" w:uiPriority="72" w:semiHidden="0" w:name="Colorful List Accent 1"/>
-    <w:lsdException w:unhideWhenUsed="0" w:uiPriority="73" w:semiHidden="0" w:name="Colorful Grid Accent 1"/>
-    <w:lsdException w:unhideWhenUsed="0" w:uiPriority="60" w:semiHidden="0" w:name="Light Shading Accent 2"/>
-    <w:lsdException w:unhideWhenUsed="0" w:uiPriority="61" w:semiHidden="0" w:name="Light List Accent 2"/>
-    <w:lsdException w:unhideWhenUsed="0" w:uiPriority="62" w:semiHidden="0" w:name="Light Grid Accent 2"/>
-    <w:lsdException w:unhideWhenUsed="0" w:uiPriority="63" w:semiHidden="0" w:name="Medium Shading 1 Accent 2"/>
-    <w:lsdException w:unhideWhenUsed="0" w:uiPriority="64" w:semiHidden="0" w:name="Medium Shading 2 Accent 2"/>
-    <w:lsdException w:unhideWhenUsed="0" w:uiPriority="65" w:semiHidden="0" w:name="Medium List 1 Accent 2"/>
-    <w:lsdException w:unhideWhenUsed="0" w:uiPriority="66" w:semiHidden="0" w:name="Medium List 2 Accent 2"/>
-    <w:lsdException w:unhideWhenUsed="0" w:uiPriority="67" w:semiHidden="0" w:name="Medium Grid 1 Accent 2"/>
-    <w:lsdException w:unhideWhenUsed="0" w:uiPriority="68" w:semiHidden="0" w:name="Medium Grid 2 Accent 2"/>
-    <w:lsdException w:unhideWhenUsed="0" w:uiPriority="69" w:semiHidden="0" w:name="Medium Grid 3 Accent 2"/>
-    <w:lsdException w:unhideWhenUsed="0" w:uiPriority="70" w:semiHidden="0" w:name="Dark List Accent 2"/>
-    <w:lsdException w:unhideWhenUsed="0" w:uiPriority="71" w:semiHidden="0" w:name="Colorful Shading Accent 2"/>
-    <w:lsdException w:unhideWhenUsed="0" w:uiPriority="72" w:semiHidden="0" w:name="Colorful List Accent 2"/>
-    <w:lsdException w:unhideWhenUsed="0" w:uiPriority="73" w:semiHidden="0" w:name="Colorful Grid Accent 2"/>
-    <w:lsdException w:unhideWhenUsed="0" w:uiPriority="60" w:semiHidden="0" w:name="Light Shading Accent 3"/>
-    <w:lsdException w:unhideWhenUsed="0" w:uiPriority="61" w:semiHidden="0" w:name="Light List Accent 3"/>
-    <w:lsdException w:unhideWhenUsed="0" w:uiPriority="62" w:semiHidden="0" w:name="Light Grid Accent 3"/>
-    <w:lsdException w:unhideWhenUsed="0" w:uiPriority="63" w:semiHidden="0" w:name="Medium Shading 1 Accent 3"/>
-    <w:lsdException w:unhideWhenUsed="0" w:uiPriority="64" w:semiHidden="0" w:name="Medium Shading 2 Accent 3"/>
-    <w:lsdException w:unhideWhenUsed="0" w:uiPriority="65" w:semiHidden="0" w:name="Medium List 1 Accent 3"/>
-    <w:lsdException w:unhideWhenUsed="0" w:uiPriority="66" w:semiHidden="0" w:name="Medium List 2 Accent 3"/>
-    <w:lsdException w:unhideWhenUsed="0" w:uiPriority="67" w:semiHidden="0" w:name="Medium Grid 1 Accent 3"/>
-    <w:lsdException w:unhideWhenUsed="0" w:uiPriority="68" w:semiHidden="0" w:name="Medium Grid 2 Accent 3"/>
-    <w:lsdException w:unhideWhenUsed="0" w:uiPriority="69" w:semiHidden="0" w:name="Medium Grid 3 Accent 3"/>
-    <w:lsdException w:unhideWhenUsed="0" w:uiPriority="70" w:semiHidden="0" w:name="Dark List Accent 3"/>
-    <w:lsdException w:unhideWhenUsed="0" w:uiPriority="71" w:semiHidden="0" w:name="Colorful Shading Accent 3"/>
-    <w:lsdException w:unhideWhenUsed="0" w:uiPriority="72" w:semiHidden="0" w:name="Colorful List Accent 3"/>
-    <w:lsdException w:unhideWhenUsed="0" w:uiPriority="73" w:semiHidden="0" w:name="Colorful Grid Accent 3"/>
-    <w:lsdException w:unhideWhenUsed="0" w:uiPriority="60" w:semiHidden="0" w:name="Light Shading Accent 4"/>
-    <w:lsdException w:unhideWhenUsed="0" w:uiPriority="61" w:semiHidden="0" w:name="Light List Accent 4"/>
-    <w:lsdException w:unhideWhenUsed="0" w:uiPriority="62" w:semiHidden="0" w:name="Light Grid Accent 4"/>
-    <w:lsdException w:unhideWhenUsed="0" w:uiPriority="63" w:semiHidden="0" w:name="Medium Shading 1 Accent 4"/>
-    <w:lsdException w:unhideWhenUsed="0" w:uiPriority="64" w:semiHidden="0" w:name="Medium Shading 2 Accent 4"/>
-    <w:lsdException w:unhideWhenUsed="0" w:uiPriority="65" w:semiHidden="0" w:name="Medium List 1 Accent 4"/>
-    <w:lsdException w:unhideWhenUsed="0" w:uiPriority="66" w:semiHidden="0" w:name="Medium List 2 Accent 4"/>
-    <w:lsdException w:unhideWhenUsed="0" w:uiPriority="67" w:semiHidden="0" w:name="Medium Grid 1 Accent 4"/>
-    <w:lsdException w:unhideWhenUsed="0" w:uiPriority="68" w:semiHidden="0" w:name="Medium Grid 2 Accent 4"/>
-    <w:lsdException w:unhideWhenUsed="0" w:uiPriority="69" w:semiHidden="0" w:name="Medium Grid 3 Accent 4"/>
-    <w:lsdException w:unhideWhenUsed="0" w:uiPriority="70" w:semiHidden="0" w:name="Dark List Accent 4"/>
-    <w:lsdException w:unhideWhenUsed="0" w:uiPriority="71" w:semiHidden="0" w:name="Colorful Shading Accent 4"/>
-    <w:lsdException w:unhideWhenUsed="0" w:uiPriority="72" w:semiHidden="0" w:name="Colorful List Accent 4"/>
-    <w:lsdException w:unhideWhenUsed="0" w:uiPriority="73" w:semiHidden="0" w:name="Colorful Grid Accent 4"/>
-    <w:lsdException w:unhideWhenUsed="0" w:uiPriority="60" w:semiHidden="0" w:name="Light Shading Accent 5"/>
-    <w:lsdException w:unhideWhenUsed="0" w:uiPriority="61" w:semiHidden="0" w:name="Light List Accent 5"/>
-    <w:lsdException w:unhideWhenUsed="0" w:uiPriority="62" w:semiHidden="0" w:name="Light Grid Accent 5"/>
-    <w:lsdException w:unhideWhenUsed="0" w:uiPriority="63" w:semiHidden="0" w:name="Medium Shading 1 Accent 5"/>
-    <w:lsdException w:unhideWhenUsed="0" w:uiPriority="64" w:semiHidden="0" w:name="Medium Shading 2 Accent 5"/>
-    <w:lsdException w:unhideWhenUsed="0" w:uiPriority="65" w:semiHidden="0" w:name="Medium List 1 Accent 5"/>
-    <w:lsdException w:unhideWhenUsed="0" w:uiPriority="66" w:semiHidden="0" w:name="Medium List 2 Accent 5"/>
-    <w:lsdException w:unhideWhenUsed="0" w:uiPriority="67" w:semiHidden="0" w:name="Medium Grid 1 Accent 5"/>
-    <w:lsdException w:unhideWhenUsed="0" w:uiPriority="68" w:semiHidden="0" w:name="Medium Grid 2 Accent 5"/>
-    <w:lsdException w:unhideWhenUsed="0" w:uiPriority="69" w:semiHidden="0" w:name="Medium Grid 3 Accent 5"/>
-    <w:lsdException w:unhideWhenUsed="0" w:uiPriority="70" w:semiHidden="0" w:name="Dark List Accent 5"/>
-    <w:lsdException w:unhideWhenUsed="0" w:uiPriority="71" w:semiHidden="0" w:name="Colorful Shading Accent 5"/>
-    <w:lsdException w:unhideWhenUsed="0" w:uiPriority="72" w:semiHidden="0" w:name="Colorful List Accent 5"/>
-    <w:lsdException w:unhideWhenUsed="0" w:uiPriority="73" w:semiHidden="0" w:name="Colorful Grid Accent 5"/>
-    <w:lsdException w:unhideWhenUsed="0" w:uiPriority="60" w:semiHidden="0" w:name="Light Shading Accent 6"/>
-    <w:lsdException w:unhideWhenUsed="0" w:uiPriority="61" w:semiHidden="0" w:name="Light List Accent 6"/>
-    <w:lsdException w:unhideWhenUsed="0" w:uiPriority="62" w:semiHidden="0" w:name="Light Grid Accent 6"/>
-    <w:lsdException w:unhideWhenUsed="0" w:uiPriority="63" w:semiHidden="0" w:name="Medium Shading 1 Accent 6"/>
-    <w:lsdException w:unhideWhenUsed="0" w:uiPriority="64" w:semiHidden="0" w:name="Medium Shading 2 Accent 6"/>
-    <w:lsdException w:unhideWhenUsed="0" w:uiPriority="65" w:semiHidden="0" w:name="Medium List 1 Accent 6"/>
-    <w:lsdException w:unhideWhenUsed="0" w:uiPriority="66" w:semiHidden="0" w:name="Medium List 2 Accent 6"/>
-    <w:lsdException w:unhideWhenUsed="0" w:uiPriority="67" w:semiHidden="0" w:name="Medium Grid 1 Accent 6"/>
-    <w:lsdException w:unhideWhenUsed="0" w:uiPriority="68" w:semiHidden="0" w:name="Medium Grid 2 Accent 6"/>
-    <w:lsdException w:unhideWhenUsed="0" w:uiPriority="69" w:semiHidden="0" w:name="Medium Grid 3 Accent 6"/>
-    <w:lsdException w:unhideWhenUsed="0" w:uiPriority="70" w:semiHidden="0" w:name="Dark List Accent 6"/>
-    <w:lsdException w:unhideWhenUsed="0" w:uiPriority="71" w:semiHidden="0" w:name="Colorful Shading Accent 6"/>
-    <w:lsdException w:unhideWhenUsed="0" w:uiPriority="72" w:semiHidden="0" w:name="Colorful List Accent 6"/>
-    <w:lsdException w:unhideWhenUsed="0" w:uiPriority="73" w:semiHidden="0" w:name="Colorful Grid Accent 6"/>
+  <w:latentStyles w:defLockedState="0" w:defUIPriority="99" w:defSemiHidden="0" w:defUnhideWhenUsed="0" w:defQFormat="0" w:count="376">
+    <w:lsdException w:name="Normal" w:uiPriority="0" w:qFormat="1"/>
+    <w:lsdException w:name="heading 1" w:uiPriority="9" w:qFormat="1"/>
+    <w:lsdException w:name="heading 2" w:uiPriority="9" w:unhideWhenUsed="1" w:qFormat="1"/>
+    <w:lsdException w:name="heading 3" w:uiPriority="9" w:unhideWhenUsed="1" w:qFormat="1"/>
+    <w:lsdException w:name="heading 4" w:uiPriority="9" w:unhideWhenUsed="1" w:qFormat="1"/>
+    <w:lsdException w:name="heading 5" w:uiPriority="9" w:unhideWhenUsed="1" w:qFormat="1"/>
+    <w:lsdException w:name="heading 6" w:uiPriority="9" w:unhideWhenUsed="1" w:qFormat="1"/>
+    <w:lsdException w:name="heading 7" w:uiPriority="9" w:unhideWhenUsed="1" w:qFormat="1"/>
+    <w:lsdException w:name="heading 8" w:uiPriority="9" w:unhideWhenUsed="1" w:qFormat="1"/>
+    <w:lsdException w:name="heading 9" w:uiPriority="9" w:unhideWhenUsed="1" w:qFormat="1"/>
+    <w:lsdException w:name="index 1" w:semiHidden="1" w:unhideWhenUsed="1"/>
+    <w:lsdException w:name="index 2" w:semiHidden="1" w:unhideWhenUsed="1"/>
+    <w:lsdException w:name="index 3" w:semiHidden="1" w:unhideWhenUsed="1"/>
+    <w:lsdException w:name="index 4" w:semiHidden="1" w:unhideWhenUsed="1"/>
+    <w:lsdException w:name="index 5" w:semiHidden="1" w:unhideWhenUsed="1"/>
+    <w:lsdException w:name="index 6" w:semiHidden="1" w:unhideWhenUsed="1"/>
+    <w:lsdException w:name="index 7" w:semiHidden="1" w:unhideWhenUsed="1"/>
+    <w:lsdException w:name="index 8" w:semiHidden="1" w:unhideWhenUsed="1"/>
+    <w:lsdException w:name="index 9" w:semiHidden="1" w:unhideWhenUsed="1"/>
+    <w:lsdException w:name="toc 1" w:semiHidden="1" w:uiPriority="39" w:unhideWhenUsed="1"/>
+    <w:lsdException w:name="toc 2" w:semiHidden="1" w:uiPriority="39" w:unhideWhenUsed="1"/>
+    <w:lsdException w:name="toc 3" w:semiHidden="1" w:uiPriority="39" w:unhideWhenUsed="1"/>
+    <w:lsdException w:name="toc 4" w:semiHidden="1" w:uiPriority="39" w:unhideWhenUsed="1"/>
+    <w:lsdException w:name="toc 5" w:semiHidden="1" w:uiPriority="39" w:unhideWhenUsed="1"/>
+    <w:lsdException w:name="toc 6" w:semiHidden="1" w:uiPriority="39" w:unhideWhenUsed="1"/>
+    <w:lsdException w:name="toc 7" w:semiHidden="1" w:uiPriority="39" w:unhideWhenUsed="1"/>
+    <w:lsdException w:name="toc 8" w:semiHidden="1" w:uiPriority="39" w:unhideWhenUsed="1"/>
+    <w:lsdException w:name="toc 9" w:semiHidden="1" w:uiPriority="39" w:unhideWhenUsed="1"/>
+    <w:lsdException w:name="Normal Indent" w:semiHidden="1" w:unhideWhenUsed="1"/>
+    <w:lsdException w:name="footnote text" w:semiHidden="1" w:unhideWhenUsed="1"/>
+    <w:lsdException w:name="annotation text" w:semiHidden="1" w:unhideWhenUsed="1"/>
+    <w:lsdException w:name="header" w:unhideWhenUsed="1" w:qFormat="1"/>
+    <w:lsdException w:name="footer" w:unhideWhenUsed="1" w:qFormat="1"/>
+    <w:lsdException w:name="index heading" w:semiHidden="1" w:unhideWhenUsed="1"/>
+    <w:lsdException w:name="caption" w:semiHidden="1" w:uiPriority="35" w:unhideWhenUsed="1" w:qFormat="1"/>
+    <w:lsdException w:name="table of figures" w:semiHidden="1" w:unhideWhenUsed="1"/>
+    <w:lsdException w:name="envelope address" w:semiHidden="1" w:unhideWhenUsed="1"/>
+    <w:lsdException w:name="envelope return" w:semiHidden="1" w:unhideWhenUsed="1"/>
+    <w:lsdException w:name="footnote reference" w:semiHidden="1" w:unhideWhenUsed="1"/>
+    <w:lsdException w:name="annotation reference" w:semiHidden="1" w:unhideWhenUsed="1"/>
+    <w:lsdException w:name="line number" w:semiHidden="1" w:unhideWhenUsed="1"/>
+    <w:lsdException w:name="page number" w:semiHidden="1" w:unhideWhenUsed="1"/>
+    <w:lsdException w:name="endnote reference" w:semiHidden="1" w:unhideWhenUsed="1"/>
+    <w:lsdException w:name="endnote text" w:semiHidden="1" w:unhideWhenUsed="1"/>
+    <w:lsdException w:name="table of authorities" w:semiHidden="1" w:unhideWhenUsed="1"/>
+    <w:lsdException w:name="macro" w:semiHidden="1" w:unhideWhenUsed="1"/>
+    <w:lsdException w:name="toa heading" w:semiHidden="1" w:unhideWhenUsed="1"/>
+    <w:lsdException w:name="List" w:semiHidden="1" w:unhideWhenUsed="1"/>
+    <w:lsdException w:name="List Bullet" w:semiHidden="1" w:unhideWhenUsed="1"/>
+    <w:lsdException w:name="List Number" w:semiHidden="1" w:unhideWhenUsed="1"/>
+    <w:lsdException w:name="List 2" w:semiHidden="1" w:unhideWhenUsed="1"/>
+    <w:lsdException w:name="List 3" w:semiHidden="1" w:unhideWhenUsed="1"/>
+    <w:lsdException w:name="List 4" w:semiHidden="1" w:unhideWhenUsed="1"/>
+    <w:lsdException w:name="List 5" w:semiHidden="1" w:unhideWhenUsed="1"/>
+    <w:lsdException w:name="List Bullet 2" w:semiHidden="1" w:unhideWhenUsed="1"/>
+    <w:lsdException w:name="List Bullet 3" w:semiHidden="1" w:unhideWhenUsed="1"/>
+    <w:lsdException w:name="List Bullet 4" w:semiHidden="1" w:unhideWhenUsed="1"/>
+    <w:lsdException w:name="List Bullet 5" w:semiHidden="1" w:unhideWhenUsed="1"/>
+    <w:lsdException w:name="List Number 2" w:semiHidden="1" w:unhideWhenUsed="1"/>
+    <w:lsdException w:name="List Number 3" w:semiHidden="1" w:unhideWhenUsed="1"/>
+    <w:lsdException w:name="List Number 4" w:semiHidden="1" w:unhideWhenUsed="1"/>
+    <w:lsdException w:name="List Number 5" w:semiHidden="1" w:unhideWhenUsed="1"/>
+    <w:lsdException w:name="Title" w:uiPriority="10" w:qFormat="1"/>
+    <w:lsdException w:name="Closing" w:semiHidden="1" w:unhideWhenUsed="1"/>
+    <w:lsdException w:name="Signature" w:semiHidden="1" w:unhideWhenUsed="1"/>
+    <w:lsdException w:name="Default Paragraph Font" w:uiPriority="1" w:unhideWhenUsed="1" w:qFormat="1"/>
+    <w:lsdException w:name="Body Text" w:semiHidden="1" w:unhideWhenUsed="1"/>
+    <w:lsdException w:name="Body Text Indent" w:semiHidden="1" w:unhideWhenUsed="1"/>
+    <w:lsdException w:name="List Continue" w:semiHidden="1" w:unhideWhenUsed="1"/>
+    <w:lsdException w:name="List Continue 2" w:semiHidden="1" w:unhideWhenUsed="1"/>
+    <w:lsdException w:name="List Continue 3" w:semiHidden="1" w:unhideWhenUsed="1"/>
+    <w:lsdException w:name="List Continue 4" w:semiHidden="1" w:unhideWhenUsed="1"/>
+    <w:lsdException w:name="List Continue 5" w:semiHidden="1" w:unhideWhenUsed="1"/>
+    <w:lsdException w:name="Message Header" w:semiHidden="1" w:unhideWhenUsed="1"/>
+    <w:lsdException w:name="Subtitle" w:uiPriority="11" w:qFormat="1"/>
+    <w:lsdException w:name="Salutation" w:semiHidden="1" w:unhideWhenUsed="1"/>
+    <w:lsdException w:name="Date" w:semiHidden="1" w:unhideWhenUsed="1"/>
+    <w:lsdException w:name="Body Text First Indent" w:semiHidden="1" w:unhideWhenUsed="1"/>
+    <w:lsdException w:name="Body Text First Indent 2" w:semiHidden="1" w:unhideWhenUsed="1"/>
+    <w:lsdException w:name="Note Heading" w:semiHidden="1" w:unhideWhenUsed="1"/>
+    <w:lsdException w:name="Body Text 2" w:semiHidden="1" w:unhideWhenUsed="1"/>
+    <w:lsdException w:name="Body Text 3" w:semiHidden="1" w:unhideWhenUsed="1"/>
+    <w:lsdException w:name="Body Text Indent 2" w:semiHidden="1" w:unhideWhenUsed="1"/>
+    <w:lsdException w:name="Body Text Indent 3" w:semiHidden="1" w:unhideWhenUsed="1"/>
+    <w:lsdException w:name="Block Text" w:semiHidden="1" w:unhideWhenUsed="1"/>
+    <w:lsdException w:name="Hyperlink" w:unhideWhenUsed="1" w:qFormat="1"/>
+    <w:lsdException w:name="FollowedHyperlink" w:unhideWhenUsed="1" w:qFormat="1"/>
+    <w:lsdException w:name="Strong" w:uiPriority="22" w:qFormat="1"/>
+    <w:lsdException w:name="Emphasis" w:uiPriority="20" w:qFormat="1"/>
+    <w:lsdException w:name="Document Map" w:semiHidden="1" w:unhideWhenUsed="1"/>
+    <w:lsdException w:name="Plain Text" w:semiHidden="1" w:unhideWhenUsed="1"/>
+    <w:lsdException w:name="E-mail Signature" w:semiHidden="1" w:unhideWhenUsed="1"/>
+    <w:lsdException w:name="HTML Top of Form" w:semiHidden="1" w:unhideWhenUsed="1"/>
+    <w:lsdException w:name="HTML Bottom of Form" w:semiHidden="1" w:unhideWhenUsed="1"/>
+    <w:lsdException w:name="Normal (Web)" w:semiHidden="1" w:unhideWhenUsed="1"/>
+    <w:lsdException w:name="HTML Acronym" w:semiHidden="1" w:unhideWhenUsed="1"/>
+    <w:lsdException w:name="HTML Address" w:semiHidden="1" w:unhideWhenUsed="1"/>
+    <w:lsdException w:name="HTML Cite" w:semiHidden="1" w:unhideWhenUsed="1"/>
+    <w:lsdException w:name="HTML Code" w:semiHidden="1" w:unhideWhenUsed="1"/>
+    <w:lsdException w:name="HTML Definition" w:semiHidden="1" w:unhideWhenUsed="1"/>
+    <w:lsdException w:name="HTML Keyboard" w:semiHidden="1" w:unhideWhenUsed="1"/>
+    <w:lsdException w:name="HTML Preformatted" w:semiHidden="1" w:unhideWhenUsed="1"/>
+    <w:lsdException w:name="HTML Sample" w:semiHidden="1" w:unhideWhenUsed="1"/>
+    <w:lsdException w:name="HTML Typewriter" w:semiHidden="1" w:unhideWhenUsed="1"/>
+    <w:lsdException w:name="HTML Variable" w:semiHidden="1" w:unhideWhenUsed="1"/>
+    <w:lsdException w:name="Normal Table" w:semiHidden="1" w:unhideWhenUsed="1" w:qFormat="1"/>
+    <w:lsdException w:name="annotation subject" w:semiHidden="1" w:unhideWhenUsed="1"/>
+    <w:lsdException w:name="No List" w:semiHidden="1" w:unhideWhenUsed="1"/>
+    <w:lsdException w:name="Outline List 1" w:semiHidden="1" w:unhideWhenUsed="1"/>
+    <w:lsdException w:name="Outline List 2" w:semiHidden="1" w:unhideWhenUsed="1"/>
+    <w:lsdException w:name="Outline List 3" w:semiHidden="1" w:unhideWhenUsed="1"/>
+    <w:lsdException w:name="Table Simple 1" w:semiHidden="1" w:unhideWhenUsed="1"/>
+    <w:lsdException w:name="Table Simple 2" w:semiHidden="1" w:unhideWhenUsed="1"/>
+    <w:lsdException w:name="Table Simple 3" w:semiHidden="1" w:unhideWhenUsed="1"/>
+    <w:lsdException w:name="Table Classic 1" w:semiHidden="1" w:unhideWhenUsed="1"/>
+    <w:lsdException w:name="Table Classic 2" w:semiHidden="1" w:unhideWhenUsed="1"/>
+    <w:lsdException w:name="Table Classic 3" w:semiHidden="1" w:unhideWhenUsed="1"/>
+    <w:lsdException w:name="Table Classic 4" w:semiHidden="1" w:unhideWhenUsed="1"/>
+    <w:lsdException w:name="Table Colorful 1" w:semiHidden="1" w:unhideWhenUsed="1"/>
+    <w:lsdException w:name="Table Colorful 2" w:semiHidden="1" w:unhideWhenUsed="1"/>
+    <w:lsdException w:name="Table Colorful 3" w:semiHidden="1" w:unhideWhenUsed="1"/>
+    <w:lsdException w:name="Table Columns 1" w:semiHidden="1" w:unhideWhenUsed="1"/>
+    <w:lsdException w:name="Table Columns 2" w:semiHidden="1" w:unhideWhenUsed="1"/>
+    <w:lsdException w:name="Table Columns 3" w:semiHidden="1" w:unhideWhenUsed="1"/>
+    <w:lsdException w:name="Table Columns 4" w:semiHidden="1" w:unhideWhenUsed="1"/>
+    <w:lsdException w:name="Table Columns 5" w:semiHidden="1" w:unhideWhenUsed="1"/>
+    <w:lsdException w:name="Table Grid 1" w:semiHidden="1" w:unhideWhenUsed="1"/>
+    <w:lsdException w:name="Table Grid 2" w:semiHidden="1" w:unhideWhenUsed="1"/>
+    <w:lsdException w:name="Table Grid 3" w:semiHidden="1" w:unhideWhenUsed="1"/>
+    <w:lsdException w:name="Table Grid 4" w:semiHidden="1" w:unhideWhenUsed="1"/>
+    <w:lsdException w:name="Table Grid 5" w:semiHidden="1" w:unhideWhenUsed="1"/>
+    <w:lsdException w:name="Table Grid 6" w:semiHidden="1" w:unhideWhenUsed="1"/>
+    <w:lsdException w:name="Table Grid 7" w:semiHidden="1" w:unhideWhenUsed="1"/>
+    <w:lsdException w:name="Table Grid 8" w:semiHidden="1" w:unhideWhenUsed="1"/>
+    <w:lsdException w:name="Table List 1" w:semiHidden="1" w:unhideWhenUsed="1"/>
+    <w:lsdException w:name="Table List 2" w:semiHidden="1" w:unhideWhenUsed="1"/>
+    <w:lsdException w:name="Table List 3" w:semiHidden="1" w:unhideWhenUsed="1"/>
+    <w:lsdException w:name="Table List 4" w:semiHidden="1" w:unhideWhenUsed="1"/>
+    <w:lsdException w:name="Table List 5" w:semiHidden="1" w:unhideWhenUsed="1"/>
+    <w:lsdException w:name="Table List 6" w:semiHidden="1" w:unhideWhenUsed="1"/>
+    <w:lsdException w:name="Table List 7" w:semiHidden="1" w:unhideWhenUsed="1"/>
+    <w:lsdException w:name="Table List 8" w:semiHidden="1" w:unhideWhenUsed="1"/>
+    <w:lsdException w:name="Table 3D effects 1" w:semiHidden="1" w:unhideWhenUsed="1"/>
+    <w:lsdException w:name="Table 3D effects 2" w:semiHidden="1" w:unhideWhenUsed="1"/>
+    <w:lsdException w:name="Table 3D effects 3" w:semiHidden="1" w:unhideWhenUsed="1"/>
+    <w:lsdException w:name="Table Contemporary" w:semiHidden="1" w:unhideWhenUsed="1"/>
+    <w:lsdException w:name="Table Elegant" w:semiHidden="1" w:unhideWhenUsed="1"/>
+    <w:lsdException w:name="Table Professional" w:semiHidden="1" w:unhideWhenUsed="1"/>
+    <w:lsdException w:name="Table Subtle 1" w:semiHidden="1" w:unhideWhenUsed="1"/>
+    <w:lsdException w:name="Table Subtle 2" w:semiHidden="1" w:unhideWhenUsed="1"/>
+    <w:lsdException w:name="Table Web 1" w:semiHidden="1" w:unhideWhenUsed="1"/>
+    <w:lsdException w:name="Table Web 2" w:semiHidden="1" w:unhideWhenUsed="1"/>
+    <w:lsdException w:name="Table Web 3" w:semiHidden="1" w:unhideWhenUsed="1"/>
+    <w:lsdException w:name="Balloon Text" w:semiHidden="1" w:unhideWhenUsed="1"/>
+    <w:lsdException w:name="Table Grid" w:uiPriority="39"/>
+    <w:lsdException w:name="Table Theme" w:semiHidden="1" w:unhideWhenUsed="1"/>
+    <w:lsdException w:name="Placeholder Text" w:semiHidden="1" w:unhideWhenUsed="1"/>
+    <w:lsdException w:name="No Spacing" w:semiHidden="1" w:unhideWhenUsed="1"/>
+    <w:lsdException w:name="Light Shading" w:uiPriority="60"/>
+    <w:lsdException w:name="Light List" w:uiPriority="61"/>
+    <w:lsdException w:name="Light Grid" w:uiPriority="62"/>
+    <w:lsdException w:name="Medium Shading 1" w:uiPriority="63"/>
+    <w:lsdException w:name="Medium Shading 2" w:uiPriority="64"/>
+    <w:lsdException w:name="Medium List 1" w:uiPriority="65"/>
+    <w:lsdException w:name="Medium List 2" w:uiPriority="66"/>
+    <w:lsdException w:name="Medium Grid 1" w:uiPriority="67"/>
+    <w:lsdException w:name="Medium Grid 2" w:uiPriority="68"/>
+    <w:lsdException w:name="Medium Grid 3" w:uiPriority="69"/>
+    <w:lsdException w:name="Dark List" w:uiPriority="70"/>
+    <w:lsdException w:name="Colorful Shading" w:uiPriority="71"/>
+    <w:lsdException w:name="Colorful List" w:uiPriority="72"/>
+    <w:lsdException w:name="Colorful Grid" w:uiPriority="73"/>
+    <w:lsdException w:name="Light Shading Accent 1" w:uiPriority="60"/>
+    <w:lsdException w:name="Light List Accent 1" w:uiPriority="61"/>
+    <w:lsdException w:name="Light Grid Accent 1" w:uiPriority="62"/>
+    <w:lsdException w:name="Medium Shading 1 Accent 1" w:uiPriority="63"/>
+    <w:lsdException w:name="Medium Shading 2 Accent 1" w:uiPriority="64"/>
+    <w:lsdException w:name="Medium List 1 Accent 1" w:uiPriority="65"/>
+    <w:lsdException w:name="Revision" w:semiHidden="1" w:unhideWhenUsed="1"/>
+    <w:lsdException w:name="List Paragraph" w:semiHidden="1" w:unhideWhenUsed="1"/>
+    <w:lsdException w:name="Quote" w:semiHidden="1" w:unhideWhenUsed="1"/>
+    <w:lsdException w:name="Intense Quote" w:semiHidden="1" w:unhideWhenUsed="1"/>
+    <w:lsdException w:name="Medium List 2 Accent 1" w:uiPriority="66"/>
+    <w:lsdException w:name="Medium Grid 1 Accent 1" w:uiPriority="67"/>
+    <w:lsdException w:name="Medium Grid 2 Accent 1" w:uiPriority="68"/>
+    <w:lsdException w:name="Medium Grid 3 Accent 1" w:uiPriority="69"/>
+    <w:lsdException w:name="Dark List Accent 1" w:uiPriority="70"/>
+    <w:lsdException w:name="Colorful Shading Accent 1" w:uiPriority="71"/>
+    <w:lsdException w:name="Colorful List Accent 1" w:uiPriority="72"/>
+    <w:lsdException w:name="Colorful Grid Accent 1" w:uiPriority="73"/>
+    <w:lsdException w:name="Light Shading Accent 2" w:uiPriority="60"/>
+    <w:lsdException w:name="Light List Accent 2" w:uiPriority="61"/>
+    <w:lsdException w:name="Light Grid Accent 2" w:uiPriority="62"/>
+    <w:lsdException w:name="Medium Shading 1 Accent 2" w:uiPriority="63"/>
+    <w:lsdException w:name="Medium Shading 2 Accent 2" w:uiPriority="64"/>
+    <w:lsdException w:name="Medium List 1 Accent 2" w:uiPriority="65"/>
+    <w:lsdException w:name="Medium List 2 Accent 2" w:uiPriority="66"/>
+    <w:lsdException w:name="Medium Grid 1 Accent 2" w:uiPriority="67"/>
+    <w:lsdException w:name="Medium Grid 2 Accent 2" w:uiPriority="68"/>
+    <w:lsdException w:name="Medium Grid 3 Accent 2" w:uiPriority="69"/>
+    <w:lsdException w:name="Dark List Accent 2" w:uiPriority="70"/>
+    <w:lsdException w:name="Colorful Shading Accent 2" w:uiPriority="71"/>
+    <w:lsdException w:name="Colorful List Accent 2" w:uiPriority="72"/>
+    <w:lsdException w:name="Colorful Grid Accent 2" w:uiPriority="73"/>
+    <w:lsdException w:name="Light Shading Accent 3" w:uiPriority="60"/>
+    <w:lsdException w:name="Light List Accent 3" w:uiPriority="61"/>
+    <w:lsdException w:name="Light Grid Accent 3" w:uiPriority="62"/>
+    <w:lsdException w:name="Medium Shading 1 Accent 3" w:uiPriority="63"/>
+    <w:lsdException w:name="Medium Shading 2 Accent 3" w:uiPriority="64"/>
+    <w:lsdException w:name="Medium List 1 Accent 3" w:uiPriority="65"/>
+    <w:lsdException w:name="Medium List 2 Accent 3" w:uiPriority="66"/>
+    <w:lsdException w:name="Medium Grid 1 Accent 3" w:uiPriority="67"/>
+    <w:lsdException w:name="Medium Grid 2 Accent 3" w:uiPriority="68"/>
+    <w:lsdException w:name="Medium Grid 3 Accent 3" w:uiPriority="69"/>
+    <w:lsdException w:name="Dark List Accent 3" w:uiPriority="70"/>
+    <w:lsdException w:name="Colorful Shading Accent 3" w:uiPriority="71"/>
+    <w:lsdException w:name="Colorful List Accent 3" w:uiPriority="72"/>
+    <w:lsdException w:name="Colorful Grid Accent 3" w:uiPriority="73"/>
+    <w:lsdException w:name="Light Shading Accent 4" w:uiPriority="60"/>
+    <w:lsdException w:name="Light List Accent 4" w:uiPriority="61"/>
+    <w:lsdException w:name="Light Grid Accent 4" w:uiPriority="62"/>
+    <w:lsdException w:name="Medium Shading 1 Accent 4" w:uiPriority="63"/>
+    <w:lsdException w:name="Medium Shading 2 Accent 4" w:uiPriority="64"/>
+    <w:lsdException w:name="Medium List 1 Accent 4" w:uiPriority="65"/>
+    <w:lsdException w:name="Medium List 2 Accent 4" w:uiPriority="66"/>
+    <w:lsdException w:name="Medium Grid 1 Accent 4" w:uiPriority="67"/>
+    <w:lsdException w:name="Medium Grid 2 Accent 4" w:uiPriority="68"/>
+    <w:lsdException w:name="Medium Grid 3 Accent 4" w:uiPriority="69"/>
+    <w:lsdException w:name="Dark List Accent 4" w:uiPriority="70"/>
+    <w:lsdException w:name="Colorful Shading Accent 4" w:uiPriority="71"/>
+    <w:lsdException w:name="Colorful List Accent 4" w:uiPriority="72"/>
+    <w:lsdException w:name="Colorful Grid Accent 4" w:uiPriority="73"/>
+    <w:lsdException w:name="Light Shading Accent 5" w:uiPriority="60"/>
+    <w:lsdException w:name="Light List Accent 5" w:uiPriority="61"/>
+    <w:lsdException w:name="Light Grid Accent 5" w:uiPriority="62"/>
+    <w:lsdException w:name="Medium Shading 1 Accent 5" w:uiPriority="63"/>
+    <w:lsdException w:name="Medium Shading 2 Accent 5" w:uiPriority="64"/>
+    <w:lsdException w:name="Medium List 1 Accent 5" w:uiPriority="65"/>
+    <w:lsdException w:name="Medium List 2 Accent 5" w:uiPriority="66"/>
+    <w:lsdException w:name="Medium Grid 1 Accent 5" w:uiPriority="67"/>
+    <w:lsdException w:name="Medium Grid 2 Accent 5" w:uiPriority="68"/>
+    <w:lsdException w:name="Medium Grid 3 Accent 5" w:uiPriority="69"/>
+    <w:lsdException w:name="Dark List Accent 5" w:uiPriority="70"/>
+    <w:lsdException w:name="Colorful Shading Accent 5" w:uiPriority="71"/>
+    <w:lsdException w:name="Colorful List Accent 5" w:uiPriority="72"/>
+    <w:lsdException w:name="Colorful Grid Accent 5" w:uiPriority="73"/>
+    <w:lsdException w:name="Light Shading Accent 6" w:uiPriority="60"/>
+    <w:lsdException w:name="Light List Accent 6" w:uiPriority="61"/>
+    <w:lsdException w:name="Light Grid Accent 6" w:uiPriority="62"/>
+    <w:lsdException w:name="Medium Shading 1 Accent 6" w:uiPriority="63"/>
+    <w:lsdException w:name="Medium Shading 2 Accent 6" w:uiPriority="64"/>
+    <w:lsdException w:name="Medium List 1 Accent 6" w:uiPriority="65"/>
+    <w:lsdException w:name="Medium List 2 Accent 6" w:uiPriority="66"/>
+    <w:lsdException w:name="Medium Grid 1 Accent 6" w:uiPriority="67"/>
+    <w:lsdException w:name="Medium Grid 2 Accent 6" w:uiPriority="68"/>
+    <w:lsdException w:name="Medium Grid 3 Accent 6" w:uiPriority="69"/>
+    <w:lsdException w:name="Dark List Accent 6" w:uiPriority="70"/>
+    <w:lsdException w:name="Colorful Shading Accent 6" w:uiPriority="71"/>
+    <w:lsdException w:name="Colorful List Accent 6" w:uiPriority="72"/>
+    <w:lsdException w:name="Colorful Grid Accent 6" w:uiPriority="73"/>
+    <w:lsdException w:name="Subtle Emphasis" w:uiPriority="19" w:qFormat="1"/>
+    <w:lsdException w:name="Intense Emphasis" w:uiPriority="21" w:qFormat="1"/>
+    <w:lsdException w:name="Subtle Reference" w:uiPriority="31" w:qFormat="1"/>
+    <w:lsdException w:name="Intense Reference" w:uiPriority="32" w:qFormat="1"/>
+    <w:lsdException w:name="Book Title" w:uiPriority="33" w:qFormat="1"/>
+    <w:lsdException w:name="Bibliography" w:semiHidden="1" w:uiPriority="37" w:unhideWhenUsed="1"/>
+    <w:lsdException w:name="TOC Heading" w:semiHidden="1" w:uiPriority="39" w:unhideWhenUsed="1" w:qFormat="1"/>
+    <w:lsdException w:name="Plain Table 1" w:uiPriority="41"/>
+    <w:lsdException w:name="Plain Table 2" w:uiPriority="42"/>
+    <w:lsdException w:name="Plain Table 3" w:uiPriority="43"/>
+    <w:lsdException w:name="Plain Table 4" w:uiPriority="44"/>
+    <w:lsdException w:name="Plain Table 5" w:uiPriority="45"/>
+    <w:lsdException w:name="Grid Table Light" w:uiPriority="40"/>
+    <w:lsdException w:name="Grid Table 1 Light" w:uiPriority="46"/>
+    <w:lsdException w:name="Grid Table 2" w:uiPriority="47"/>
+    <w:lsdException w:name="Grid Table 3" w:uiPriority="48"/>
+    <w:lsdException w:name="Grid Table 4" w:uiPriority="49"/>
+    <w:lsdException w:name="Grid Table 5 Dark" w:uiPriority="50"/>
+    <w:lsdException w:name="Grid Table 6 Colorful" w:uiPriority="51"/>
+    <w:lsdException w:name="Grid Table 7 Colorful" w:uiPriority="52"/>
+    <w:lsdException w:name="Grid Table 1 Light Accent 1" w:uiPriority="46"/>
+    <w:lsdException w:name="Grid Table 2 Accent 1" w:uiPriority="47"/>
+    <w:lsdException w:name="Grid Table 3 Accent 1" w:uiPriority="48"/>
+    <w:lsdException w:name="Grid Table 4 Accent 1" w:uiPriority="49"/>
+    <w:lsdException w:name="Grid Table 5 Dark Accent 1" w:uiPriority="50"/>
+    <w:lsdException w:name="Grid Table 6 Colorful Accent 1" w:uiPriority="51"/>
+    <w:lsdException w:name="Grid Table 7 Colorful Accent 1" w:uiPriority="52"/>
+    <w:lsdException w:name="Grid Table 1 Light Accent 2" w:uiPriority="46"/>
+    <w:lsdException w:name="Grid Table 2 Accent 2" w:uiPriority="47"/>
+    <w:lsdException w:name="Grid Table 3 Accent 2" w:uiPriority="48"/>
+    <w:lsdException w:name="Grid Table 4 Accent 2" w:uiPriority="49"/>
+    <w:lsdException w:name="Grid Table 5 Dark Accent 2" w:uiPriority="50"/>
+    <w:lsdException w:name="Grid Table 6 Colorful Accent 2" w:uiPriority="51"/>
+    <w:lsdException w:name="Grid Table 7 Colorful Accent 2" w:uiPriority="52"/>
+    <w:lsdException w:name="Grid Table 1 Light Accent 3" w:uiPriority="46"/>
+    <w:lsdException w:name="Grid Table 2 Accent 3" w:uiPriority="47"/>
+    <w:lsdException w:name="Grid Table 3 Accent 3" w:uiPriority="48"/>
+    <w:lsdException w:name="Grid Table 4 Accent 3" w:uiPriority="49"/>
+    <w:lsdException w:name="Grid Table 5 Dark Accent 3" w:uiPriority="50"/>
+    <w:lsdException w:name="Grid Table 6 Colorful Accent 3" w:uiPriority="51"/>
+    <w:lsdException w:name="Grid Table 7 Colorful Accent 3" w:uiPriority="52"/>
+    <w:lsdException w:name="Grid Table 1 Light Accent 4" w:uiPriority="46"/>
+    <w:lsdException w:name="Grid Table 2 Accent 4" w:uiPriority="47"/>
+    <w:lsdException w:name="Grid Table 3 Accent 4" w:uiPriority="48"/>
+    <w:lsdException w:name="Grid Table 4 Accent 4" w:uiPriority="49"/>
+    <w:lsdException w:name="Grid Table 5 Dark Accent 4" w:uiPriority="50"/>
+    <w:lsdException w:name="Grid Table 6 Colorful Accent 4" w:uiPriority="51"/>
+    <w:lsdException w:name="Grid Table 7 Colorful Accent 4" w:uiPriority="52"/>
+    <w:lsdException w:name="Grid Table 1 Light Accent 5" w:uiPriority="46"/>
+    <w:lsdException w:name="Grid Table 2 Accent 5" w:uiPriority="47"/>
+    <w:lsdException w:name="Grid Table 3 Accent 5" w:uiPriority="48"/>
+    <w:lsdException w:name="Grid Table 4 Accent 5" w:uiPriority="49"/>
+    <w:lsdException w:name="Grid Table 5 Dark Accent 5" w:uiPriority="50"/>
+    <w:lsdException w:name="Grid Table 6 Colorful Accent 5" w:uiPriority="51"/>
+    <w:lsdException w:name="Grid Table 7 Colorful Accent 5" w:uiPriority="52"/>
+    <w:lsdException w:name="Grid Table 1 Light Accent 6" w:uiPriority="46"/>
+    <w:lsdException w:name="Grid Table 2 Accent 6" w:uiPriority="47"/>
+    <w:lsdException w:name="Grid Table 3 Accent 6" w:uiPriority="48"/>
+    <w:lsdException w:name="Grid Table 4 Accent 6" w:uiPriority="49"/>
+    <w:lsdException w:name="Grid Table 5 Dark Accent 6" w:uiPriority="50"/>
+    <w:lsdException w:name="Grid Table 6 Colorful Accent 6" w:uiPriority="51"/>
+    <w:lsdException w:name="Grid Table 7 Colorful Accent 6" w:uiPriority="52"/>
+    <w:lsdException w:name="List Table 1 Light" w:uiPriority="46"/>
+    <w:lsdException w:name="List Table 2" w:uiPriority="47"/>
+    <w:lsdException w:name="List Table 3" w:uiPriority="48"/>
+    <w:lsdException w:name="List Table 4" w:uiPriority="49"/>
+    <w:lsdException w:name="List Table 5 Dark" w:uiPriority="50"/>
+    <w:lsdException w:name="List Table 6 Colorful" w:uiPriority="51"/>
+    <w:lsdException w:name="List Table 7 Colorful" w:uiPriority="52"/>
+    <w:lsdException w:name="List Table 1 Light Accent 1" w:uiPriority="46"/>
+    <w:lsdException w:name="List Table 2 Accent 1" w:uiPriority="47"/>
+    <w:lsdException w:name="List Table 3 Accent 1" w:uiPriority="48"/>
+    <w:lsdException w:name="List Table 4 Accent 1" w:uiPriority="49"/>
+    <w:lsdException w:name="List Table 5 Dark Accent 1" w:uiPriority="50"/>
+    <w:lsdException w:name="List Table 6 Colorful Accent 1" w:uiPriority="51"/>
+    <w:lsdException w:name="List Table 7 Colorful Accent 1" w:uiPriority="52"/>
+    <w:lsdException w:name="List Table 1 Light Accent 2" w:uiPriority="46"/>
+    <w:lsdException w:name="List Table 2 Accent 2" w:uiPriority="47"/>
+    <w:lsdException w:name="List Table 3 Accent 2" w:uiPriority="48"/>
+    <w:lsdException w:name="List Table 4 Accent 2" w:uiPriority="49"/>
+    <w:lsdException w:name="List Table 5 Dark Accent 2" w:uiPriority="50"/>
+    <w:lsdException w:name="List Table 6 Colorful Accent 2" w:uiPriority="51"/>
+    <w:lsdException w:name="List Table 7 Colorful Accent 2" w:uiPriority="52"/>
+    <w:lsdException w:name="List Table 1 Light Accent 3" w:uiPriority="46"/>
+    <w:lsdException w:name="List Table 2 Accent 3" w:uiPriority="47"/>
+    <w:lsdException w:name="List Table 3 Accent 3" w:uiPriority="48"/>
+    <w:lsdException w:name="List Table 4 Accent 3" w:uiPriority="49"/>
+    <w:lsdException w:name="List Table 5 Dark Accent 3" w:uiPriority="50"/>
+    <w:lsdException w:name="List Table 6 Colorful Accent 3" w:uiPriority="51"/>
+    <w:lsdException w:name="List Table 7 Colorful Accent 3" w:uiPriority="52"/>
+    <w:lsdException w:name="List Table 1 Light Accent 4" w:uiPriority="46"/>
+    <w:lsdException w:name="List Table 2 Accent 4" w:uiPriority="47"/>
+    <w:lsdException w:name="List Table 3 Accent 4" w:uiPriority="48"/>
+    <w:lsdException w:name="List Table 4 Accent 4" w:uiPriority="49"/>
+    <w:lsdException w:name="List Table 5 Dark Accent 4" w:uiPriority="50"/>
+    <w:lsdException w:name="List Table 6 Colorful Accent 4" w:uiPriority="51"/>
+    <w:lsdException w:name="List Table 7 Colorful Accent 4" w:uiPriority="52"/>
+    <w:lsdException w:name="List Table 1 Light Accent 5" w:uiPriority="46"/>
+    <w:lsdException w:name="List Table 2 Accent 5" w:uiPriority="47"/>
+    <w:lsdException w:name="List Table 3 Accent 5" w:uiPriority="48"/>
+    <w:lsdException w:name="List Table 4 Accent 5" w:uiPriority="49"/>
+    <w:lsdException w:name="List Table 5 Dark Accent 5" w:uiPriority="50"/>
+    <w:lsdException w:name="List Table 6 Colorful Accent 5" w:uiPriority="51"/>
+    <w:lsdException w:name="List Table 7 Colorful Accent 5" w:uiPriority="52"/>
+    <w:lsdException w:name="List Table 1 Light Accent 6" w:uiPriority="46"/>
+    <w:lsdException w:name="List Table 2 Accent 6" w:uiPriority="47"/>
+    <w:lsdException w:name="List Table 3 Accent 6" w:uiPriority="48"/>
+    <w:lsdException w:name="List Table 4 Accent 6" w:uiPriority="49"/>
+    <w:lsdException w:name="List Table 5 Dark Accent 6" w:uiPriority="50"/>
+    <w:lsdException w:name="List Table 6 Colorful Accent 6" w:uiPriority="51"/>
+    <w:lsdException w:name="List Table 7 Colorful Accent 6" w:uiPriority="52"/>
+    <w:lsdException w:name="Mention" w:semiHidden="1" w:unhideWhenUsed="1"/>
+    <w:lsdException w:name="Smart Hyperlink" w:semiHidden="1" w:unhideWhenUsed="1"/>
+    <w:lsdException w:name="Hashtag" w:semiHidden="1" w:unhideWhenUsed="1"/>
+    <w:lsdException w:name="Unresolved Mention" w:semiHidden="1" w:unhideWhenUsed="1"/>
+    <w:lsdException w:name="Smart Link" w:semiHidden="1" w:unhideWhenUsed="1"/>
   </w:latentStyles>
-  <w:style w:type="paragraph" w:default="1" w:styleId="1">
+  <w:style w:type="paragraph" w:default="1" w:styleId="a">
     <w:name w:val="Normal"/>
     <w:qFormat/>
-    <w:uiPriority w:val="0"/>
     <w:pPr>
       <w:widowControl w:val="0"/>
-      <w:spacing w:after="160" w:line="278" w:lineRule="auto"/>
     </w:pPr>
     <w:rPr>
-      <w:rFonts w:asciiTheme="minorHAnsi" w:hAnsiTheme="minorHAnsi" w:eastAsiaTheme="minorEastAsia" w:cstheme="minorBidi"/>
+      <w:rFonts w:asciiTheme="minorHAnsi" w:eastAsiaTheme="minorEastAsia" w:hAnsiTheme="minorHAnsi" w:cstheme="minorBidi"/>
       <w:kern w:val="2"/>
       <w:sz w:val="24"/>
       <w:szCs w:val="24"/>
-      <w:lang w:val="en-US" w:eastAsia="zh-TW" w:bidi="ar-SA"/>
       <w14:ligatures w14:val="standardContextual"/>
     </w:rPr>
   </w:style>
-  <w:style w:type="paragraph" w:styleId="2">
+  <w:style w:type="paragraph" w:styleId="1">
     <w:name w:val="heading 1"/>
-    <w:basedOn w:val="1"/>
-    <w:next w:val="1"/>
-    <w:link w:val="19"/>
-    <w:qFormat/>
+    <w:basedOn w:val="a"/>
+    <w:next w:val="a"/>
+    <w:link w:val="10"/>
     <w:uiPriority w:val="9"/>
+    <w:qFormat/>
     <w:pPr>
       <w:keepNext/>
       <w:keepLines/>
@@ -1303,20 +1625,20 @@
       <w:outlineLvl w:val="0"/>
     </w:pPr>
     <w:rPr>
-      <w:rFonts w:asciiTheme="majorHAnsi" w:hAnsiTheme="majorHAnsi" w:eastAsiaTheme="majorEastAsia" w:cstheme="majorBidi"/>
-      <w:color w:val="104862" w:themeColor="accent1" w:themeShade="BF"/>
+      <w:rFonts w:asciiTheme="majorHAnsi" w:eastAsiaTheme="majorEastAsia" w:hAnsiTheme="majorHAnsi" w:cstheme="majorBidi"/>
+      <w:color w:val="0F4761" w:themeColor="accent1" w:themeShade="BF"/>
       <w:sz w:val="48"/>
       <w:szCs w:val="48"/>
     </w:rPr>
   </w:style>
-  <w:style w:type="paragraph" w:styleId="3">
+  <w:style w:type="paragraph" w:styleId="2">
     <w:name w:val="heading 2"/>
-    <w:basedOn w:val="1"/>
-    <w:next w:val="1"/>
+    <w:basedOn w:val="a"/>
+    <w:next w:val="a"/>
     <w:link w:val="20"/>
+    <w:uiPriority w:val="9"/>
     <w:unhideWhenUsed/>
     <w:qFormat/>
-    <w:uiPriority w:val="9"/>
     <w:pPr>
       <w:keepNext/>
       <w:keepLines/>
@@ -1324,20 +1646,20 @@
       <w:outlineLvl w:val="1"/>
     </w:pPr>
     <w:rPr>
-      <w:rFonts w:asciiTheme="majorHAnsi" w:hAnsiTheme="majorHAnsi" w:eastAsiaTheme="majorEastAsia" w:cstheme="majorBidi"/>
-      <w:color w:val="104862" w:themeColor="accent1" w:themeShade="BF"/>
+      <w:rFonts w:asciiTheme="majorHAnsi" w:eastAsiaTheme="majorEastAsia" w:hAnsiTheme="majorHAnsi" w:cstheme="majorBidi"/>
+      <w:color w:val="0F4761" w:themeColor="accent1" w:themeShade="BF"/>
       <w:sz w:val="40"/>
       <w:szCs w:val="40"/>
     </w:rPr>
   </w:style>
-  <w:style w:type="paragraph" w:styleId="4">
+  <w:style w:type="paragraph" w:styleId="3">
     <w:name w:val="heading 3"/>
-    <w:basedOn w:val="1"/>
-    <w:next w:val="1"/>
-    <w:link w:val="21"/>
+    <w:basedOn w:val="a"/>
+    <w:next w:val="a"/>
+    <w:link w:val="30"/>
+    <w:uiPriority w:val="9"/>
     <w:unhideWhenUsed/>
     <w:qFormat/>
-    <w:uiPriority w:val="9"/>
     <w:pPr>
       <w:keepNext/>
       <w:keepLines/>
@@ -1346,19 +1668,19 @@
     </w:pPr>
     <w:rPr>
       <w:rFonts w:eastAsiaTheme="majorEastAsia" w:cstheme="majorBidi"/>
-      <w:color w:val="104862" w:themeColor="accent1" w:themeShade="BF"/>
+      <w:color w:val="0F4761" w:themeColor="accent1" w:themeShade="BF"/>
       <w:sz w:val="32"/>
       <w:szCs w:val="32"/>
     </w:rPr>
   </w:style>
-  <w:style w:type="paragraph" w:styleId="5">
+  <w:style w:type="paragraph" w:styleId="4">
     <w:name w:val="heading 4"/>
-    <w:basedOn w:val="1"/>
-    <w:next w:val="1"/>
-    <w:link w:val="22"/>
+    <w:basedOn w:val="a"/>
+    <w:next w:val="a"/>
+    <w:link w:val="40"/>
+    <w:uiPriority w:val="9"/>
     <w:unhideWhenUsed/>
     <w:qFormat/>
-    <w:uiPriority w:val="9"/>
     <w:pPr>
       <w:keepNext/>
       <w:keepLines/>
@@ -1367,19 +1689,19 @@
     </w:pPr>
     <w:rPr>
       <w:rFonts w:eastAsiaTheme="majorEastAsia" w:cstheme="majorBidi"/>
-      <w:color w:val="104862" w:themeColor="accent1" w:themeShade="BF"/>
+      <w:color w:val="0F4761" w:themeColor="accent1" w:themeShade="BF"/>
       <w:sz w:val="28"/>
       <w:szCs w:val="28"/>
     </w:rPr>
   </w:style>
-  <w:style w:type="paragraph" w:styleId="6">
+  <w:style w:type="paragraph" w:styleId="5">
     <w:name w:val="heading 5"/>
-    <w:basedOn w:val="1"/>
-    <w:next w:val="1"/>
-    <w:link w:val="23"/>
+    <w:basedOn w:val="a"/>
+    <w:next w:val="a"/>
+    <w:link w:val="50"/>
+    <w:uiPriority w:val="9"/>
     <w:unhideWhenUsed/>
     <w:qFormat/>
-    <w:uiPriority w:val="9"/>
     <w:pPr>
       <w:keepNext/>
       <w:keepLines/>
@@ -1388,17 +1710,17 @@
     </w:pPr>
     <w:rPr>
       <w:rFonts w:eastAsiaTheme="majorEastAsia" w:cstheme="majorBidi"/>
-      <w:color w:val="104862" w:themeColor="accent1" w:themeShade="BF"/>
-    </w:rPr>
-  </w:style>
-  <w:style w:type="paragraph" w:styleId="7">
+      <w:color w:val="0F4761" w:themeColor="accent1" w:themeShade="BF"/>
+    </w:rPr>
+  </w:style>
+  <w:style w:type="paragraph" w:styleId="6">
     <w:name w:val="heading 6"/>
-    <w:basedOn w:val="1"/>
-    <w:next w:val="1"/>
-    <w:link w:val="24"/>
+    <w:basedOn w:val="a"/>
+    <w:next w:val="a"/>
+    <w:link w:val="60"/>
+    <w:uiPriority w:val="9"/>
     <w:unhideWhenUsed/>
     <w:qFormat/>
-    <w:uiPriority w:val="9"/>
     <w:pPr>
       <w:keepNext/>
       <w:keepLines/>
@@ -1408,113 +1730,80 @@
     <w:rPr>
       <w:rFonts w:eastAsiaTheme="majorEastAsia" w:cstheme="majorBidi"/>
       <w:color w:val="595959" w:themeColor="text1" w:themeTint="A6"/>
-      <w14:textFill>
-        <w14:solidFill>
-          <w14:schemeClr w14:val="tx1">
-            <w14:lumMod w14:val="65000"/>
-            <w14:lumOff w14:val="35000"/>
-          </w14:schemeClr>
-        </w14:solidFill>
-      </w14:textFill>
-    </w:rPr>
-  </w:style>
-  <w:style w:type="paragraph" w:styleId="8">
+    </w:rPr>
+  </w:style>
+  <w:style w:type="paragraph" w:styleId="7">
     <w:name w:val="heading 7"/>
-    <w:basedOn w:val="1"/>
-    <w:next w:val="1"/>
-    <w:link w:val="25"/>
+    <w:basedOn w:val="a"/>
+    <w:next w:val="a"/>
+    <w:link w:val="70"/>
+    <w:uiPriority w:val="9"/>
     <w:unhideWhenUsed/>
     <w:qFormat/>
-    <w:uiPriority w:val="9"/>
     <w:pPr>
       <w:keepNext/>
       <w:keepLines/>
       <w:spacing w:before="40" w:after="0"/>
-      <w:ind w:left="100" w:leftChars="100"/>
+      <w:ind w:leftChars="100" w:left="100"/>
       <w:outlineLvl w:val="6"/>
     </w:pPr>
     <w:rPr>
       <w:rFonts w:eastAsiaTheme="majorEastAsia" w:cstheme="majorBidi"/>
       <w:color w:val="595959" w:themeColor="text1" w:themeTint="A6"/>
-      <w14:textFill>
-        <w14:solidFill>
-          <w14:schemeClr w14:val="tx1">
-            <w14:lumMod w14:val="65000"/>
-            <w14:lumOff w14:val="35000"/>
-          </w14:schemeClr>
-        </w14:solidFill>
-      </w14:textFill>
-    </w:rPr>
-  </w:style>
-  <w:style w:type="paragraph" w:styleId="9">
+    </w:rPr>
+  </w:style>
+  <w:style w:type="paragraph" w:styleId="8">
     <w:name w:val="heading 8"/>
-    <w:basedOn w:val="1"/>
-    <w:next w:val="1"/>
-    <w:link w:val="26"/>
+    <w:basedOn w:val="a"/>
+    <w:next w:val="a"/>
+    <w:link w:val="80"/>
+    <w:uiPriority w:val="9"/>
     <w:unhideWhenUsed/>
     <w:qFormat/>
-    <w:uiPriority w:val="9"/>
     <w:pPr>
       <w:keepNext/>
       <w:keepLines/>
       <w:spacing w:before="40" w:after="0"/>
-      <w:ind w:left="200" w:leftChars="200"/>
+      <w:ind w:leftChars="200" w:left="200"/>
       <w:outlineLvl w:val="7"/>
     </w:pPr>
     <w:rPr>
       <w:rFonts w:eastAsiaTheme="majorEastAsia" w:cstheme="majorBidi"/>
       <w:color w:val="262626" w:themeColor="text1" w:themeTint="D9"/>
-      <w14:textFill>
-        <w14:solidFill>
-          <w14:schemeClr w14:val="tx1">
-            <w14:lumMod w14:val="85000"/>
-            <w14:lumOff w14:val="15000"/>
-          </w14:schemeClr>
-        </w14:solidFill>
-      </w14:textFill>
-    </w:rPr>
-  </w:style>
-  <w:style w:type="paragraph" w:styleId="10">
+    </w:rPr>
+  </w:style>
+  <w:style w:type="paragraph" w:styleId="9">
     <w:name w:val="heading 9"/>
-    <w:basedOn w:val="1"/>
-    <w:next w:val="1"/>
-    <w:link w:val="27"/>
+    <w:basedOn w:val="a"/>
+    <w:next w:val="a"/>
+    <w:link w:val="90"/>
+    <w:uiPriority w:val="9"/>
     <w:unhideWhenUsed/>
     <w:qFormat/>
-    <w:uiPriority w:val="9"/>
     <w:pPr>
       <w:keepNext/>
       <w:keepLines/>
       <w:spacing w:before="40" w:after="0"/>
-      <w:ind w:left="300" w:leftChars="300"/>
+      <w:ind w:leftChars="300" w:left="300"/>
       <w:outlineLvl w:val="8"/>
     </w:pPr>
     <w:rPr>
       <w:rFonts w:eastAsiaTheme="majorEastAsia" w:cstheme="majorBidi"/>
       <w:color w:val="262626" w:themeColor="text1" w:themeTint="D9"/>
-      <w14:textFill>
-        <w14:solidFill>
-          <w14:schemeClr w14:val="tx1">
-            <w14:lumMod w14:val="85000"/>
-            <w14:lumOff w14:val="15000"/>
-          </w14:schemeClr>
-        </w14:solidFill>
-      </w14:textFill>
-    </w:rPr>
-  </w:style>
-  <w:style w:type="character" w:default="1" w:styleId="15">
+    </w:rPr>
+  </w:style>
+  <w:style w:type="character" w:default="1" w:styleId="a0">
     <w:name w:val="Default Paragraph Font"/>
+    <w:uiPriority w:val="1"/>
     <w:unhideWhenUsed/>
-    <w:qFormat/>
-    <w:uiPriority w:val="1"/>
-  </w:style>
-  <w:style w:type="table" w:default="1" w:styleId="18">
+  </w:style>
+  <w:style w:type="table" w:default="1" w:styleId="a1">
     <w:name w:val="Normal Table"/>
+    <w:uiPriority w:val="99"/>
+    <w:semiHidden/>
     <w:unhideWhenUsed/>
-    <w:qFormat/>
-    <w:uiPriority w:val="99"/>
     <w:tblPr>
-      <w:tblLayout w:type="fixed"/>
+      <w:tblInd w:w="0" w:type="dxa"/>
       <w:tblCellMar>
         <w:top w:w="0" w:type="dxa"/>
         <w:left w:w="108" w:type="dxa"/>
@@ -1523,13 +1812,19 @@
       </w:tblCellMar>
     </w:tblPr>
   </w:style>
-  <w:style w:type="paragraph" w:styleId="11">
+  <w:style w:type="numbering" w:default="1" w:styleId="a2">
+    <w:name w:val="No List"/>
+    <w:uiPriority w:val="99"/>
+    <w:semiHidden/>
+    <w:unhideWhenUsed/>
+  </w:style>
+  <w:style w:type="paragraph" w:styleId="a3">
     <w:name w:val="header"/>
-    <w:basedOn w:val="1"/>
-    <w:link w:val="37"/>
+    <w:basedOn w:val="a"/>
+    <w:link w:val="a4"/>
+    <w:uiPriority w:val="99"/>
     <w:unhideWhenUsed/>
     <w:qFormat/>
-    <w:uiPriority w:val="99"/>
     <w:pPr>
       <w:tabs>
         <w:tab w:val="center" w:pos="4153"/>
@@ -1542,59 +1837,51 @@
       <w:szCs w:val="20"/>
     </w:rPr>
   </w:style>
-  <w:style w:type="paragraph" w:styleId="12">
+  <w:style w:type="paragraph" w:styleId="a5">
     <w:name w:val="Subtitle"/>
-    <w:basedOn w:val="1"/>
-    <w:next w:val="1"/>
-    <w:link w:val="29"/>
-    <w:qFormat/>
+    <w:basedOn w:val="a"/>
+    <w:next w:val="a"/>
+    <w:link w:val="a6"/>
     <w:uiPriority w:val="11"/>
+    <w:qFormat/>
     <w:pPr>
       <w:jc w:val="center"/>
     </w:pPr>
     <w:rPr>
-      <w:rFonts w:asciiTheme="majorHAnsi" w:hAnsiTheme="majorHAnsi" w:eastAsiaTheme="majorEastAsia" w:cstheme="majorBidi"/>
+      <w:rFonts w:asciiTheme="majorHAnsi" w:eastAsiaTheme="majorEastAsia" w:hAnsiTheme="majorHAnsi" w:cstheme="majorBidi"/>
       <w:color w:val="595959" w:themeColor="text1" w:themeTint="A6"/>
       <w:spacing w:val="15"/>
       <w:sz w:val="28"/>
       <w:szCs w:val="28"/>
-      <w14:textFill>
-        <w14:solidFill>
-          <w14:schemeClr w14:val="tx1">
-            <w14:lumMod w14:val="65000"/>
-            <w14:lumOff w14:val="35000"/>
-          </w14:schemeClr>
-        </w14:solidFill>
-      </w14:textFill>
-    </w:rPr>
-  </w:style>
-  <w:style w:type="paragraph" w:styleId="13">
+    </w:rPr>
+  </w:style>
+  <w:style w:type="paragraph" w:styleId="a7">
     <w:name w:val="Title"/>
-    <w:basedOn w:val="1"/>
-    <w:next w:val="1"/>
-    <w:link w:val="28"/>
-    <w:qFormat/>
+    <w:basedOn w:val="a"/>
+    <w:next w:val="a"/>
+    <w:link w:val="a8"/>
     <w:uiPriority w:val="10"/>
+    <w:qFormat/>
     <w:pPr>
       <w:spacing w:after="80" w:line="240" w:lineRule="auto"/>
       <w:contextualSpacing/>
       <w:jc w:val="center"/>
     </w:pPr>
     <w:rPr>
-      <w:rFonts w:asciiTheme="majorHAnsi" w:hAnsiTheme="majorHAnsi" w:eastAsiaTheme="majorEastAsia" w:cstheme="majorBidi"/>
+      <w:rFonts w:asciiTheme="majorHAnsi" w:eastAsiaTheme="majorEastAsia" w:hAnsiTheme="majorHAnsi" w:cstheme="majorBidi"/>
       <w:spacing w:val="-10"/>
       <w:kern w:val="28"/>
       <w:sz w:val="56"/>
       <w:szCs w:val="56"/>
     </w:rPr>
   </w:style>
-  <w:style w:type="paragraph" w:styleId="14">
+  <w:style w:type="paragraph" w:styleId="a9">
     <w:name w:val="footer"/>
-    <w:basedOn w:val="1"/>
-    <w:link w:val="38"/>
+    <w:basedOn w:val="a"/>
+    <w:link w:val="aa"/>
+    <w:uiPriority w:val="99"/>
     <w:unhideWhenUsed/>
     <w:qFormat/>
-    <w:uiPriority w:val="99"/>
     <w:pPr>
       <w:tabs>
         <w:tab w:val="center" w:pos="4153"/>
@@ -1607,228 +1894,178 @@
       <w:szCs w:val="20"/>
     </w:rPr>
   </w:style>
-  <w:style w:type="character" w:styleId="16">
+  <w:style w:type="character" w:styleId="ab">
     <w:name w:val="Hyperlink"/>
-    <w:basedOn w:val="15"/>
+    <w:basedOn w:val="a0"/>
+    <w:uiPriority w:val="99"/>
     <w:unhideWhenUsed/>
     <w:qFormat/>
-    <w:uiPriority w:val="99"/>
     <w:rPr>
       <w:color w:val="467886" w:themeColor="hyperlink"/>
       <w:u w:val="single"/>
-      <w14:textFill>
-        <w14:solidFill>
-          <w14:schemeClr w14:val="hlink"/>
-        </w14:solidFill>
-      </w14:textFill>
-    </w:rPr>
-  </w:style>
-  <w:style w:type="character" w:styleId="17">
+    </w:rPr>
+  </w:style>
+  <w:style w:type="character" w:styleId="ac">
     <w:name w:val="FollowedHyperlink"/>
-    <w:basedOn w:val="15"/>
+    <w:basedOn w:val="a0"/>
+    <w:uiPriority w:val="99"/>
     <w:unhideWhenUsed/>
     <w:qFormat/>
-    <w:uiPriority w:val="99"/>
     <w:rPr>
       <w:color w:val="96607D" w:themeColor="followedHyperlink"/>
       <w:u w:val="single"/>
-      <w14:textFill>
-        <w14:solidFill>
-          <w14:schemeClr w14:val="folHlink"/>
-        </w14:solidFill>
-      </w14:textFill>
-    </w:rPr>
-  </w:style>
-  <w:style w:type="character" w:customStyle="1" w:styleId="19">
+    </w:rPr>
+  </w:style>
+  <w:style w:type="character" w:customStyle="1" w:styleId="10">
     <w:name w:val="標題 1 字元"/>
-    <w:basedOn w:val="15"/>
-    <w:link w:val="2"/>
-    <w:qFormat/>
+    <w:basedOn w:val="a0"/>
+    <w:link w:val="1"/>
     <w:uiPriority w:val="9"/>
-    <w:rPr>
-      <w:rFonts w:asciiTheme="majorHAnsi" w:hAnsiTheme="majorHAnsi" w:eastAsiaTheme="majorEastAsia" w:cstheme="majorBidi"/>
-      <w:color w:val="104862" w:themeColor="accent1" w:themeShade="BF"/>
+    <w:qFormat/>
+    <w:rPr>
+      <w:rFonts w:asciiTheme="majorHAnsi" w:eastAsiaTheme="majorEastAsia" w:hAnsiTheme="majorHAnsi" w:cstheme="majorBidi"/>
+      <w:color w:val="0F4761" w:themeColor="accent1" w:themeShade="BF"/>
       <w:sz w:val="48"/>
       <w:szCs w:val="48"/>
     </w:rPr>
   </w:style>
   <w:style w:type="character" w:customStyle="1" w:styleId="20">
     <w:name w:val="標題 2 字元"/>
-    <w:basedOn w:val="15"/>
-    <w:link w:val="3"/>
+    <w:basedOn w:val="a0"/>
+    <w:link w:val="2"/>
+    <w:uiPriority w:val="9"/>
     <w:semiHidden/>
     <w:qFormat/>
-    <w:uiPriority w:val="9"/>
-    <w:rPr>
-      <w:rFonts w:asciiTheme="majorHAnsi" w:hAnsiTheme="majorHAnsi" w:eastAsiaTheme="majorEastAsia" w:cstheme="majorBidi"/>
-      <w:color w:val="104862" w:themeColor="accent1" w:themeShade="BF"/>
+    <w:rPr>
+      <w:rFonts w:asciiTheme="majorHAnsi" w:eastAsiaTheme="majorEastAsia" w:hAnsiTheme="majorHAnsi" w:cstheme="majorBidi"/>
+      <w:color w:val="0F4761" w:themeColor="accent1" w:themeShade="BF"/>
       <w:sz w:val="40"/>
       <w:szCs w:val="40"/>
     </w:rPr>
   </w:style>
-  <w:style w:type="character" w:customStyle="1" w:styleId="21">
+  <w:style w:type="character" w:customStyle="1" w:styleId="30">
     <w:name w:val="標題 3 字元"/>
-    <w:basedOn w:val="15"/>
-    <w:link w:val="4"/>
+    <w:basedOn w:val="a0"/>
+    <w:link w:val="3"/>
+    <w:uiPriority w:val="9"/>
     <w:semiHidden/>
     <w:qFormat/>
-    <w:uiPriority w:val="9"/>
     <w:rPr>
       <w:rFonts w:eastAsiaTheme="majorEastAsia" w:cstheme="majorBidi"/>
-      <w:color w:val="104862" w:themeColor="accent1" w:themeShade="BF"/>
+      <w:color w:val="0F4761" w:themeColor="accent1" w:themeShade="BF"/>
       <w:sz w:val="32"/>
       <w:szCs w:val="32"/>
     </w:rPr>
   </w:style>
-  <w:style w:type="character" w:customStyle="1" w:styleId="22">
+  <w:style w:type="character" w:customStyle="1" w:styleId="40">
     <w:name w:val="標題 4 字元"/>
-    <w:basedOn w:val="15"/>
-    <w:link w:val="5"/>
+    <w:basedOn w:val="a0"/>
+    <w:link w:val="4"/>
+    <w:uiPriority w:val="9"/>
     <w:semiHidden/>
     <w:qFormat/>
-    <w:uiPriority w:val="9"/>
     <w:rPr>
       <w:rFonts w:eastAsiaTheme="majorEastAsia" w:cstheme="majorBidi"/>
-      <w:color w:val="104862" w:themeColor="accent1" w:themeShade="BF"/>
+      <w:color w:val="0F4761" w:themeColor="accent1" w:themeShade="BF"/>
       <w:sz w:val="28"/>
       <w:szCs w:val="28"/>
     </w:rPr>
   </w:style>
-  <w:style w:type="character" w:customStyle="1" w:styleId="23">
+  <w:style w:type="character" w:customStyle="1" w:styleId="50">
     <w:name w:val="標題 5 字元"/>
-    <w:basedOn w:val="15"/>
+    <w:basedOn w:val="a0"/>
+    <w:link w:val="5"/>
+    <w:uiPriority w:val="9"/>
+    <w:semiHidden/>
+    <w:qFormat/>
+    <w:rPr>
+      <w:rFonts w:eastAsiaTheme="majorEastAsia" w:cstheme="majorBidi"/>
+      <w:color w:val="0F4761" w:themeColor="accent1" w:themeShade="BF"/>
+    </w:rPr>
+  </w:style>
+  <w:style w:type="character" w:customStyle="1" w:styleId="60">
+    <w:name w:val="標題 6 字元"/>
+    <w:basedOn w:val="a0"/>
     <w:link w:val="6"/>
+    <w:uiPriority w:val="9"/>
     <w:semiHidden/>
     <w:qFormat/>
-    <w:uiPriority w:val="9"/>
-    <w:rPr>
-      <w:rFonts w:eastAsiaTheme="majorEastAsia" w:cstheme="majorBidi"/>
-      <w:color w:val="104862" w:themeColor="accent1" w:themeShade="BF"/>
-    </w:rPr>
-  </w:style>
-  <w:style w:type="character" w:customStyle="1" w:styleId="24">
-    <w:name w:val="標題 6 字元"/>
-    <w:basedOn w:val="15"/>
-    <w:link w:val="7"/>
-    <w:semiHidden/>
-    <w:qFormat/>
-    <w:uiPriority w:val="9"/>
     <w:rPr>
       <w:rFonts w:eastAsiaTheme="majorEastAsia" w:cstheme="majorBidi"/>
       <w:color w:val="595959" w:themeColor="text1" w:themeTint="A6"/>
-      <w14:textFill>
-        <w14:solidFill>
-          <w14:schemeClr w14:val="tx1">
-            <w14:lumMod w14:val="65000"/>
-            <w14:lumOff w14:val="35000"/>
-          </w14:schemeClr>
-        </w14:solidFill>
-      </w14:textFill>
-    </w:rPr>
-  </w:style>
-  <w:style w:type="character" w:customStyle="1" w:styleId="25">
+    </w:rPr>
+  </w:style>
+  <w:style w:type="character" w:customStyle="1" w:styleId="70">
     <w:name w:val="標題 7 字元"/>
-    <w:basedOn w:val="15"/>
-    <w:link w:val="8"/>
+    <w:basedOn w:val="a0"/>
+    <w:link w:val="7"/>
+    <w:uiPriority w:val="9"/>
     <w:semiHidden/>
     <w:qFormat/>
-    <w:uiPriority w:val="9"/>
     <w:rPr>
       <w:rFonts w:eastAsiaTheme="majorEastAsia" w:cstheme="majorBidi"/>
       <w:color w:val="595959" w:themeColor="text1" w:themeTint="A6"/>
-      <w14:textFill>
-        <w14:solidFill>
-          <w14:schemeClr w14:val="tx1">
-            <w14:lumMod w14:val="65000"/>
-            <w14:lumOff w14:val="35000"/>
-          </w14:schemeClr>
-        </w14:solidFill>
-      </w14:textFill>
-    </w:rPr>
-  </w:style>
-  <w:style w:type="character" w:customStyle="1" w:styleId="26">
+    </w:rPr>
+  </w:style>
+  <w:style w:type="character" w:customStyle="1" w:styleId="80">
     <w:name w:val="標題 8 字元"/>
-    <w:basedOn w:val="15"/>
-    <w:link w:val="9"/>
+    <w:basedOn w:val="a0"/>
+    <w:link w:val="8"/>
+    <w:uiPriority w:val="9"/>
     <w:semiHidden/>
     <w:qFormat/>
-    <w:uiPriority w:val="9"/>
     <w:rPr>
       <w:rFonts w:eastAsiaTheme="majorEastAsia" w:cstheme="majorBidi"/>
       <w:color w:val="262626" w:themeColor="text1" w:themeTint="D9"/>
-      <w14:textFill>
-        <w14:solidFill>
-          <w14:schemeClr w14:val="tx1">
-            <w14:lumMod w14:val="85000"/>
-            <w14:lumOff w14:val="15000"/>
-          </w14:schemeClr>
-        </w14:solidFill>
-      </w14:textFill>
-    </w:rPr>
-  </w:style>
-  <w:style w:type="character" w:customStyle="1" w:styleId="27">
+    </w:rPr>
+  </w:style>
+  <w:style w:type="character" w:customStyle="1" w:styleId="90">
     <w:name w:val="標題 9 字元"/>
-    <w:basedOn w:val="15"/>
-    <w:link w:val="10"/>
+    <w:basedOn w:val="a0"/>
+    <w:link w:val="9"/>
+    <w:uiPriority w:val="9"/>
     <w:semiHidden/>
     <w:qFormat/>
-    <w:uiPriority w:val="9"/>
     <w:rPr>
       <w:rFonts w:eastAsiaTheme="majorEastAsia" w:cstheme="majorBidi"/>
       <w:color w:val="262626" w:themeColor="text1" w:themeTint="D9"/>
-      <w14:textFill>
-        <w14:solidFill>
-          <w14:schemeClr w14:val="tx1">
-            <w14:lumMod w14:val="85000"/>
-            <w14:lumOff w14:val="15000"/>
-          </w14:schemeClr>
-        </w14:solidFill>
-      </w14:textFill>
-    </w:rPr>
-  </w:style>
-  <w:style w:type="character" w:customStyle="1" w:styleId="28">
+    </w:rPr>
+  </w:style>
+  <w:style w:type="character" w:customStyle="1" w:styleId="a8">
     <w:name w:val="標題 字元"/>
-    <w:basedOn w:val="15"/>
-    <w:link w:val="13"/>
-    <w:qFormat/>
+    <w:basedOn w:val="a0"/>
+    <w:link w:val="a7"/>
     <w:uiPriority w:val="10"/>
-    <w:rPr>
-      <w:rFonts w:asciiTheme="majorHAnsi" w:hAnsiTheme="majorHAnsi" w:eastAsiaTheme="majorEastAsia" w:cstheme="majorBidi"/>
+    <w:qFormat/>
+    <w:rPr>
+      <w:rFonts w:asciiTheme="majorHAnsi" w:eastAsiaTheme="majorEastAsia" w:hAnsiTheme="majorHAnsi" w:cstheme="majorBidi"/>
       <w:spacing w:val="-10"/>
       <w:kern w:val="28"/>
       <w:sz w:val="56"/>
       <w:szCs w:val="56"/>
     </w:rPr>
   </w:style>
-  <w:style w:type="character" w:customStyle="1" w:styleId="29">
+  <w:style w:type="character" w:customStyle="1" w:styleId="a6">
     <w:name w:val="副標題 字元"/>
-    <w:basedOn w:val="15"/>
-    <w:link w:val="12"/>
-    <w:qFormat/>
+    <w:basedOn w:val="a0"/>
+    <w:link w:val="a5"/>
     <w:uiPriority w:val="11"/>
-    <w:rPr>
-      <w:rFonts w:asciiTheme="majorHAnsi" w:hAnsiTheme="majorHAnsi" w:eastAsiaTheme="majorEastAsia" w:cstheme="majorBidi"/>
+    <w:qFormat/>
+    <w:rPr>
+      <w:rFonts w:asciiTheme="majorHAnsi" w:eastAsiaTheme="majorEastAsia" w:hAnsiTheme="majorHAnsi" w:cstheme="majorBidi"/>
       <w:color w:val="595959" w:themeColor="text1" w:themeTint="A6"/>
       <w:spacing w:val="15"/>
       <w:sz w:val="28"/>
       <w:szCs w:val="28"/>
-      <w14:textFill>
-        <w14:solidFill>
-          <w14:schemeClr w14:val="tx1">
-            <w14:lumMod w14:val="65000"/>
-            <w14:lumOff w14:val="35000"/>
-          </w14:schemeClr>
-        </w14:solidFill>
-      </w14:textFill>
-    </w:rPr>
-  </w:style>
-  <w:style w:type="paragraph" w:customStyle="1" w:styleId="30">
-    <w:name w:val="Quote"/>
-    <w:basedOn w:val="1"/>
-    <w:next w:val="1"/>
-    <w:link w:val="31"/>
-    <w:qFormat/>
+    </w:rPr>
+  </w:style>
+  <w:style w:type="paragraph" w:customStyle="1" w:styleId="11">
+    <w:name w:val="引文1"/>
+    <w:basedOn w:val="a"/>
+    <w:next w:val="a"/>
+    <w:link w:val="ad"/>
     <w:uiPriority w:val="29"/>
+    <w:qFormat/>
     <w:pPr>
       <w:spacing w:before="160"/>
       <w:jc w:val="center"/>
@@ -1837,68 +2074,52 @@
       <w:i/>
       <w:iCs/>
       <w:color w:val="404040" w:themeColor="text1" w:themeTint="BF"/>
-      <w14:textFill>
-        <w14:solidFill>
-          <w14:schemeClr w14:val="tx1">
-            <w14:lumMod w14:val="75000"/>
-            <w14:lumOff w14:val="25000"/>
-          </w14:schemeClr>
-        </w14:solidFill>
-      </w14:textFill>
-    </w:rPr>
-  </w:style>
-  <w:style w:type="character" w:customStyle="1" w:styleId="31">
+    </w:rPr>
+  </w:style>
+  <w:style w:type="character" w:customStyle="1" w:styleId="ad">
     <w:name w:val="引文 字元"/>
-    <w:basedOn w:val="15"/>
-    <w:link w:val="30"/>
-    <w:qFormat/>
+    <w:basedOn w:val="a0"/>
+    <w:link w:val="11"/>
     <w:uiPriority w:val="29"/>
+    <w:qFormat/>
     <w:rPr>
       <w:i/>
       <w:iCs/>
       <w:color w:val="404040" w:themeColor="text1" w:themeTint="BF"/>
-      <w14:textFill>
-        <w14:solidFill>
-          <w14:schemeClr w14:val="tx1">
-            <w14:lumMod w14:val="75000"/>
-            <w14:lumOff w14:val="25000"/>
-          </w14:schemeClr>
-        </w14:solidFill>
-      </w14:textFill>
-    </w:rPr>
-  </w:style>
-  <w:style w:type="paragraph" w:customStyle="1" w:styleId="32">
-    <w:name w:val="List Paragraph"/>
-    <w:basedOn w:val="1"/>
-    <w:qFormat/>
+    </w:rPr>
+  </w:style>
+  <w:style w:type="paragraph" w:customStyle="1" w:styleId="12">
+    <w:name w:val="清單段落1"/>
+    <w:basedOn w:val="a"/>
     <w:uiPriority w:val="34"/>
+    <w:qFormat/>
     <w:pPr>
       <w:ind w:left="720"/>
       <w:contextualSpacing/>
     </w:pPr>
   </w:style>
-  <w:style w:type="character" w:customStyle="1" w:styleId="33">
-    <w:name w:val="Intense Emphasis"/>
-    <w:basedOn w:val="15"/>
-    <w:qFormat/>
+  <w:style w:type="character" w:customStyle="1" w:styleId="13">
+    <w:name w:val="鮮明強調1"/>
+    <w:basedOn w:val="a0"/>
     <w:uiPriority w:val="21"/>
+    <w:qFormat/>
     <w:rPr>
       <w:i/>
       <w:iCs/>
-      <w:color w:val="104862" w:themeColor="accent1" w:themeShade="BF"/>
-    </w:rPr>
-  </w:style>
-  <w:style w:type="paragraph" w:customStyle="1" w:styleId="34">
-    <w:name w:val="Intense Quote"/>
-    <w:basedOn w:val="1"/>
-    <w:next w:val="1"/>
-    <w:link w:val="35"/>
-    <w:qFormat/>
+      <w:color w:val="0F4761" w:themeColor="accent1" w:themeShade="BF"/>
+    </w:rPr>
+  </w:style>
+  <w:style w:type="paragraph" w:customStyle="1" w:styleId="14">
+    <w:name w:val="鮮明引文1"/>
+    <w:basedOn w:val="a"/>
+    <w:next w:val="a"/>
+    <w:link w:val="ae"/>
     <w:uiPriority w:val="30"/>
+    <w:qFormat/>
     <w:pPr>
       <w:pBdr>
-        <w:top w:val="single" w:color="0F4761" w:themeColor="accent1" w:themeShade="BF" w:sz="4" w:space="10"/>
-        <w:bottom w:val="single" w:color="0F4761" w:themeColor="accent1" w:themeShade="BF" w:sz="4" w:space="10"/>
+        <w:top w:val="single" w:sz="4" w:space="10" w:color="0F4761" w:themeColor="accent1" w:themeShade="BF"/>
+        <w:bottom w:val="single" w:sz="4" w:space="10" w:color="0F4761" w:themeColor="accent1" w:themeShade="BF"/>
       </w:pBdr>
       <w:spacing w:before="360" w:after="360"/>
       <w:ind w:left="864" w:right="864"/>
@@ -1907,62 +2128,62 @@
     <w:rPr>
       <w:i/>
       <w:iCs/>
-      <w:color w:val="104862" w:themeColor="accent1" w:themeShade="BF"/>
-    </w:rPr>
-  </w:style>
-  <w:style w:type="character" w:customStyle="1" w:styleId="35">
+      <w:color w:val="0F4761" w:themeColor="accent1" w:themeShade="BF"/>
+    </w:rPr>
+  </w:style>
+  <w:style w:type="character" w:customStyle="1" w:styleId="ae">
     <w:name w:val="鮮明引文 字元"/>
-    <w:basedOn w:val="15"/>
-    <w:link w:val="34"/>
-    <w:qFormat/>
+    <w:basedOn w:val="a0"/>
+    <w:link w:val="14"/>
     <w:uiPriority w:val="30"/>
+    <w:qFormat/>
     <w:rPr>
       <w:i/>
       <w:iCs/>
-      <w:color w:val="104862" w:themeColor="accent1" w:themeShade="BF"/>
-    </w:rPr>
-  </w:style>
-  <w:style w:type="character" w:customStyle="1" w:styleId="36">
-    <w:name w:val="Intense Reference"/>
-    <w:basedOn w:val="15"/>
-    <w:qFormat/>
+      <w:color w:val="0F4761" w:themeColor="accent1" w:themeShade="BF"/>
+    </w:rPr>
+  </w:style>
+  <w:style w:type="character" w:customStyle="1" w:styleId="15">
+    <w:name w:val="鮮明參考1"/>
+    <w:basedOn w:val="a0"/>
     <w:uiPriority w:val="32"/>
+    <w:qFormat/>
     <w:rPr>
       <w:b/>
       <w:bCs/>
       <w:smallCaps/>
-      <w:color w:val="104862" w:themeColor="accent1" w:themeShade="BF"/>
+      <w:color w:val="0F4761" w:themeColor="accent1" w:themeShade="BF"/>
       <w:spacing w:val="5"/>
     </w:rPr>
   </w:style>
-  <w:style w:type="character" w:customStyle="1" w:styleId="37">
+  <w:style w:type="character" w:customStyle="1" w:styleId="a4">
     <w:name w:val="頁首 字元"/>
-    <w:basedOn w:val="15"/>
-    <w:link w:val="11"/>
-    <w:qFormat/>
+    <w:basedOn w:val="a0"/>
+    <w:link w:val="a3"/>
     <w:uiPriority w:val="99"/>
+    <w:qFormat/>
     <w:rPr>
       <w:sz w:val="20"/>
       <w:szCs w:val="20"/>
     </w:rPr>
   </w:style>
-  <w:style w:type="character" w:customStyle="1" w:styleId="38">
+  <w:style w:type="character" w:customStyle="1" w:styleId="aa">
     <w:name w:val="頁尾 字元"/>
-    <w:basedOn w:val="15"/>
-    <w:link w:val="14"/>
-    <w:qFormat/>
+    <w:basedOn w:val="a0"/>
+    <w:link w:val="a9"/>
     <w:uiPriority w:val="99"/>
+    <w:qFormat/>
     <w:rPr>
       <w:sz w:val="20"/>
       <w:szCs w:val="20"/>
     </w:rPr>
   </w:style>
-  <w:style w:type="character" w:customStyle="1" w:styleId="39">
-    <w:name w:val="Unresolved Mention"/>
-    <w:basedOn w:val="15"/>
+  <w:style w:type="character" w:customStyle="1" w:styleId="16">
+    <w:name w:val="未解析的提及1"/>
+    <w:basedOn w:val="a0"/>
+    <w:uiPriority w:val="99"/>
     <w:unhideWhenUsed/>
     <w:qFormat/>
-    <w:uiPriority w:val="99"/>
     <w:rPr>
       <w:color w:val="605E5C"/>
       <w:shd w:val="clear" w:color="auto" w:fill="E1DFDD"/>
@@ -2223,6 +2444,7 @@
     </a:fmtScheme>
   </a:themeElements>
   <a:objectDefaults/>
+  <a:extraClrSchemeLst/>
 </a:theme>
 </file>
 

--- a/文件/競賽的相關東西/成功報名的競賽.docx
+++ b/文件/競賽的相關東西/成功報名的競賽.docx
@@ -486,9 +486,6 @@
           <w:ilvl w:val="0"/>
           <w:numId w:val="1"/>
         </w:numPr>
-        <w:rPr>
-          <w:rFonts w:hint="eastAsia"/>
-        </w:rPr>
       </w:pPr>
       <w:r>
         <w:t>9/24</w:t>
@@ -558,13 +555,7 @@
     <w:p/>
     <w:p/>
     <w:p/>
-    <w:p>
-      <w:pPr>
-        <w:rPr>
-          <w:rFonts w:hint="eastAsia"/>
-        </w:rPr>
-      </w:pPr>
-    </w:p>
+    <w:p/>
     <w:p>
       <w:r>
         <w:rPr>
@@ -841,13 +832,18 @@
     <w:p>
       <w:pPr>
         <w:rPr>
-          <w:rFonts w:hint="eastAsia"/>
+          <w:noProof/>
         </w:rPr>
       </w:pPr>
       <w:r>
         <w:t>innoserve</w:t>
       </w:r>
-      <w:r>
+    </w:p>
+    <w:p>
+      <w:r>
+        <w:rPr>
+          <w:noProof/>
+        </w:rPr>
         <w:drawing>
           <wp:inline distT="0" distB="0" distL="0" distR="0" wp14:anchorId="31946904" wp14:editId="273EDDA2">
             <wp:extent cx="5274310" cy="2543810"/>
@@ -873,6 +869,64 @@
                     <a:xfrm>
                       <a:off x="0" y="0"/>
                       <a:ext cx="5274310" cy="2543810"/>
+                    </a:xfrm>
+                    <a:prstGeom prst="rect">
+                      <a:avLst/>
+                    </a:prstGeom>
+                  </pic:spPr>
+                </pic:pic>
+              </a:graphicData>
+            </a:graphic>
+          </wp:inline>
+        </w:drawing>
+      </w:r>
+    </w:p>
+    <w:p/>
+    <w:p/>
+    <w:p>
+      <w:r>
+        <w:rPr>
+          <w:rFonts w:hint="eastAsia"/>
+        </w:rPr>
+        <w:t>新竹縣第四屆青春靚點子全國學生創業挑戰賽</w:t>
+      </w:r>
+    </w:p>
+    <w:p>
+      <w:pPr>
+        <w:rPr>
+          <w:rFonts w:hint="eastAsia"/>
+        </w:rPr>
+      </w:pPr>
+      <w:r>
+        <w:rPr>
+          <w:noProof/>
+          <w14:ligatures w14:val="none"/>
+        </w:rPr>
+        <w:drawing>
+          <wp:inline distT="0" distB="0" distL="0" distR="0" wp14:anchorId="11280DF6" wp14:editId="7667111B">
+            <wp:extent cx="5274310" cy="2965450"/>
+            <wp:effectExtent l="0" t="0" r="2540" b="6350"/>
+            <wp:docPr id="1896502193" name="圖片 1" descr="一張含有 文字, 螢幕擷取畫面, 軟體, 電腦 的圖片&#10;&#10;AI 產生的內容可能不正確。"/>
+            <wp:cNvGraphicFramePr>
+              <a:graphicFrameLocks xmlns:a="http://schemas.openxmlformats.org/drawingml/2006/main" noChangeAspect="1"/>
+            </wp:cNvGraphicFramePr>
+            <a:graphic xmlns:a="http://schemas.openxmlformats.org/drawingml/2006/main">
+              <a:graphicData uri="http://schemas.openxmlformats.org/drawingml/2006/picture">
+                <pic:pic xmlns:pic="http://schemas.openxmlformats.org/drawingml/2006/picture">
+                  <pic:nvPicPr>
+                    <pic:cNvPr id="1896502193" name="圖片 1" descr="一張含有 文字, 螢幕擷取畫面, 軟體, 電腦 的圖片&#10;&#10;AI 產生的內容可能不正確。"/>
+                    <pic:cNvPicPr/>
+                  </pic:nvPicPr>
+                  <pic:blipFill>
+                    <a:blip r:embed="rId18"/>
+                    <a:stretch>
+                      <a:fillRect/>
+                    </a:stretch>
+                  </pic:blipFill>
+                  <pic:spPr>
+                    <a:xfrm>
+                      <a:off x="0" y="0"/>
+                      <a:ext cx="5274310" cy="2965450"/>
                     </a:xfrm>
                     <a:prstGeom prst="rect">
                       <a:avLst/>
@@ -1795,6 +1849,7 @@
   <w:style w:type="character" w:default="1" w:styleId="a0">
     <w:name w:val="Default Paragraph Font"/>
     <w:uiPriority w:val="1"/>
+    <w:semiHidden/>
     <w:unhideWhenUsed/>
   </w:style>
   <w:style w:type="table" w:default="1" w:styleId="a1">

--- a/文件/競賽的相關東西/成功報名的競賽.docx
+++ b/文件/競賽的相關東西/成功報名的競賽.docx
@@ -117,7 +117,7 @@
       </w:r>
     </w:p>
     <w:p>
-      <w:hyperlink r:id="rId6" w:history="1">
+      <w:hyperlink r:id="rId8" w:history="1">
         <w:r>
           <w:rPr>
             <w:rStyle w:val="ab"/>
@@ -133,14 +133,24 @@
         </w:rPr>
         <w:t>我們的檔案：</w:t>
       </w:r>
-      <w:hyperlink r:id="rId7" w:history="1">
-        <w:r>
-          <w:rPr>
-            <w:rStyle w:val="ab"/>
-          </w:rPr>
-          <w:t>https://drive.google.com/drive/folders/1eFdcWarQ4E8lwIQniAxYZ5Rin2Mek0u7?usp=drive_link</w:t>
-        </w:r>
-      </w:hyperlink>
+      <w:r>
+        <w:fldChar w:fldCharType="begin"/>
+      </w:r>
+      <w:r>
+        <w:instrText>HYPERLINK "https://drive.google.com/drive/folders/1eFdcWarQ4E8lwIQniAxYZ5Rin2Mek0u7?usp=drive_link"</w:instrText>
+      </w:r>
+      <w:r>
+        <w:fldChar w:fldCharType="separate"/>
+      </w:r>
+      <w:r>
+        <w:rPr>
+          <w:rStyle w:val="ab"/>
+        </w:rPr>
+        <w:t>https://drive.google.com/drive/folders/1eFdcWarQ4E8lwIQniAxYZ5Rin2Mek0u7?usp=drive_link</w:t>
+      </w:r>
+      <w:r>
+        <w:fldChar w:fldCharType="end"/>
+      </w:r>
     </w:p>
     <w:p>
       <w:r>
@@ -168,7 +178,7 @@
                     </pic:cNvPicPr>
                   </pic:nvPicPr>
                   <pic:blipFill>
-                    <a:blip r:embed="rId8"/>
+                    <a:blip r:embed="rId9"/>
                     <a:stretch>
                       <a:fillRect/>
                     </a:stretch>
@@ -227,7 +237,7 @@
                     </pic:cNvPicPr>
                   </pic:nvPicPr>
                   <pic:blipFill>
-                    <a:blip r:embed="rId9"/>
+                    <a:blip r:embed="rId10"/>
                     <a:stretch>
                       <a:fillRect/>
                     </a:stretch>
@@ -307,14 +317,24 @@
         </w:rPr>
         <w:t>時程皆為暫定，請以</w:t>
       </w:r>
-      <w:hyperlink r:id="rId10" w:tgtFrame="_blank" w:history="1">
-        <w:r>
-          <w:rPr>
-            <w:rStyle w:val="ab"/>
-          </w:rPr>
-          <w:t>【總統盃黑客松】</w:t>
-        </w:r>
-      </w:hyperlink>
+      <w:r>
+        <w:fldChar w:fldCharType="begin"/>
+      </w:r>
+      <w:r>
+        <w:instrText>HYPERLINK "https://bhuntr.com/tw/external-link?url=https%3A%2F%2Fpresidential-hackathon.taiwan.gov.tw%2F" \t "_blank"</w:instrText>
+      </w:r>
+      <w:r>
+        <w:fldChar w:fldCharType="separate"/>
+      </w:r>
+      <w:r>
+        <w:rPr>
+          <w:rStyle w:val="ab"/>
+        </w:rPr>
+        <w:t>【總統盃黑客松】</w:t>
+      </w:r>
+      <w:r>
+        <w:fldChar w:fldCharType="end"/>
+      </w:r>
       <w:r>
         <w:rPr>
           <w:b/>
@@ -835,9 +855,11 @@
           <w:noProof/>
         </w:rPr>
       </w:pPr>
+      <w:proofErr w:type="spellStart"/>
       <w:r>
         <w:t>innoserve</w:t>
       </w:r>
+      <w:proofErr w:type="spellEnd"/>
     </w:p>
     <w:p>
       <w:r>
@@ -892,11 +914,6 @@
       </w:r>
     </w:p>
     <w:p>
-      <w:pPr>
-        <w:rPr>
-          <w:rFonts w:hint="eastAsia"/>
-        </w:rPr>
-      </w:pPr>
       <w:r>
         <w:rPr>
           <w:noProof/>
@@ -939,6 +956,73 @@
         </w:drawing>
       </w:r>
     </w:p>
+    <w:p/>
+    <w:p/>
+    <w:p/>
+    <w:p>
+      <w:pPr>
+        <w:rPr>
+          <w:rFonts w:hint="eastAsia"/>
+        </w:rPr>
+      </w:pPr>
+      <w:r>
+        <w:lastRenderedPageBreak/>
+        <w:t xml:space="preserve">2025 </w:t>
+      </w:r>
+      <w:r>
+        <w:t>年第十屆新創盃</w:t>
+      </w:r>
+      <w:r>
+        <w:t xml:space="preserve"> </w:t>
+      </w:r>
+      <w:r>
+        <w:t>全球大專校院暨高中職創意創新創業企劃競賽</w:t>
+      </w:r>
+    </w:p>
+    <w:p>
+      <w:pPr>
+        <w:rPr>
+          <w:rFonts w:hint="eastAsia"/>
+        </w:rPr>
+      </w:pPr>
+      <w:r>
+        <w:drawing>
+          <wp:inline distT="0" distB="0" distL="0" distR="0" wp14:anchorId="32CD53E5" wp14:editId="4D4DA44F">
+            <wp:extent cx="5274310" cy="2642870"/>
+            <wp:effectExtent l="0" t="0" r="2540" b="5080"/>
+            <wp:docPr id="834784027" name="圖片 1" descr="一張含有 文字, 螢幕擷取畫面, 軟體, 網頁 的圖片&#10;&#10;AI 產生的內容可能不正確。"/>
+            <wp:cNvGraphicFramePr>
+              <a:graphicFrameLocks xmlns:a="http://schemas.openxmlformats.org/drawingml/2006/main" noChangeAspect="1"/>
+            </wp:cNvGraphicFramePr>
+            <a:graphic xmlns:a="http://schemas.openxmlformats.org/drawingml/2006/main">
+              <a:graphicData uri="http://schemas.openxmlformats.org/drawingml/2006/picture">
+                <pic:pic xmlns:pic="http://schemas.openxmlformats.org/drawingml/2006/picture">
+                  <pic:nvPicPr>
+                    <pic:cNvPr id="834784027" name="圖片 1" descr="一張含有 文字, 螢幕擷取畫面, 軟體, 網頁 的圖片&#10;&#10;AI 產生的內容可能不正確。"/>
+                    <pic:cNvPicPr/>
+                  </pic:nvPicPr>
+                  <pic:blipFill>
+                    <a:blip r:embed="rId19"/>
+                    <a:stretch>
+                      <a:fillRect/>
+                    </a:stretch>
+                  </pic:blipFill>
+                  <pic:spPr>
+                    <a:xfrm>
+                      <a:off x="0" y="0"/>
+                      <a:ext cx="5274310" cy="2642870"/>
+                    </a:xfrm>
+                    <a:prstGeom prst="rect">
+                      <a:avLst/>
+                    </a:prstGeom>
+                  </pic:spPr>
+                </pic:pic>
+              </a:graphicData>
+            </a:graphic>
+          </wp:inline>
+        </w:drawing>
+      </w:r>
+    </w:p>
     <w:sectPr>
       <w:pgSz w:w="11906" w:h="16838"/>
       <w:pgMar w:top="1440" w:right="1800" w:bottom="1440" w:left="1800" w:header="851" w:footer="992" w:gutter="0"/>
@@ -947,6 +1031,56 @@
     </w:sectPr>
   </w:body>
 </w:document>
+</file>
+
+<file path=word/endnotes.xml><?xml version="1.0" encoding="utf-8"?>
+<w:endnotes xmlns:wpc="http://schemas.microsoft.com/office/word/2010/wordprocessingCanvas" xmlns:cx="http://schemas.microsoft.com/office/drawing/2014/chartex" xmlns:cx1="http://schemas.microsoft.com/office/drawing/2015/9/8/chartex" xmlns:cx2="http://schemas.microsoft.com/office/drawing/2015/10/21/chartex" xmlns:cx3="http://schemas.microsoft.com/office/drawing/2016/5/9/chartex" xmlns:cx4="http://schemas.microsoft.com/office/drawing/2016/5/10/chartex" xmlns:cx5="http://schemas.microsoft.com/office/drawing/2016/5/11/chartex" xmlns:cx6="http://schemas.microsoft.com/office/drawing/2016/5/12/chartex" xmlns:cx7="http://schemas.microsoft.com/office/drawing/2016/5/13/chartex" xmlns:cx8="http://schemas.microsoft.com/office/drawing/2016/5/14/chartex" xmlns:mc="http://schemas.openxmlformats.org/markup-compatibility/2006" xmlns:aink="http://schemas.microsoft.com/office/drawing/2016/ink" xmlns:am3d="http://schemas.microsoft.com/office/drawing/2017/model3d" xmlns:o="urn:schemas-microsoft-com:office:office" xmlns:oel="http://schemas.microsoft.com/office/2019/extlst" xmlns:r="http://schemas.openxmlformats.org/officeDocument/2006/relationships" xmlns:m="http://schemas.openxmlformats.org/officeDocument/2006/math" xmlns:v="urn:schemas-microsoft-com:vml" xmlns:wp14="http://schemas.microsoft.com/office/word/2010/wordprocessingDrawing" xmlns:wp="http://schemas.openxmlformats.org/drawingml/2006/wordprocessingDrawing" xmlns:w10="urn:schemas-microsoft-com:office:word" xmlns:w="http://schemas.openxmlformats.org/wordprocessingml/2006/main" xmlns:w14="http://schemas.microsoft.com/office/word/2010/wordml" xmlns:w15="http://schemas.microsoft.com/office/word/2012/wordml" xmlns:w16cex="http://schemas.microsoft.com/office/word/2018/wordml/cex" xmlns:w16cid="http://schemas.microsoft.com/office/word/2016/wordml/cid" xmlns:w16="http://schemas.microsoft.com/office/word/2018/wordml" xmlns:w16du="http://schemas.microsoft.com/office/word/2023/wordml/word16du" xmlns:w16sdtdh="http://schemas.microsoft.com/office/word/2020/wordml/sdtdatahash" xmlns:w16sdtfl="http://schemas.microsoft.com/office/word/2024/wordml/sdtformatlock" xmlns:w16se="http://schemas.microsoft.com/office/word/2015/wordml/symex" xmlns:wpg="http://schemas.microsoft.com/office/word/2010/wordprocessingGroup" xmlns:wpi="http://schemas.microsoft.com/office/word/2010/wordprocessingInk" xmlns:wne="http://schemas.microsoft.com/office/word/2006/wordml" xmlns:wps="http://schemas.microsoft.com/office/word/2010/wordprocessingShape" mc:Ignorable="w14 w15 w16se w16cid w16 w16cex w16sdtdh w16sdtfl w16du wp14">
+  <w:endnote w:type="separator" w:id="-1">
+    <w:p>
+      <w:pPr>
+        <w:spacing w:after="0" w:line="240" w:lineRule="auto"/>
+      </w:pPr>
+      <w:r>
+        <w:separator/>
+      </w:r>
+    </w:p>
+  </w:endnote>
+  <w:endnote w:type="continuationSeparator" w:id="0">
+    <w:p>
+      <w:pPr>
+        <w:spacing w:after="0" w:line="240" w:lineRule="auto"/>
+      </w:pPr>
+      <w:r>
+        <w:continuationSeparator/>
+      </w:r>
+    </w:p>
+  </w:endnote>
+</w:endnotes>
+</file>
+
+<file path=word/footnotes.xml><?xml version="1.0" encoding="utf-8"?>
+<w:footnotes xmlns:wpc="http://schemas.microsoft.com/office/word/2010/wordprocessingCanvas" xmlns:cx="http://schemas.microsoft.com/office/drawing/2014/chartex" xmlns:cx1="http://schemas.microsoft.com/office/drawing/2015/9/8/chartex" xmlns:cx2="http://schemas.microsoft.com/office/drawing/2015/10/21/chartex" xmlns:cx3="http://schemas.microsoft.com/office/drawing/2016/5/9/chartex" xmlns:cx4="http://schemas.microsoft.com/office/drawing/2016/5/10/chartex" xmlns:cx5="http://schemas.microsoft.com/office/drawing/2016/5/11/chartex" xmlns:cx6="http://schemas.microsoft.com/office/drawing/2016/5/12/chartex" xmlns:cx7="http://schemas.microsoft.com/office/drawing/2016/5/13/chartex" xmlns:cx8="http://schemas.microsoft.com/office/drawing/2016/5/14/chartex" xmlns:mc="http://schemas.openxmlformats.org/markup-compatibility/2006" xmlns:aink="http://schemas.microsoft.com/office/drawing/2016/ink" xmlns:am3d="http://schemas.microsoft.com/office/drawing/2017/model3d" xmlns:o="urn:schemas-microsoft-com:office:office" xmlns:oel="http://schemas.microsoft.com/office/2019/extlst" xmlns:r="http://schemas.openxmlformats.org/officeDocument/2006/relationships" xmlns:m="http://schemas.openxmlformats.org/officeDocument/2006/math" xmlns:v="urn:schemas-microsoft-com:vml" xmlns:wp14="http://schemas.microsoft.com/office/word/2010/wordprocessingDrawing" xmlns:wp="http://schemas.openxmlformats.org/drawingml/2006/wordprocessingDrawing" xmlns:w10="urn:schemas-microsoft-com:office:word" xmlns:w="http://schemas.openxmlformats.org/wordprocessingml/2006/main" xmlns:w14="http://schemas.microsoft.com/office/word/2010/wordml" xmlns:w15="http://schemas.microsoft.com/office/word/2012/wordml" xmlns:w16cex="http://schemas.microsoft.com/office/word/2018/wordml/cex" xmlns:w16cid="http://schemas.microsoft.com/office/word/2016/wordml/cid" xmlns:w16="http://schemas.microsoft.com/office/word/2018/wordml" xmlns:w16du="http://schemas.microsoft.com/office/word/2023/wordml/word16du" xmlns:w16sdtdh="http://schemas.microsoft.com/office/word/2020/wordml/sdtdatahash" xmlns:w16sdtfl="http://schemas.microsoft.com/office/word/2024/wordml/sdtformatlock" xmlns:w16se="http://schemas.microsoft.com/office/word/2015/wordml/symex" xmlns:wpg="http://schemas.microsoft.com/office/word/2010/wordprocessingGroup" xmlns:wpi="http://schemas.microsoft.com/office/word/2010/wordprocessingInk" xmlns:wne="http://schemas.microsoft.com/office/word/2006/wordml" xmlns:wps="http://schemas.microsoft.com/office/word/2010/wordprocessingShape" mc:Ignorable="w14 w15 w16se w16cid w16 w16cex w16sdtdh w16sdtfl w16du wp14">
+  <w:footnote w:type="separator" w:id="-1">
+    <w:p>
+      <w:pPr>
+        <w:spacing w:after="0" w:line="240" w:lineRule="auto"/>
+      </w:pPr>
+      <w:r>
+        <w:separator/>
+      </w:r>
+    </w:p>
+  </w:footnote>
+  <w:footnote w:type="continuationSeparator" w:id="0">
+    <w:p>
+      <w:pPr>
+        <w:spacing w:after="0" w:line="240" w:lineRule="auto"/>
+      </w:pPr>
+      <w:r>
+        <w:continuationSeparator/>
+      </w:r>
+    </w:p>
+  </w:footnote>
+</w:footnotes>
 </file>
 
 <file path=word/numbering.xml><?xml version="1.0" encoding="utf-8"?>
@@ -1849,7 +1983,6 @@
   <w:style w:type="character" w:default="1" w:styleId="a0">
     <w:name w:val="Default Paragraph Font"/>
     <w:uiPriority w:val="1"/>
-    <w:semiHidden/>
     <w:unhideWhenUsed/>
   </w:style>
   <w:style w:type="table" w:default="1" w:styleId="a1">
